--- a/docs/Ficha_Maestra_Sistema_Fundacion_Amor_de_Cuatro_Patas.docx
+++ b/docs/Ficha_Maestra_Sistema_Fundacion_Amor_de_Cuatro_Patas.docx
@@ -26123,27 +26123,6 @@
         <w:t>Supabase</w:t>
       </w:r>
       <w:proofErr w:type="spellEnd"/>
-      <w:r>
-        <w:t xml:space="preserve">. El procedimiento completo se describe en </w:t>
-      </w:r>
-      <w:proofErr w:type="spellStart"/>
-      <w:r>
-        <w:rPr>
-          <w:rFonts w:ascii="Consolas" w:eastAsia="Consolas" w:hAnsi="Consolas" w:cs="Consolas"/>
-          <w:sz w:val="20"/>
-          <w:szCs w:val="20"/>
-        </w:rPr>
-        <w:t>docs</w:t>
-      </w:r>
-      <w:proofErr w:type="spellEnd"/>
-      <w:r>
-        <w:rPr>
-          <w:rFonts w:ascii="Consolas" w:eastAsia="Consolas" w:hAnsi="Consolas" w:cs="Consolas"/>
-          <w:sz w:val="20"/>
-          <w:szCs w:val="20"/>
-        </w:rPr>
-        <w:t>/DESPLIEGUE.md</w:t>
-      </w:r>
       <w:r>
         <w:t>.</w:t>
       </w:r>

--- a/docs/Ficha_Maestra_Sistema_Fundacion_Amor_de_Cuatro_Patas.docx
+++ b/docs/Ficha_Maestra_Sistema_Fundacion_Amor_de_Cuatro_Patas.docx
@@ -54,15 +54,7 @@
         <w:jc w:val="both"/>
       </w:pPr>
       <w:r>
-        <w:t xml:space="preserve">Este documento es la referencia técnica y académica del proyecto. Describe el problema abordado, las decisiones de diseño y la implementación real del sistema tal como se encuentra en el repositorio: </w:t>
-      </w:r>
-      <w:proofErr w:type="spellStart"/>
-      <w:r>
-        <w:t>frontend</w:t>
-      </w:r>
-      <w:proofErr w:type="spellEnd"/>
-      <w:r>
-        <w:t>, base de datos, funciones del servidor, seguridad, despliegue y pruebas. Cuando una característica está pendiente o fuera del alcance, se indica expresamente.</w:t>
+        <w:t xml:space="preserve">Este documento es la referencia técnica y académica del proyecto. Describe el problema abordado, las decisiones de diseño y la implementación real del sistema tal como se encuentra en el repositorio: frontend, base de datos, funciones del servidor, seguridad, despliegue y pruebas. Cuando una característica está pendiente o fuera del alcance, se indica expresamente.</w:t>
       </w:r>
     </w:p>
     <w:p>
@@ -1031,23 +1023,7 @@
                 <w:sz w:val="19"/>
                 <w:szCs w:val="19"/>
               </w:rPr>
-              <w:t xml:space="preserve">Flujo no lineal con retorno a estados anteriores; devoluciones que conservan el historial; módulo independiente de proyectos de esterilización; difusión sin API de IA (texto base y </w:t>
-            </w:r>
-            <w:proofErr w:type="spellStart"/>
-            <w:r>
-              <w:rPr>
-                <w:sz w:val="19"/>
-                <w:szCs w:val="19"/>
-              </w:rPr>
-              <w:t>prompt</w:t>
-            </w:r>
-            <w:proofErr w:type="spellEnd"/>
-            <w:r>
-              <w:rPr>
-                <w:sz w:val="19"/>
-                <w:szCs w:val="19"/>
-              </w:rPr>
-              <w:t xml:space="preserve"> editable).</w:t>
+              <w:t xml:space="preserve">Flujo no lineal con retorno a estados anteriores; devoluciones que conservan el historial; módulo independiente de proyectos de esterilización; difusión sin API de IA (texto base y prompt editable).</w:t>
             </w:r>
           </w:p>
         </w:tc>
@@ -1110,55 +1086,7 @@
                 <w:sz w:val="19"/>
                 <w:szCs w:val="19"/>
               </w:rPr>
-              <w:t xml:space="preserve">Reglas de proceso implementadas como funciones transaccionales (RPC) en la base de datos; operaciones con credenciales en Edge </w:t>
-            </w:r>
-            <w:proofErr w:type="spellStart"/>
-            <w:r>
-              <w:rPr>
-                <w:sz w:val="19"/>
-                <w:szCs w:val="19"/>
-              </w:rPr>
-              <w:t>Functions</w:t>
-            </w:r>
-            <w:proofErr w:type="spellEnd"/>
-            <w:r>
-              <w:rPr>
-                <w:sz w:val="19"/>
-                <w:szCs w:val="19"/>
-              </w:rPr>
-              <w:t xml:space="preserve">; fotografía principal en </w:t>
-            </w:r>
-            <w:proofErr w:type="spellStart"/>
-            <w:r>
-              <w:rPr>
-                <w:sz w:val="19"/>
-                <w:szCs w:val="19"/>
-              </w:rPr>
-              <w:t>Supabase</w:t>
-            </w:r>
-            <w:proofErr w:type="spellEnd"/>
-            <w:r>
-              <w:rPr>
-                <w:sz w:val="19"/>
-                <w:szCs w:val="19"/>
-              </w:rPr>
-              <w:t xml:space="preserve"> Storage y demás archivos en Google Drive; microchip y Registro Nacional en ambos módulos; recuperación segura de operaciones de varios pasos; privilegios mínimos por tabla y columna; documento de esterilización único por animal, en PDF o imagen y sin reemplazo; recuperación de contraseña; despliegue en </w:t>
-            </w:r>
-            <w:proofErr w:type="spellStart"/>
-            <w:r>
-              <w:rPr>
-                <w:sz w:val="19"/>
-                <w:szCs w:val="19"/>
-              </w:rPr>
-              <w:t>Cloudflare</w:t>
-            </w:r>
-            <w:proofErr w:type="spellEnd"/>
-            <w:r>
-              <w:rPr>
-                <w:sz w:val="19"/>
-                <w:szCs w:val="19"/>
-              </w:rPr>
-              <w:t xml:space="preserve"> Pages.</w:t>
+              <w:t xml:space="preserve">Reglas de proceso implementadas como funciones transaccionales (RPC) en la base de datos; operaciones con credenciales en Edge Functions; fotografía principal en Supabase Storage y demás archivos en Google Drive; microchip y Registro Nacional en ambos módulos; recuperación segura de operaciones de varios pasos; privilegios mínimos por tabla y columna; documento de esterilización único por animal, en PDF o imagen y sin reemplazo; recuperación de contraseña; despliegue en Cloudflare Pages.</w:t>
             </w:r>
           </w:p>
         </w:tc>
@@ -1221,7 +1149,7 @@
                 <w:sz w:val="19"/>
                 <w:szCs w:val="19"/>
               </w:rPr>
-              <w:t xml:space="preserve">Estado de esterilización de los animales, actualización de la identidad visual e importación de la ficha del adoptante. </w:t>
+              <w:t xml:space="preserve">Estado de esterilización de los animales rescatados (</w:t>
             </w:r>
             <w:r>
               <w:rPr>
@@ -1230,14 +1158,30 @@
                 <w:sz w:val="19"/>
                 <w:szCs w:val="19"/>
               </w:rPr>
-              <w:t>Pendientes de implementación</w:t>
-            </w:r>
-            <w:r>
-              <w:rPr>
-                <w:sz w:val="19"/>
-                <w:szCs w:val="19"/>
-              </w:rPr>
-              <w:t xml:space="preserve"> (ver sección 22).</w:t>
+              <w:t xml:space="preserve">implementado</w:t>
+            </w:r>
+            <w:r>
+              <w:rPr>
+                <w:sz w:val="19"/>
+                <w:szCs w:val="19"/>
+              </w:rPr>
+              <w:t xml:space="preserve">); actualización de la identidad visual e importación de la ficha del adoptante (</w:t>
+            </w:r>
+            <w:r>
+              <w:rPr>
+                <w:b/>
+                <w:bCs/>
+                <w:sz w:val="19"/>
+                <w:szCs w:val="19"/>
+              </w:rPr>
+              <w:t xml:space="preserve">pendientes</w:t>
+            </w:r>
+            <w:r>
+              <w:rPr>
+                <w:sz w:val="19"/>
+                <w:szCs w:val="19"/>
+              </w:rPr>
+              <w:t xml:space="preserve">). Ver sección 23.</w:t>
             </w:r>
           </w:p>
         </w:tc>
@@ -1355,15 +1299,7 @@
         <w:jc w:val="both"/>
       </w:pPr>
       <w:r>
-        <w:t xml:space="preserve">Implementar una herramienta de apoyo a la difusión que genere, con información autorizada de la ficha, un texto base y un </w:t>
-      </w:r>
-      <w:proofErr w:type="spellStart"/>
-      <w:r>
-        <w:t>prompt</w:t>
-      </w:r>
-      <w:proofErr w:type="spellEnd"/>
-      <w:r>
-        <w:t xml:space="preserve"> editable para ser usado en herramientas externas.</w:t>
+        <w:t xml:space="preserve">Implementar una herramienta de apoyo a la difusión que genere, con información autorizada de la ficha, un texto base y un prompt editable para ser usado en herramientas externas.</w:t>
       </w:r>
     </w:p>
     <w:p>
@@ -1406,15 +1342,7 @@
         <w:spacing w:after="60"/>
       </w:pPr>
       <w:r>
-        <w:t xml:space="preserve">Acceso con </w:t>
-      </w:r>
-      <w:proofErr w:type="spellStart"/>
-      <w:r>
-        <w:t>Supabase</w:t>
-      </w:r>
-      <w:proofErr w:type="spellEnd"/>
-      <w:r>
-        <w:t xml:space="preserve"> Auth, cuentas por invitación, activación/desactivación y recuperación de contraseña.</w:t>
+        <w:t xml:space="preserve">Acceso con Supabase Auth, cuentas por invitación, activación/desactivación y recuperación de contraseña.</w:t>
       </w:r>
     </w:p>
     <w:p>
@@ -1557,15 +1485,7 @@
         <w:spacing w:after="60"/>
       </w:pPr>
       <w:r>
-        <w:t xml:space="preserve">Apoyo a la difusión: texto base y </w:t>
-      </w:r>
-      <w:proofErr w:type="spellStart"/>
-      <w:r>
-        <w:t>prompt</w:t>
-      </w:r>
-      <w:proofErr w:type="spellEnd"/>
-      <w:r>
-        <w:t xml:space="preserve"> editable.</w:t>
+        <w:t xml:space="preserve">Apoyo a la difusión: texto base y prompt editable.</w:t>
       </w:r>
     </w:p>
     <w:p>
@@ -1687,23 +1607,7 @@
         <w:jc w:val="both"/>
       </w:pPr>
       <w:r>
-        <w:t xml:space="preserve">Integración directa con </w:t>
-      </w:r>
-      <w:proofErr w:type="spellStart"/>
-      <w:r>
-        <w:t>APIs</w:t>
-      </w:r>
-      <w:proofErr w:type="spellEnd"/>
-      <w:r>
-        <w:t xml:space="preserve"> de inteligencia artificial, generación de </w:t>
-      </w:r>
-      <w:proofErr w:type="spellStart"/>
-      <w:r>
-        <w:t>flyers</w:t>
-      </w:r>
-      <w:proofErr w:type="spellEnd"/>
-      <w:r>
-        <w:t xml:space="preserve"> o imágenes y publicación automática en redes sociales.</w:t>
+        <w:t xml:space="preserve">Integración directa con APIs de inteligencia artificial, generación de flyers o imágenes y publicación automática en redes sociales.</w:t>
       </w:r>
     </w:p>
     <w:p>
@@ -2242,7 +2146,7 @@
                 <w:sz w:val="19"/>
                 <w:szCs w:val="19"/>
               </w:rPr>
-              <w:t>Gestionar las fichas de animales (registrar, consultar, actualizar, buscar y filtrar), incluyendo microchip y Registro Nacional, conservando los registros históricos.</w:t>
+              <w:t xml:space="preserve">Gestionar las fichas de animales (registrar, consultar, actualizar, buscar y filtrar), incluyendo microchip, Registro Nacional y estado de esterilización, conservando los registros históricos.</w:t>
             </w:r>
           </w:p>
         </w:tc>
@@ -2687,23 +2591,7 @@
                 <w:sz w:val="19"/>
                 <w:szCs w:val="19"/>
               </w:rPr>
-              <w:t xml:space="preserve">Gestionar el seguimiento </w:t>
-            </w:r>
-            <w:proofErr w:type="spellStart"/>
-            <w:r>
-              <w:rPr>
-                <w:sz w:val="19"/>
-                <w:szCs w:val="19"/>
-              </w:rPr>
-              <w:t>post-adopción</w:t>
-            </w:r>
-            <w:proofErr w:type="spellEnd"/>
-            <w:r>
-              <w:rPr>
-                <w:sz w:val="19"/>
-                <w:szCs w:val="19"/>
-              </w:rPr>
-              <w:t xml:space="preserve"> conservando su historial.</w:t>
+              <w:t xml:space="preserve">Gestionar el seguimiento post-adopción conservando su historial.</w:t>
             </w:r>
           </w:p>
         </w:tc>
@@ -3415,23 +3303,7 @@
                 <w:sz w:val="19"/>
                 <w:szCs w:val="19"/>
               </w:rPr>
-              <w:t xml:space="preserve">Generar un </w:t>
-            </w:r>
-            <w:proofErr w:type="spellStart"/>
-            <w:r>
-              <w:rPr>
-                <w:sz w:val="19"/>
-                <w:szCs w:val="19"/>
-              </w:rPr>
-              <w:t>prompt</w:t>
-            </w:r>
-            <w:proofErr w:type="spellEnd"/>
-            <w:r>
-              <w:rPr>
-                <w:sz w:val="19"/>
-                <w:szCs w:val="19"/>
-              </w:rPr>
-              <w:t xml:space="preserve"> estructurado, editable y copiable para herramientas externas.</w:t>
+              <w:t xml:space="preserve">Generar un prompt estructurado, editable y copiable para herramientas externas.</w:t>
             </w:r>
           </w:p>
         </w:tc>
@@ -4461,23 +4333,7 @@
                 <w:sz w:val="19"/>
                 <w:szCs w:val="19"/>
               </w:rPr>
-              <w:t xml:space="preserve">Uso en computador, </w:t>
-            </w:r>
-            <w:proofErr w:type="spellStart"/>
-            <w:r>
-              <w:rPr>
-                <w:sz w:val="19"/>
-                <w:szCs w:val="19"/>
-              </w:rPr>
-              <w:t>tablet</w:t>
-            </w:r>
-            <w:proofErr w:type="spellEnd"/>
-            <w:r>
-              <w:rPr>
-                <w:sz w:val="19"/>
-                <w:szCs w:val="19"/>
-              </w:rPr>
-              <w:t xml:space="preserve"> y teléfono.</w:t>
+              <w:t xml:space="preserve">Uso en computador, tablet y teléfono.</w:t>
             </w:r>
           </w:p>
         </w:tc>
@@ -4590,21 +4446,12 @@
             <w:pPr>
               <w:jc w:val="both"/>
             </w:pPr>
-            <w:proofErr w:type="spellStart"/>
-            <w:r>
-              <w:rPr>
-                <w:sz w:val="19"/>
-                <w:szCs w:val="19"/>
-              </w:rPr>
-              <w:t>Supabase</w:t>
-            </w:r>
-            <w:proofErr w:type="spellEnd"/>
-            <w:r>
-              <w:rPr>
-                <w:sz w:val="19"/>
-                <w:szCs w:val="19"/>
-              </w:rPr>
-              <w:t xml:space="preserve"> Auth + verificación de perfil activo; ninguna ruta interna se muestra sin sesión activa.</w:t>
+            <w:r>
+              <w:rPr>
+                <w:sz w:val="19"/>
+                <w:szCs w:val="19"/>
+              </w:rPr>
+              <w:t xml:space="preserve">Supabase Auth + verificación de perfil activo; ninguna ruta interna se muestra sin sesión activa.</w:t>
             </w:r>
           </w:p>
         </w:tc>
@@ -5138,41 +4985,8 @@
                 <w:sz w:val="19"/>
                 <w:szCs w:val="19"/>
               </w:rPr>
-              <w:t xml:space="preserve">Secretos solo en Edge </w:t>
-            </w:r>
-            <w:proofErr w:type="spellStart"/>
-            <w:r>
-              <w:rPr>
-                <w:sz w:val="19"/>
-                <w:szCs w:val="19"/>
-              </w:rPr>
-              <w:t>Functions</w:t>
-            </w:r>
-            <w:proofErr w:type="spellEnd"/>
-            <w:r>
-              <w:rPr>
-                <w:sz w:val="19"/>
-                <w:szCs w:val="19"/>
-              </w:rPr>
-              <w:t xml:space="preserve">; el </w:t>
-            </w:r>
-            <w:proofErr w:type="spellStart"/>
-            <w:r>
-              <w:rPr>
-                <w:sz w:val="19"/>
-                <w:szCs w:val="19"/>
-              </w:rPr>
-              <w:t>frontend</w:t>
-            </w:r>
-            <w:proofErr w:type="spellEnd"/>
-            <w:r>
-              <w:rPr>
-                <w:sz w:val="19"/>
-                <w:szCs w:val="19"/>
-              </w:rPr>
-              <w:t xml:space="preserve"> rechaza claves </w:t>
-            </w:r>
-            <w:proofErr w:type="spellStart"/>
+              <w:t xml:space="preserve">Secretos solo en Edge Functions; el frontend rechaza claves </w:t>
+            </w:r>
             <w:r>
               <w:rPr>
                 <w:rFonts w:ascii="Consolas" w:eastAsia="Consolas" w:hAnsi="Consolas" w:cs="Consolas"/>
@@ -5181,7 +4995,6 @@
               </w:rPr>
               <w:t>service_role</w:t>
             </w:r>
-            <w:proofErr w:type="spellEnd"/>
             <w:r>
               <w:rPr>
                 <w:sz w:val="19"/>
@@ -5271,21 +5084,12 @@
             <w:pPr>
               <w:jc w:val="both"/>
             </w:pPr>
-            <w:proofErr w:type="spellStart"/>
-            <w:r>
-              <w:rPr>
-                <w:sz w:val="19"/>
-                <w:szCs w:val="19"/>
-              </w:rPr>
-              <w:t>Supabase</w:t>
-            </w:r>
-            <w:proofErr w:type="spellEnd"/>
-            <w:r>
-              <w:rPr>
-                <w:sz w:val="19"/>
-                <w:szCs w:val="19"/>
-              </w:rPr>
-              <w:t xml:space="preserve"> Storage y Google Drive; la BD guarda rutas e identificadores.</w:t>
+            <w:r>
+              <w:rPr>
+                <w:sz w:val="19"/>
+                <w:szCs w:val="19"/>
+              </w:rPr>
+              <w:t xml:space="preserve">Supabase Storage y Google Drive; la BD guarda rutas e identificadores.</w:t>
             </w:r>
           </w:p>
         </w:tc>
@@ -5369,37 +5173,12 @@
             <w:pPr>
               <w:jc w:val="both"/>
             </w:pPr>
-            <w:proofErr w:type="spellStart"/>
-            <w:r>
-              <w:rPr>
-                <w:sz w:val="19"/>
-                <w:szCs w:val="19"/>
-              </w:rPr>
-              <w:t>Bucket</w:t>
-            </w:r>
-            <w:proofErr w:type="spellEnd"/>
-            <w:r>
-              <w:rPr>
-                <w:sz w:val="19"/>
-                <w:szCs w:val="19"/>
-              </w:rPr>
-              <w:t xml:space="preserve"> privado con </w:t>
-            </w:r>
-            <w:proofErr w:type="spellStart"/>
-            <w:r>
-              <w:rPr>
-                <w:sz w:val="19"/>
-                <w:szCs w:val="19"/>
-              </w:rPr>
-              <w:t>URLs</w:t>
-            </w:r>
-            <w:proofErr w:type="spellEnd"/>
-            <w:r>
-              <w:rPr>
-                <w:sz w:val="19"/>
-                <w:szCs w:val="19"/>
-              </w:rPr>
-              <w:t xml:space="preserve"> firmadas; archivos de Drive privados, nunca "cualquiera con el enlace".</w:t>
+            <w:r>
+              <w:rPr>
+                <w:sz w:val="19"/>
+                <w:szCs w:val="19"/>
+              </w:rPr>
+              <w:t xml:space="preserve">Bucket privado con URLs firmadas; archivos de Drive privados, nunca "cualquiera con el enlace".</w:t>
             </w:r>
           </w:p>
         </w:tc>
@@ -5488,39 +5267,7 @@
                 <w:sz w:val="19"/>
                 <w:szCs w:val="19"/>
               </w:rPr>
-              <w:t xml:space="preserve">Planes gratuitos de </w:t>
-            </w:r>
-            <w:proofErr w:type="spellStart"/>
-            <w:r>
-              <w:rPr>
-                <w:sz w:val="19"/>
-                <w:szCs w:val="19"/>
-              </w:rPr>
-              <w:t>Supabase</w:t>
-            </w:r>
-            <w:proofErr w:type="spellEnd"/>
-            <w:r>
-              <w:rPr>
-                <w:sz w:val="19"/>
-                <w:szCs w:val="19"/>
-              </w:rPr>
-              <w:t xml:space="preserve">, Google Drive, GitHub y </w:t>
-            </w:r>
-            <w:proofErr w:type="spellStart"/>
-            <w:r>
-              <w:rPr>
-                <w:sz w:val="19"/>
-                <w:szCs w:val="19"/>
-              </w:rPr>
-              <w:t>Cloudflare</w:t>
-            </w:r>
-            <w:proofErr w:type="spellEnd"/>
-            <w:r>
-              <w:rPr>
-                <w:sz w:val="19"/>
-                <w:szCs w:val="19"/>
-              </w:rPr>
-              <w:t xml:space="preserve"> Pages.</w:t>
+              <w:t xml:space="preserve">Planes gratuitos de Supabase, Google Drive, GitHub y Cloudflare Pages.</w:t>
             </w:r>
           </w:p>
         </w:tc>
@@ -5609,23 +5356,7 @@
                 <w:sz w:val="19"/>
                 <w:szCs w:val="19"/>
               </w:rPr>
-              <w:t xml:space="preserve">OAuth 2.0 con Google; JWT verificado en cada Edge </w:t>
-            </w:r>
-            <w:proofErr w:type="spellStart"/>
-            <w:r>
-              <w:rPr>
-                <w:sz w:val="19"/>
-                <w:szCs w:val="19"/>
-              </w:rPr>
-              <w:t>Function</w:t>
-            </w:r>
-            <w:proofErr w:type="spellEnd"/>
-            <w:r>
-              <w:rPr>
-                <w:sz w:val="19"/>
-                <w:szCs w:val="19"/>
-              </w:rPr>
-              <w:t>.</w:t>
+              <w:t xml:space="preserve">OAuth 2.0 con Google; JWT verificado en cada Edge Function.</w:t>
             </w:r>
           </w:p>
         </w:tc>
@@ -5766,15 +5497,7 @@
         <w:jc w:val="both"/>
       </w:pPr>
       <w:r>
-        <w:t xml:space="preserve">El cliente es una aplicación web de una sola página (SPA) que se ejecuta en el navegador. El servidor está compuesto por servicios gestionados de </w:t>
-      </w:r>
-      <w:proofErr w:type="spellStart"/>
-      <w:r>
-        <w:t>Supabase</w:t>
-      </w:r>
-      <w:proofErr w:type="spellEnd"/>
-      <w:r>
-        <w:t xml:space="preserve"> (autenticación, API de datos, base de datos PostgreSQL, almacenamiento y funciones) y por Google Drive como servicio externo de archivos.</w:t>
+        <w:t xml:space="preserve">El cliente es una aplicación web de una sola página (SPA) que se ejecuta en el navegador. El servidor está compuesto por servicios gestionados de Supabase (autenticación, API de datos, base de datos PostgreSQL, almacenamiento y funciones) y por Google Drive como servicio externo de archivos.</w:t>
       </w:r>
     </w:p>
     <w:tbl>
@@ -5980,66 +5703,28 @@
             <w:pPr>
               <w:jc w:val="both"/>
             </w:pPr>
-            <w:proofErr w:type="spellStart"/>
             <w:r>
               <w:rPr>
                 <w:rFonts w:ascii="Consolas" w:eastAsia="Consolas" w:hAnsi="Consolas" w:cs="Consolas"/>
                 <w:sz w:val="17"/>
                 <w:szCs w:val="17"/>
               </w:rPr>
-              <w:t>frontend</w:t>
-            </w:r>
-            <w:proofErr w:type="spellEnd"/>
+              <w:t>frontend/</w:t>
+            </w:r>
+            <w:r>
+              <w:rPr>
+                <w:sz w:val="19"/>
+                <w:szCs w:val="19"/>
+              </w:rPr>
+              <w:t>: HTML, CSS con Bootstrap y vistas en JavaScript (</w:t>
+            </w:r>
             <w:r>
               <w:rPr>
                 <w:rFonts w:ascii="Consolas" w:eastAsia="Consolas" w:hAnsi="Consolas" w:cs="Consolas"/>
                 <w:sz w:val="17"/>
                 <w:szCs w:val="17"/>
               </w:rPr>
-              <w:t>/</w:t>
-            </w:r>
-            <w:r>
-              <w:rPr>
-                <w:sz w:val="19"/>
-                <w:szCs w:val="19"/>
-              </w:rPr>
-              <w:t>: HTML, CSS con Bootstrap y vistas en JavaScript (</w:t>
-            </w:r>
-            <w:proofErr w:type="spellStart"/>
-            <w:r>
-              <w:rPr>
-                <w:rFonts w:ascii="Consolas" w:eastAsia="Consolas" w:hAnsi="Consolas" w:cs="Consolas"/>
-                <w:sz w:val="17"/>
-                <w:szCs w:val="17"/>
-              </w:rPr>
-              <w:t>js</w:t>
-            </w:r>
-            <w:proofErr w:type="spellEnd"/>
-            <w:r>
-              <w:rPr>
-                <w:rFonts w:ascii="Consolas" w:eastAsia="Consolas" w:hAnsi="Consolas" w:cs="Consolas"/>
-                <w:sz w:val="17"/>
-                <w:szCs w:val="17"/>
-              </w:rPr>
-              <w:t>/</w:t>
-            </w:r>
-            <w:proofErr w:type="spellStart"/>
-            <w:r>
-              <w:rPr>
-                <w:rFonts w:ascii="Consolas" w:eastAsia="Consolas" w:hAnsi="Consolas" w:cs="Consolas"/>
-                <w:sz w:val="17"/>
-                <w:szCs w:val="17"/>
-              </w:rPr>
-              <w:t>views</w:t>
-            </w:r>
-            <w:proofErr w:type="spellEnd"/>
-            <w:r>
-              <w:rPr>
-                <w:rFonts w:ascii="Consolas" w:eastAsia="Consolas" w:hAnsi="Consolas" w:cs="Consolas"/>
-                <w:sz w:val="17"/>
-                <w:szCs w:val="17"/>
-              </w:rPr>
-              <w:t>/</w:t>
+              <w:t>js/views/</w:t>
             </w:r>
             <w:r>
               <w:rPr>
@@ -6234,80 +5919,20 @@
             <w:pPr>
               <w:jc w:val="both"/>
             </w:pPr>
-            <w:proofErr w:type="spellStart"/>
             <w:r>
               <w:rPr>
                 <w:rFonts w:ascii="Consolas" w:eastAsia="Consolas" w:hAnsi="Consolas" w:cs="Consolas"/>
                 <w:sz w:val="17"/>
                 <w:szCs w:val="17"/>
               </w:rPr>
-              <w:t>frontend</w:t>
-            </w:r>
-            <w:proofErr w:type="spellEnd"/>
-            <w:r>
-              <w:rPr>
-                <w:rFonts w:ascii="Consolas" w:eastAsia="Consolas" w:hAnsi="Consolas" w:cs="Consolas"/>
-                <w:sz w:val="17"/>
-                <w:szCs w:val="17"/>
-              </w:rPr>
-              <w:t>/</w:t>
-            </w:r>
-            <w:proofErr w:type="spellStart"/>
-            <w:r>
-              <w:rPr>
-                <w:rFonts w:ascii="Consolas" w:eastAsia="Consolas" w:hAnsi="Consolas" w:cs="Consolas"/>
-                <w:sz w:val="17"/>
-                <w:szCs w:val="17"/>
-              </w:rPr>
-              <w:t>js</w:t>
-            </w:r>
-            <w:proofErr w:type="spellEnd"/>
-            <w:r>
-              <w:rPr>
-                <w:rFonts w:ascii="Consolas" w:eastAsia="Consolas" w:hAnsi="Consolas" w:cs="Consolas"/>
-                <w:sz w:val="17"/>
-                <w:szCs w:val="17"/>
-              </w:rPr>
-              <w:t>/api/</w:t>
-            </w:r>
-            <w:r>
-              <w:rPr>
-                <w:sz w:val="19"/>
-                <w:szCs w:val="19"/>
-              </w:rPr>
-              <w:t xml:space="preserve"> (cliente </w:t>
-            </w:r>
-            <w:proofErr w:type="spellStart"/>
-            <w:r>
-              <w:rPr>
-                <w:sz w:val="19"/>
-                <w:szCs w:val="19"/>
-              </w:rPr>
-              <w:t>supabase-js</w:t>
-            </w:r>
-            <w:proofErr w:type="spellEnd"/>
-            <w:r>
-              <w:rPr>
-                <w:sz w:val="19"/>
-                <w:szCs w:val="19"/>
-              </w:rPr>
-              <w:t xml:space="preserve">) contra la API de datos de </w:t>
-            </w:r>
-            <w:proofErr w:type="spellStart"/>
-            <w:r>
-              <w:rPr>
-                <w:sz w:val="19"/>
-                <w:szCs w:val="19"/>
-              </w:rPr>
-              <w:t>Supabase</w:t>
-            </w:r>
-            <w:proofErr w:type="spellEnd"/>
-            <w:r>
-              <w:rPr>
-                <w:sz w:val="19"/>
-                <w:szCs w:val="19"/>
-              </w:rPr>
-              <w:t>, protegida por RLS y privilegios por columna.</w:t>
+              <w:t>frontend/js/api/</w:t>
+            </w:r>
+            <w:r>
+              <w:rPr>
+                <w:sz w:val="19"/>
+                <w:szCs w:val="19"/>
+              </w:rPr>
+              <w:t xml:space="preserve"> (cliente supabase-js) contra la API de datos de Supabase, protegida por RLS y privilegios por columna.</w:t>
             </w:r>
           </w:p>
         </w:tc>
@@ -6351,171 +5976,35 @@
           <w:sz w:val="17"/>
           <w:szCs w:val="17"/>
         </w:rPr>
-        <w:t xml:space="preserve">  ├─ Vistas (</w:t>
-      </w:r>
-      <w:proofErr w:type="spellStart"/>
+        <w:t xml:space="preserve">  ├─ Vistas (js/views)  ── lógica pura (logic.js)</w:t>
+      </w:r>
+    </w:p>
+    <w:p>
+      <w:pPr>
+        <w:shd w:val="clear" w:color="auto" w:fill="F2F5F7"/>
+        <w:spacing w:line="260" w:lineRule="auto"/>
+      </w:pPr>
       <w:r>
         <w:rPr>
           <w:rFonts w:ascii="Consolas" w:eastAsia="Consolas" w:hAnsi="Consolas" w:cs="Consolas"/>
           <w:sz w:val="17"/>
           <w:szCs w:val="17"/>
         </w:rPr>
-        <w:t>js</w:t>
-      </w:r>
-      <w:proofErr w:type="spellEnd"/>
+        <w:t xml:space="preserve">  ├─ Núcleo (js/core): sesión, router, formularios, errores, UI</w:t>
+      </w:r>
+    </w:p>
+    <w:p>
+      <w:pPr>
+        <w:shd w:val="clear" w:color="auto" w:fill="F2F5F7"/>
+        <w:spacing w:line="260" w:lineRule="auto"/>
+      </w:pPr>
       <w:r>
         <w:rPr>
           <w:rFonts w:ascii="Consolas" w:eastAsia="Consolas" w:hAnsi="Consolas" w:cs="Consolas"/>
           <w:sz w:val="17"/>
           <w:szCs w:val="17"/>
         </w:rPr>
-        <w:t>/</w:t>
-      </w:r>
-      <w:proofErr w:type="spellStart"/>
-      <w:proofErr w:type="gramStart"/>
-      <w:r>
-        <w:rPr>
-          <w:rFonts w:ascii="Consolas" w:eastAsia="Consolas" w:hAnsi="Consolas" w:cs="Consolas"/>
-          <w:sz w:val="17"/>
-          <w:szCs w:val="17"/>
-        </w:rPr>
-        <w:t>views</w:t>
-      </w:r>
-      <w:proofErr w:type="spellEnd"/>
-      <w:r>
-        <w:rPr>
-          <w:rFonts w:ascii="Consolas" w:eastAsia="Consolas" w:hAnsi="Consolas" w:cs="Consolas"/>
-          <w:sz w:val="17"/>
-          <w:szCs w:val="17"/>
-        </w:rPr>
-        <w:t>)  ─</w:t>
-      </w:r>
-      <w:proofErr w:type="gramEnd"/>
-      <w:r>
-        <w:rPr>
-          <w:rFonts w:ascii="Consolas" w:eastAsia="Consolas" w:hAnsi="Consolas" w:cs="Consolas"/>
-          <w:sz w:val="17"/>
-          <w:szCs w:val="17"/>
-        </w:rPr>
-        <w:t>─ lógica pura (logic.js)</w:t>
-      </w:r>
-    </w:p>
-    <w:p>
-      <w:pPr>
-        <w:shd w:val="clear" w:color="auto" w:fill="F2F5F7"/>
-        <w:spacing w:line="260" w:lineRule="auto"/>
-      </w:pPr>
-      <w:r>
-        <w:rPr>
-          <w:rFonts w:ascii="Consolas" w:eastAsia="Consolas" w:hAnsi="Consolas" w:cs="Consolas"/>
-          <w:sz w:val="17"/>
-          <w:szCs w:val="17"/>
-        </w:rPr>
-        <w:t xml:space="preserve">  ├─ Núcleo (</w:t>
-      </w:r>
-      <w:proofErr w:type="spellStart"/>
-      <w:r>
-        <w:rPr>
-          <w:rFonts w:ascii="Consolas" w:eastAsia="Consolas" w:hAnsi="Consolas" w:cs="Consolas"/>
-          <w:sz w:val="17"/>
-          <w:szCs w:val="17"/>
-        </w:rPr>
-        <w:t>js</w:t>
-      </w:r>
-      <w:proofErr w:type="spellEnd"/>
-      <w:r>
-        <w:rPr>
-          <w:rFonts w:ascii="Consolas" w:eastAsia="Consolas" w:hAnsi="Consolas" w:cs="Consolas"/>
-          <w:sz w:val="17"/>
-          <w:szCs w:val="17"/>
-        </w:rPr>
-        <w:t>/</w:t>
-      </w:r>
-      <w:proofErr w:type="spellStart"/>
-      <w:r>
-        <w:rPr>
-          <w:rFonts w:ascii="Consolas" w:eastAsia="Consolas" w:hAnsi="Consolas" w:cs="Consolas"/>
-          <w:sz w:val="17"/>
-          <w:szCs w:val="17"/>
-        </w:rPr>
-        <w:t>core</w:t>
-      </w:r>
-      <w:proofErr w:type="spellEnd"/>
-      <w:r>
-        <w:rPr>
-          <w:rFonts w:ascii="Consolas" w:eastAsia="Consolas" w:hAnsi="Consolas" w:cs="Consolas"/>
-          <w:sz w:val="17"/>
-          <w:szCs w:val="17"/>
-        </w:rPr>
-        <w:t xml:space="preserve">): sesión, </w:t>
-      </w:r>
-      <w:proofErr w:type="spellStart"/>
-      <w:r>
-        <w:rPr>
-          <w:rFonts w:ascii="Consolas" w:eastAsia="Consolas" w:hAnsi="Consolas" w:cs="Consolas"/>
-          <w:sz w:val="17"/>
-          <w:szCs w:val="17"/>
-        </w:rPr>
-        <w:t>router</w:t>
-      </w:r>
-      <w:proofErr w:type="spellEnd"/>
-      <w:r>
-        <w:rPr>
-          <w:rFonts w:ascii="Consolas" w:eastAsia="Consolas" w:hAnsi="Consolas" w:cs="Consolas"/>
-          <w:sz w:val="17"/>
-          <w:szCs w:val="17"/>
-        </w:rPr>
-        <w:t>, formularios, errores, UI</w:t>
-      </w:r>
-    </w:p>
-    <w:p>
-      <w:pPr>
-        <w:shd w:val="clear" w:color="auto" w:fill="F2F5F7"/>
-        <w:spacing w:line="260" w:lineRule="auto"/>
-      </w:pPr>
-      <w:r>
-        <w:rPr>
-          <w:rFonts w:ascii="Consolas" w:eastAsia="Consolas" w:hAnsi="Consolas" w:cs="Consolas"/>
-          <w:sz w:val="17"/>
-          <w:szCs w:val="17"/>
-        </w:rPr>
-        <w:t xml:space="preserve">  └─ Acceso a datos (</w:t>
-      </w:r>
-      <w:proofErr w:type="spellStart"/>
-      <w:r>
-        <w:rPr>
-          <w:rFonts w:ascii="Consolas" w:eastAsia="Consolas" w:hAnsi="Consolas" w:cs="Consolas"/>
-          <w:sz w:val="17"/>
-          <w:szCs w:val="17"/>
-        </w:rPr>
-        <w:t>js</w:t>
-      </w:r>
-      <w:proofErr w:type="spellEnd"/>
-      <w:r>
-        <w:rPr>
-          <w:rFonts w:ascii="Consolas" w:eastAsia="Consolas" w:hAnsi="Consolas" w:cs="Consolas"/>
-          <w:sz w:val="17"/>
-          <w:szCs w:val="17"/>
-        </w:rPr>
-        <w:t xml:space="preserve">/api) ── </w:t>
-      </w:r>
-      <w:proofErr w:type="spellStart"/>
-      <w:r>
-        <w:rPr>
-          <w:rFonts w:ascii="Consolas" w:eastAsia="Consolas" w:hAnsi="Consolas" w:cs="Consolas"/>
-          <w:sz w:val="17"/>
-          <w:szCs w:val="17"/>
-        </w:rPr>
-        <w:t>supabase-js</w:t>
-      </w:r>
-      <w:proofErr w:type="spellEnd"/>
-      <w:r>
-        <w:rPr>
-          <w:rFonts w:ascii="Consolas" w:eastAsia="Consolas" w:hAnsi="Consolas" w:cs="Consolas"/>
-          <w:sz w:val="17"/>
-          <w:szCs w:val="17"/>
-        </w:rPr>
-        <w:t xml:space="preserve"> ──┐</w:t>
+        <w:t xml:space="preserve">  └─ Acceso a datos (js/api) ── supabase-js ──┐</w:t>
       </w:r>
     </w:p>
     <w:p>
@@ -6537,23 +6026,13 @@
         <w:shd w:val="clear" w:color="auto" w:fill="F2F5F7"/>
         <w:spacing w:line="260" w:lineRule="auto"/>
       </w:pPr>
-      <w:proofErr w:type="spellStart"/>
       <w:r>
         <w:rPr>
           <w:rFonts w:ascii="Consolas" w:eastAsia="Consolas" w:hAnsi="Consolas" w:cs="Consolas"/>
           <w:sz w:val="17"/>
           <w:szCs w:val="17"/>
         </w:rPr>
-        <w:t>Supabase</w:t>
-      </w:r>
-      <w:proofErr w:type="spellEnd"/>
-      <w:r>
-        <w:rPr>
-          <w:rFonts w:ascii="Consolas" w:eastAsia="Consolas" w:hAnsi="Consolas" w:cs="Consolas"/>
-          <w:sz w:val="17"/>
-          <w:szCs w:val="17"/>
-        </w:rPr>
-        <w:t xml:space="preserve"> ──────────────────────────────────────┤</w:t>
+        <w:t xml:space="preserve">Supabase ──────────────────────────────────────┤</w:t>
       </w:r>
     </w:p>
     <w:p>
@@ -6581,25 +6060,7 @@
           <w:sz w:val="17"/>
           <w:szCs w:val="17"/>
         </w:rPr>
-        <w:t xml:space="preserve">  ├─ API de datos (</w:t>
-      </w:r>
-      <w:proofErr w:type="spellStart"/>
-      <w:r>
-        <w:rPr>
-          <w:rFonts w:ascii="Consolas" w:eastAsia="Consolas" w:hAnsi="Consolas" w:cs="Consolas"/>
-          <w:sz w:val="17"/>
-          <w:szCs w:val="17"/>
-        </w:rPr>
-        <w:t>PostgREST</w:t>
-      </w:r>
-      <w:proofErr w:type="spellEnd"/>
-      <w:r>
-        <w:rPr>
-          <w:rFonts w:ascii="Consolas" w:eastAsia="Consolas" w:hAnsi="Consolas" w:cs="Consolas"/>
-          <w:sz w:val="17"/>
-          <w:szCs w:val="17"/>
-        </w:rPr>
-        <w:t>) → PostgreSQL: tablas + RLS + RPC</w:t>
+        <w:t xml:space="preserve">  ├─ API de datos (PostgREST) → PostgreSQL: tablas + RLS + RPC</w:t>
       </w:r>
     </w:p>
     <w:p>
@@ -6625,19 +6086,8 @@
           <w:szCs w:val="17"/>
           <w:lang w:val="en-US"/>
         </w:rPr>
-        <w:t xml:space="preserve">├─ Storage: bucket privado </w:t>
-      </w:r>
-      <w:proofErr w:type="spellStart"/>
-      <w:r>
-        <w:rPr>
-          <w:rFonts w:ascii="Consolas" w:eastAsia="Consolas" w:hAnsi="Consolas" w:cs="Consolas"/>
-          <w:sz w:val="17"/>
-          <w:szCs w:val="17"/>
-          <w:lang w:val="en-US"/>
-        </w:rPr>
-        <w:t>fotos-animales</w:t>
-      </w:r>
-      <w:proofErr w:type="spellEnd"/>
+        <w:t xml:space="preserve">├─ Storage: bucket privado fotos-animales</w:t>
+      </w:r>
     </w:p>
     <w:p>
       <w:pPr>
@@ -6872,23 +6322,7 @@
                 <w:sz w:val="19"/>
                 <w:szCs w:val="19"/>
               </w:rPr>
-              <w:t xml:space="preserve">Garantiza atomicidad (todo o nada) y que las reglas se </w:t>
-            </w:r>
-            <w:proofErr w:type="gramStart"/>
-            <w:r>
-              <w:rPr>
-                <w:sz w:val="19"/>
-                <w:szCs w:val="19"/>
-              </w:rPr>
-              <w:t>cumplan</w:t>
-            </w:r>
-            <w:proofErr w:type="gramEnd"/>
-            <w:r>
-              <w:rPr>
-                <w:sz w:val="19"/>
-                <w:szCs w:val="19"/>
-              </w:rPr>
-              <w:t xml:space="preserve"> aunque se acceda a la API sin la interfaz.</w:t>
+              <w:t xml:space="preserve">Garantiza atomicidad (todo o nada) y que las reglas se cumplan aunque se acceda a la API sin la interfaz.</w:t>
             </w:r>
           </w:p>
         </w:tc>
@@ -7011,23 +6445,7 @@
                 <w:sz w:val="19"/>
                 <w:szCs w:val="19"/>
               </w:rPr>
-              <w:t xml:space="preserve">Operaciones con Google Drive en Edge </w:t>
-            </w:r>
-            <w:proofErr w:type="spellStart"/>
-            <w:r>
-              <w:rPr>
-                <w:sz w:val="19"/>
-                <w:szCs w:val="19"/>
-              </w:rPr>
-              <w:t>Functions</w:t>
-            </w:r>
-            <w:proofErr w:type="spellEnd"/>
-            <w:r>
-              <w:rPr>
-                <w:sz w:val="19"/>
-                <w:szCs w:val="19"/>
-              </w:rPr>
-              <w:t>.</w:t>
+              <w:t xml:space="preserve">Operaciones con Google Drive en Edge Functions.</w:t>
             </w:r>
           </w:p>
         </w:tc>
@@ -7116,23 +6534,7 @@
                 <w:sz w:val="19"/>
                 <w:szCs w:val="19"/>
               </w:rPr>
-              <w:t xml:space="preserve">Fotografía principal en </w:t>
-            </w:r>
-            <w:proofErr w:type="spellStart"/>
-            <w:r>
-              <w:rPr>
-                <w:sz w:val="19"/>
-                <w:szCs w:val="19"/>
-              </w:rPr>
-              <w:t>Supabase</w:t>
-            </w:r>
-            <w:proofErr w:type="spellEnd"/>
-            <w:r>
-              <w:rPr>
-                <w:sz w:val="19"/>
-                <w:szCs w:val="19"/>
-              </w:rPr>
-              <w:t xml:space="preserve"> Storage y demás archivos en Google Drive.</w:t>
+              <w:t xml:space="preserve">Fotografía principal en Supabase Storage y demás archivos en Google Drive.</w:t>
             </w:r>
           </w:p>
         </w:tc>
@@ -7221,23 +6623,7 @@
                 <w:sz w:val="19"/>
                 <w:szCs w:val="19"/>
               </w:rPr>
-              <w:t xml:space="preserve">SPA en JavaScript sin </w:t>
-            </w:r>
-            <w:proofErr w:type="spellStart"/>
-            <w:r>
-              <w:rPr>
-                <w:sz w:val="19"/>
-                <w:szCs w:val="19"/>
-              </w:rPr>
-              <w:t>framework</w:t>
-            </w:r>
-            <w:proofErr w:type="spellEnd"/>
-            <w:r>
-              <w:rPr>
-                <w:sz w:val="19"/>
-                <w:szCs w:val="19"/>
-              </w:rPr>
-              <w:t xml:space="preserve"> ni compilación.</w:t>
+              <w:t xml:space="preserve">SPA en JavaScript sin framework ni compilación.</w:t>
             </w:r>
           </w:p>
         </w:tc>
@@ -7258,37 +6644,12 @@
             </w:tcMar>
           </w:tcPr>
           <w:p>
-            <w:proofErr w:type="spellStart"/>
-            <w:r>
-              <w:rPr>
-                <w:sz w:val="19"/>
-                <w:szCs w:val="19"/>
-              </w:rPr>
-              <w:t>Frameworks</w:t>
-            </w:r>
-            <w:proofErr w:type="spellEnd"/>
-            <w:r>
-              <w:rPr>
-                <w:sz w:val="19"/>
-                <w:szCs w:val="19"/>
-              </w:rPr>
-              <w:t xml:space="preserve"> con proceso de </w:t>
-            </w:r>
-            <w:proofErr w:type="spellStart"/>
-            <w:r>
-              <w:rPr>
-                <w:sz w:val="19"/>
-                <w:szCs w:val="19"/>
-              </w:rPr>
-              <w:t>build</w:t>
-            </w:r>
-            <w:proofErr w:type="spellEnd"/>
-            <w:r>
-              <w:rPr>
-                <w:sz w:val="19"/>
-                <w:szCs w:val="19"/>
-              </w:rPr>
-              <w:t>.</w:t>
+            <w:r>
+              <w:rPr>
+                <w:sz w:val="19"/>
+                <w:szCs w:val="19"/>
+              </w:rPr>
+              <w:t xml:space="preserve">Frameworks con proceso de build.</w:t>
             </w:r>
           </w:p>
         </w:tc>
@@ -7346,21 +6707,12 @@
             </w:tcMar>
           </w:tcPr>
           <w:p>
-            <w:proofErr w:type="spellStart"/>
-            <w:r>
-              <w:rPr>
-                <w:sz w:val="19"/>
-                <w:szCs w:val="19"/>
-              </w:rPr>
-              <w:t>Router</w:t>
-            </w:r>
-            <w:proofErr w:type="spellEnd"/>
-            <w:r>
-              <w:rPr>
-                <w:sz w:val="19"/>
-                <w:szCs w:val="19"/>
-              </w:rPr>
-              <w:t xml:space="preserve"> por hash (</w:t>
+            <w:r>
+              <w:rPr>
+                <w:sz w:val="19"/>
+                <w:szCs w:val="19"/>
+              </w:rPr>
+              <w:t xml:space="preserve">Router por hash (</w:t>
             </w:r>
             <w:r>
               <w:rPr>
@@ -7464,23 +6816,7 @@
                 <w:sz w:val="19"/>
                 <w:szCs w:val="19"/>
               </w:rPr>
-              <w:t xml:space="preserve">Despliegue estático en </w:t>
-            </w:r>
-            <w:proofErr w:type="spellStart"/>
-            <w:r>
-              <w:rPr>
-                <w:sz w:val="19"/>
-                <w:szCs w:val="19"/>
-              </w:rPr>
-              <w:t>Cloudflare</w:t>
-            </w:r>
-            <w:proofErr w:type="spellEnd"/>
-            <w:r>
-              <w:rPr>
-                <w:sz w:val="19"/>
-                <w:szCs w:val="19"/>
-              </w:rPr>
-              <w:t xml:space="preserve"> Pages.</w:t>
+              <w:t xml:space="preserve">Despliegue estático en Cloudflare Pages.</w:t>
             </w:r>
           </w:p>
         </w:tc>
@@ -7819,23 +7155,7 @@
                 <w:sz w:val="19"/>
                 <w:szCs w:val="19"/>
               </w:rPr>
-              <w:t xml:space="preserve">Bootstrap 5.3.8, Bootstrap </w:t>
-            </w:r>
-            <w:proofErr w:type="spellStart"/>
-            <w:r>
-              <w:rPr>
-                <w:sz w:val="19"/>
-                <w:szCs w:val="19"/>
-              </w:rPr>
-              <w:t>Icons</w:t>
-            </w:r>
-            <w:proofErr w:type="spellEnd"/>
-            <w:r>
-              <w:rPr>
-                <w:sz w:val="19"/>
-                <w:szCs w:val="19"/>
-              </w:rPr>
-              <w:t xml:space="preserve"> 1.13.1</w:t>
+              <w:t xml:space="preserve">Bootstrap 5.3.8, Bootstrap Icons 1.13.1</w:t>
             </w:r>
           </w:p>
         </w:tc>
@@ -7861,23 +7181,7 @@
                 <w:sz w:val="19"/>
                 <w:szCs w:val="19"/>
               </w:rPr>
-              <w:t xml:space="preserve">Grilla, formularios, modales, </w:t>
-            </w:r>
-            <w:proofErr w:type="spellStart"/>
-            <w:r>
-              <w:rPr>
-                <w:sz w:val="19"/>
-                <w:szCs w:val="19"/>
-              </w:rPr>
-              <w:t>toasts</w:t>
-            </w:r>
-            <w:proofErr w:type="spellEnd"/>
-            <w:r>
-              <w:rPr>
-                <w:sz w:val="19"/>
-                <w:szCs w:val="19"/>
-              </w:rPr>
-              <w:t xml:space="preserve"> e iconografía (CDN con verificación de integridad SRI).</w:t>
+              <w:t xml:space="preserve">Grilla, formularios, modales, toasts e iconografía (CDN con verificación de integridad SRI).</w:t>
             </w:r>
           </w:p>
         </w:tc>
@@ -7963,23 +7267,7 @@
                 <w:sz w:val="19"/>
                 <w:szCs w:val="19"/>
               </w:rPr>
-              <w:t xml:space="preserve">Vistas, validaciones, enrutamiento y comunicación con </w:t>
-            </w:r>
-            <w:proofErr w:type="spellStart"/>
-            <w:r>
-              <w:rPr>
-                <w:sz w:val="19"/>
-                <w:szCs w:val="19"/>
-              </w:rPr>
-              <w:t>Supabase</w:t>
-            </w:r>
-            <w:proofErr w:type="spellEnd"/>
-            <w:r>
-              <w:rPr>
-                <w:sz w:val="19"/>
-                <w:szCs w:val="19"/>
-              </w:rPr>
-              <w:t>.</w:t>
+              <w:t xml:space="preserve">Vistas, validaciones, enrutamiento y comunicación con Supabase.</w:t>
             </w:r>
           </w:p>
         </w:tc>
@@ -8013,17 +7301,8 @@
                 <w:sz w:val="19"/>
                 <w:szCs w:val="19"/>
               </w:rPr>
-              <w:t xml:space="preserve">Cliente de </w:t>
-            </w:r>
-            <w:proofErr w:type="spellStart"/>
-            <w:r>
-              <w:rPr>
-                <w:sz w:val="19"/>
-                <w:szCs w:val="19"/>
-              </w:rPr>
-              <w:t>backend</w:t>
-            </w:r>
-            <w:proofErr w:type="spellEnd"/>
+              <w:t xml:space="preserve">Cliente de backend</w:t>
+            </w:r>
           </w:p>
         </w:tc>
         <w:tc>
@@ -8043,21 +7322,12 @@
             </w:tcMar>
           </w:tcPr>
           <w:p>
-            <w:proofErr w:type="spellStart"/>
-            <w:r>
-              <w:rPr>
-                <w:sz w:val="19"/>
-                <w:szCs w:val="19"/>
-              </w:rPr>
-              <w:t>supabase-js</w:t>
-            </w:r>
-            <w:proofErr w:type="spellEnd"/>
-            <w:r>
-              <w:rPr>
-                <w:sz w:val="19"/>
-                <w:szCs w:val="19"/>
-              </w:rPr>
-              <w:t xml:space="preserve"> 2.117.1</w:t>
+            <w:r>
+              <w:rPr>
+                <w:sz w:val="19"/>
+                <w:szCs w:val="19"/>
+              </w:rPr>
+              <w:t xml:space="preserve">supabase-js 2.117.1</w:t>
             </w:r>
           </w:p>
         </w:tc>
@@ -8112,21 +7382,12 @@
             </w:tcMar>
           </w:tcPr>
           <w:p>
-            <w:proofErr w:type="spellStart"/>
-            <w:r>
-              <w:rPr>
-                <w:sz w:val="19"/>
-                <w:szCs w:val="19"/>
-              </w:rPr>
-              <w:t>Backend</w:t>
-            </w:r>
-            <w:proofErr w:type="spellEnd"/>
-            <w:r>
-              <w:rPr>
-                <w:sz w:val="19"/>
-                <w:szCs w:val="19"/>
-              </w:rPr>
-              <w:t xml:space="preserve"> como servicio</w:t>
+            <w:r>
+              <w:rPr>
+                <w:sz w:val="19"/>
+                <w:szCs w:val="19"/>
+              </w:rPr>
+              <w:t xml:space="preserve">Backend como servicio</w:t>
             </w:r>
           </w:p>
         </w:tc>
@@ -8147,7 +7408,6 @@
             </w:tcMar>
           </w:tcPr>
           <w:p>
-            <w:proofErr w:type="spellStart"/>
             <w:r>
               <w:rPr>
                 <w:sz w:val="19"/>
@@ -8155,7 +7415,6 @@
               </w:rPr>
               <w:t>Supabase</w:t>
             </w:r>
-            <w:proofErr w:type="spellEnd"/>
           </w:p>
         </w:tc>
         <w:tc>
@@ -8186,43 +7445,7 @@
                 <w:szCs w:val="19"/>
                 <w:lang w:val="en-US"/>
               </w:rPr>
-              <w:t xml:space="preserve">Auth, PostgreSQL, API de </w:t>
-            </w:r>
-            <w:proofErr w:type="spellStart"/>
-            <w:r>
-              <w:rPr>
-                <w:sz w:val="19"/>
-                <w:szCs w:val="19"/>
-                <w:lang w:val="en-US"/>
-              </w:rPr>
-              <w:t>datos</w:t>
-            </w:r>
-            <w:proofErr w:type="spellEnd"/>
-            <w:r>
-              <w:rPr>
-                <w:sz w:val="19"/>
-                <w:szCs w:val="19"/>
-                <w:lang w:val="en-US"/>
-              </w:rPr>
-              <w:t xml:space="preserve"> (</w:t>
-            </w:r>
-            <w:proofErr w:type="spellStart"/>
-            <w:r>
-              <w:rPr>
-                <w:sz w:val="19"/>
-                <w:szCs w:val="19"/>
-                <w:lang w:val="en-US"/>
-              </w:rPr>
-              <w:t>PostgREST</w:t>
-            </w:r>
-            <w:proofErr w:type="spellEnd"/>
-            <w:r>
-              <w:rPr>
-                <w:sz w:val="19"/>
-                <w:szCs w:val="19"/>
-                <w:lang w:val="en-US"/>
-              </w:rPr>
-              <w:t>), Storage y Edge Functions.</w:t>
+              <w:t xml:space="preserve">Auth, PostgreSQL, API de datos (PostgREST), Storage y Edge Functions.</w:t>
             </w:r>
           </w:p>
         </w:tc>
@@ -8308,23 +7531,7 @@
                 <w:sz w:val="19"/>
                 <w:szCs w:val="19"/>
               </w:rPr>
-              <w:t>Tablas, restricciones, RLS y funciones PL/</w:t>
-            </w:r>
-            <w:proofErr w:type="spellStart"/>
-            <w:r>
-              <w:rPr>
-                <w:sz w:val="19"/>
-                <w:szCs w:val="19"/>
-              </w:rPr>
-              <w:t>pgSQL</w:t>
-            </w:r>
-            <w:proofErr w:type="spellEnd"/>
-            <w:r>
-              <w:rPr>
-                <w:sz w:val="19"/>
-                <w:szCs w:val="19"/>
-              </w:rPr>
-              <w:t>.</w:t>
+              <w:t>Tablas, restricciones, RLS y funciones PL/pgSQL.</w:t>
             </w:r>
           </w:p>
         </w:tc>
@@ -8384,39 +7591,7 @@
                 <w:sz w:val="19"/>
                 <w:szCs w:val="19"/>
               </w:rPr>
-              <w:t xml:space="preserve">Edge </w:t>
-            </w:r>
-            <w:proofErr w:type="spellStart"/>
-            <w:r>
-              <w:rPr>
-                <w:sz w:val="19"/>
-                <w:szCs w:val="19"/>
-              </w:rPr>
-              <w:t>Functions</w:t>
-            </w:r>
-            <w:proofErr w:type="spellEnd"/>
-            <w:r>
-              <w:rPr>
-                <w:sz w:val="19"/>
-                <w:szCs w:val="19"/>
-              </w:rPr>
-              <w:t xml:space="preserve"> (Deno, </w:t>
-            </w:r>
-            <w:proofErr w:type="spellStart"/>
-            <w:r>
-              <w:rPr>
-                <w:sz w:val="19"/>
-                <w:szCs w:val="19"/>
-              </w:rPr>
-              <w:t>TypeScript</w:t>
-            </w:r>
-            <w:proofErr w:type="spellEnd"/>
-            <w:r>
-              <w:rPr>
-                <w:sz w:val="19"/>
-                <w:szCs w:val="19"/>
-              </w:rPr>
-              <w:t>)</w:t>
+              <w:t xml:space="preserve">Edge Functions (Deno, TypeScript)</w:t>
             </w:r>
           </w:p>
         </w:tc>
@@ -8583,21 +7758,12 @@
             </w:tcMar>
           </w:tcPr>
           <w:p>
-            <w:proofErr w:type="spellStart"/>
-            <w:r>
-              <w:rPr>
-                <w:sz w:val="19"/>
-                <w:szCs w:val="19"/>
-              </w:rPr>
-              <w:t>Cloudflare</w:t>
-            </w:r>
-            <w:proofErr w:type="spellEnd"/>
-            <w:r>
-              <w:rPr>
-                <w:sz w:val="19"/>
-                <w:szCs w:val="19"/>
-              </w:rPr>
-              <w:t xml:space="preserve"> Pages</w:t>
+            <w:r>
+              <w:rPr>
+                <w:sz w:val="19"/>
+                <w:szCs w:val="19"/>
+              </w:rPr>
+              <w:t xml:space="preserve">Cloudflare Pages</w:t>
             </w:r>
           </w:p>
         </w:tc>
@@ -8685,7 +7851,6 @@
               </w:rPr>
               <w:t xml:space="preserve">Node.js </w:t>
             </w:r>
-            <w:proofErr w:type="spellStart"/>
             <w:r>
               <w:rPr>
                 <w:rFonts w:ascii="Consolas" w:eastAsia="Consolas" w:hAnsi="Consolas" w:cs="Consolas"/>
@@ -8694,7 +7859,6 @@
               </w:rPr>
               <w:t>node:test</w:t>
             </w:r>
-            <w:proofErr w:type="spellEnd"/>
           </w:p>
         </w:tc>
         <w:tc>
@@ -8719,23 +7883,7 @@
                 <w:sz w:val="19"/>
                 <w:szCs w:val="19"/>
               </w:rPr>
-              <w:t xml:space="preserve">Pruebas automáticas de la lógica del </w:t>
-            </w:r>
-            <w:proofErr w:type="spellStart"/>
-            <w:r>
-              <w:rPr>
-                <w:sz w:val="19"/>
-                <w:szCs w:val="19"/>
-              </w:rPr>
-              <w:t>frontend</w:t>
-            </w:r>
-            <w:proofErr w:type="spellEnd"/>
-            <w:r>
-              <w:rPr>
-                <w:sz w:val="19"/>
-                <w:szCs w:val="19"/>
-              </w:rPr>
-              <w:t>.</w:t>
+              <w:t xml:space="preserve">Pruebas automáticas de la lógica del frontend.</w:t>
             </w:r>
           </w:p>
         </w:tc>
@@ -8764,7 +7912,6 @@
             </w:tcMar>
           </w:tcPr>
           <w:p>
-            <w:proofErr w:type="spellStart"/>
             <w:r>
               <w:rPr>
                 <w:sz w:val="19"/>
@@ -8772,7 +7919,6 @@
               </w:rPr>
               <w:t>Versionamiento</w:t>
             </w:r>
-            <w:proofErr w:type="spellEnd"/>
           </w:p>
         </w:tc>
         <w:tc>
@@ -8878,21 +8024,12 @@
             </w:tcMar>
           </w:tcPr>
           <w:p>
-            <w:proofErr w:type="spellStart"/>
-            <w:r>
-              <w:rPr>
-                <w:sz w:val="19"/>
-                <w:szCs w:val="19"/>
-              </w:rPr>
-              <w:t>Figma</w:t>
-            </w:r>
-            <w:proofErr w:type="spellEnd"/>
-            <w:r>
-              <w:rPr>
-                <w:sz w:val="19"/>
-                <w:szCs w:val="19"/>
-              </w:rPr>
-              <w:t>, Draw.io</w:t>
+            <w:r>
+              <w:rPr>
+                <w:sz w:val="19"/>
+                <w:szCs w:val="19"/>
+              </w:rPr>
+              <w:t>Figma, Draw.io</w:t>
             </w:r>
           </w:p>
         </w:tc>
@@ -8956,23 +8093,27 @@
         <w:shd w:val="clear" w:color="auto" w:fill="F2F5F7"/>
         <w:spacing w:line="260" w:lineRule="auto"/>
       </w:pPr>
-      <w:proofErr w:type="spellStart"/>
       <w:r>
         <w:rPr>
           <w:rFonts w:ascii="Consolas" w:eastAsia="Consolas" w:hAnsi="Consolas" w:cs="Consolas"/>
           <w:sz w:val="17"/>
           <w:szCs w:val="17"/>
         </w:rPr>
-        <w:t>docs</w:t>
-      </w:r>
-      <w:proofErr w:type="spellEnd"/>
+        <w:t>docs/                     Documentación académica (esta ficha, despliegue, pruebas)</w:t>
+      </w:r>
+    </w:p>
+    <w:p>
+      <w:pPr>
+        <w:shd w:val="clear" w:color="auto" w:fill="F2F5F7"/>
+        <w:spacing w:line="260" w:lineRule="auto"/>
+      </w:pPr>
       <w:r>
         <w:rPr>
           <w:rFonts w:ascii="Consolas" w:eastAsia="Consolas" w:hAnsi="Consolas" w:cs="Consolas"/>
           <w:sz w:val="17"/>
           <w:szCs w:val="17"/>
         </w:rPr>
-        <w:t>/                     Documentación académica (esta ficha, despliegue, pruebas)</w:t>
+        <w:t>frontend/                 Aplicación web (sitio estático)</w:t>
       </w:r>
     </w:p>
     <w:p>
@@ -8980,23 +8121,27 @@
         <w:shd w:val="clear" w:color="auto" w:fill="F2F5F7"/>
         <w:spacing w:line="260" w:lineRule="auto"/>
       </w:pPr>
-      <w:proofErr w:type="spellStart"/>
       <w:r>
         <w:rPr>
           <w:rFonts w:ascii="Consolas" w:eastAsia="Consolas" w:hAnsi="Consolas" w:cs="Consolas"/>
           <w:sz w:val="17"/>
           <w:szCs w:val="17"/>
         </w:rPr>
-        <w:t>frontend</w:t>
-      </w:r>
-      <w:proofErr w:type="spellEnd"/>
+        <w:t xml:space="preserve">  index.html, css/        Documento base e identidad visual</w:t>
+      </w:r>
+    </w:p>
+    <w:p>
+      <w:pPr>
+        <w:shd w:val="clear" w:color="auto" w:fill="F2F5F7"/>
+        <w:spacing w:line="260" w:lineRule="auto"/>
+      </w:pPr>
       <w:r>
         <w:rPr>
           <w:rFonts w:ascii="Consolas" w:eastAsia="Consolas" w:hAnsi="Consolas" w:cs="Consolas"/>
           <w:sz w:val="17"/>
           <w:szCs w:val="17"/>
         </w:rPr>
-        <w:t>/                 Aplicación web (sitio estático)</w:t>
+        <w:t xml:space="preserve">  js/app.js, routes.js    Punto de entrada y mapa de rutas</w:t>
       </w:r>
     </w:p>
     <w:p>
@@ -9010,25 +8155,35 @@
           <w:sz w:val="17"/>
           <w:szCs w:val="17"/>
         </w:rPr>
-        <w:t xml:space="preserve">  index.html, </w:t>
-      </w:r>
-      <w:proofErr w:type="spellStart"/>
+        <w:t xml:space="preserve">  js/supabase.js          Cliente Supabase (lee js/config.js, no versionado)</w:t>
+      </w:r>
+    </w:p>
+    <w:p>
+      <w:pPr>
+        <w:shd w:val="clear" w:color="auto" w:fill="F2F5F7"/>
+        <w:spacing w:line="260" w:lineRule="auto"/>
+      </w:pPr>
       <w:r>
         <w:rPr>
           <w:rFonts w:ascii="Consolas" w:eastAsia="Consolas" w:hAnsi="Consolas" w:cs="Consolas"/>
           <w:sz w:val="17"/>
           <w:szCs w:val="17"/>
         </w:rPr>
-        <w:t>css</w:t>
-      </w:r>
-      <w:proofErr w:type="spellEnd"/>
+        <w:t xml:space="preserve">  js/core/                Sesión, router, formularios, errores, formato, UI</w:t>
+      </w:r>
+    </w:p>
+    <w:p>
+      <w:pPr>
+        <w:shd w:val="clear" w:color="auto" w:fill="F2F5F7"/>
+        <w:spacing w:line="260" w:lineRule="auto"/>
+      </w:pPr>
       <w:r>
         <w:rPr>
           <w:rFonts w:ascii="Consolas" w:eastAsia="Consolas" w:hAnsi="Consolas" w:cs="Consolas"/>
           <w:sz w:val="17"/>
           <w:szCs w:val="17"/>
         </w:rPr>
-        <w:t>/        Documento base e identidad visual</w:t>
+        <w:t xml:space="preserve">  js/api/                 Acceso a datos por dominio</w:t>
       </w:r>
     </w:p>
     <w:p>
@@ -9042,25 +8197,35 @@
           <w:sz w:val="17"/>
           <w:szCs w:val="17"/>
         </w:rPr>
-        <w:t xml:space="preserve">  </w:t>
-      </w:r>
-      <w:proofErr w:type="spellStart"/>
+        <w:t xml:space="preserve">  js/views/               Pantallas por módulo (y su lógica pura en logic.js)</w:t>
+      </w:r>
+    </w:p>
+    <w:p>
+      <w:pPr>
+        <w:shd w:val="clear" w:color="auto" w:fill="F2F5F7"/>
+        <w:spacing w:line="260" w:lineRule="auto"/>
+      </w:pPr>
       <w:r>
         <w:rPr>
           <w:rFonts w:ascii="Consolas" w:eastAsia="Consolas" w:hAnsi="Consolas" w:cs="Consolas"/>
           <w:sz w:val="17"/>
           <w:szCs w:val="17"/>
         </w:rPr>
-        <w:t>js</w:t>
-      </w:r>
-      <w:proofErr w:type="spellEnd"/>
+        <w:t xml:space="preserve">  tests/                  Pruebas automáticas (node:test)</w:t>
+      </w:r>
+    </w:p>
+    <w:p>
+      <w:pPr>
+        <w:shd w:val="clear" w:color="auto" w:fill="F2F5F7"/>
+        <w:spacing w:line="260" w:lineRule="auto"/>
+      </w:pPr>
       <w:r>
         <w:rPr>
           <w:rFonts w:ascii="Consolas" w:eastAsia="Consolas" w:hAnsi="Consolas" w:cs="Consolas"/>
           <w:sz w:val="17"/>
           <w:szCs w:val="17"/>
         </w:rPr>
-        <w:t>/app.js, routes.js    Punto de entrada y mapa de rutas</w:t>
+        <w:t xml:space="preserve">  tools/write-config.mjs  Genera la configuración pública en el despliegue</w:t>
       </w:r>
     </w:p>
     <w:p>
@@ -9074,533 +8239,77 @@
           <w:sz w:val="17"/>
           <w:szCs w:val="17"/>
         </w:rPr>
-        <w:t xml:space="preserve">  </w:t>
-      </w:r>
-      <w:proofErr w:type="spellStart"/>
+        <w:t>supabase/</w:t>
+      </w:r>
+    </w:p>
+    <w:p>
+      <w:pPr>
+        <w:shd w:val="clear" w:color="auto" w:fill="F2F5F7"/>
+        <w:spacing w:line="260" w:lineRule="auto"/>
+      </w:pPr>
       <w:r>
         <w:rPr>
           <w:rFonts w:ascii="Consolas" w:eastAsia="Consolas" w:hAnsi="Consolas" w:cs="Consolas"/>
           <w:sz w:val="17"/>
           <w:szCs w:val="17"/>
         </w:rPr>
-        <w:t>js</w:t>
-      </w:r>
-      <w:proofErr w:type="spellEnd"/>
+        <w:t xml:space="preserve">  schema.sql              Esquema completo: tablas, RPC, RLS y permisos</w:t>
+      </w:r>
+    </w:p>
+    <w:p>
+      <w:pPr>
+        <w:shd w:val="clear" w:color="auto" w:fill="F2F5F7"/>
+        <w:spacing w:line="260" w:lineRule="auto"/>
+      </w:pPr>
       <w:r>
         <w:rPr>
           <w:rFonts w:ascii="Consolas" w:eastAsia="Consolas" w:hAnsi="Consolas" w:cs="Consolas"/>
           <w:sz w:val="17"/>
           <w:szCs w:val="17"/>
         </w:rPr>
-        <w:t xml:space="preserve">/supabase.js          Cliente </w:t>
-      </w:r>
-      <w:proofErr w:type="spellStart"/>
+        <w:t xml:space="preserve">  seed.sql                Catálogos iniciales</w:t>
+      </w:r>
+    </w:p>
+    <w:p>
+      <w:pPr>
+        <w:shd w:val="clear" w:color="auto" w:fill="F2F5F7"/>
+        <w:spacing w:line="260" w:lineRule="auto"/>
+      </w:pPr>
       <w:r>
         <w:rPr>
           <w:rFonts w:ascii="Consolas" w:eastAsia="Consolas" w:hAnsi="Consolas" w:cs="Consolas"/>
           <w:sz w:val="17"/>
           <w:szCs w:val="17"/>
         </w:rPr>
-        <w:t>Supabase</w:t>
-      </w:r>
-      <w:proofErr w:type="spellEnd"/>
+        <w:t xml:space="preserve">  infrastructure.sql      Trigger de Auth y bucket/políticas de Storage</w:t>
+      </w:r>
+    </w:p>
+    <w:p>
+      <w:pPr>
+        <w:shd w:val="clear" w:color="auto" w:fill="F2F5F7"/>
+        <w:spacing w:line="260" w:lineRule="auto"/>
+      </w:pPr>
       <w:r>
         <w:rPr>
           <w:rFonts w:ascii="Consolas" w:eastAsia="Consolas" w:hAnsi="Consolas" w:cs="Consolas"/>
           <w:sz w:val="17"/>
           <w:szCs w:val="17"/>
         </w:rPr>
-        <w:t xml:space="preserve"> (lee </w:t>
-      </w:r>
-      <w:proofErr w:type="spellStart"/>
+        <w:t xml:space="preserve">  functions/              Edge Functions</w:t>
+      </w:r>
+    </w:p>
+    <w:p>
+      <w:pPr>
+        <w:shd w:val="clear" w:color="auto" w:fill="F2F5F7"/>
+        <w:spacing w:line="260" w:lineRule="auto"/>
+      </w:pPr>
       <w:r>
         <w:rPr>
           <w:rFonts w:ascii="Consolas" w:eastAsia="Consolas" w:hAnsi="Consolas" w:cs="Consolas"/>
           <w:sz w:val="17"/>
           <w:szCs w:val="17"/>
         </w:rPr>
-        <w:t>js</w:t>
-      </w:r>
-      <w:proofErr w:type="spellEnd"/>
-      <w:r>
-        <w:rPr>
-          <w:rFonts w:ascii="Consolas" w:eastAsia="Consolas" w:hAnsi="Consolas" w:cs="Consolas"/>
-          <w:sz w:val="17"/>
-          <w:szCs w:val="17"/>
-        </w:rPr>
-        <w:t>/config.js, no versionado)</w:t>
-      </w:r>
-    </w:p>
-    <w:p>
-      <w:pPr>
-        <w:shd w:val="clear" w:color="auto" w:fill="F2F5F7"/>
-        <w:spacing w:line="260" w:lineRule="auto"/>
-      </w:pPr>
-      <w:r>
-        <w:rPr>
-          <w:rFonts w:ascii="Consolas" w:eastAsia="Consolas" w:hAnsi="Consolas" w:cs="Consolas"/>
-          <w:sz w:val="17"/>
-          <w:szCs w:val="17"/>
-        </w:rPr>
-        <w:t xml:space="preserve">  </w:t>
-      </w:r>
-      <w:proofErr w:type="spellStart"/>
-      <w:r>
-        <w:rPr>
-          <w:rFonts w:ascii="Consolas" w:eastAsia="Consolas" w:hAnsi="Consolas" w:cs="Consolas"/>
-          <w:sz w:val="17"/>
-          <w:szCs w:val="17"/>
-        </w:rPr>
-        <w:t>js</w:t>
-      </w:r>
-      <w:proofErr w:type="spellEnd"/>
-      <w:r>
-        <w:rPr>
-          <w:rFonts w:ascii="Consolas" w:eastAsia="Consolas" w:hAnsi="Consolas" w:cs="Consolas"/>
-          <w:sz w:val="17"/>
-          <w:szCs w:val="17"/>
-        </w:rPr>
-        <w:t>/</w:t>
-      </w:r>
-      <w:proofErr w:type="spellStart"/>
-      <w:r>
-        <w:rPr>
-          <w:rFonts w:ascii="Consolas" w:eastAsia="Consolas" w:hAnsi="Consolas" w:cs="Consolas"/>
-          <w:sz w:val="17"/>
-          <w:szCs w:val="17"/>
-        </w:rPr>
-        <w:t>core</w:t>
-      </w:r>
-      <w:proofErr w:type="spellEnd"/>
-      <w:r>
-        <w:rPr>
-          <w:rFonts w:ascii="Consolas" w:eastAsia="Consolas" w:hAnsi="Consolas" w:cs="Consolas"/>
-          <w:sz w:val="17"/>
-          <w:szCs w:val="17"/>
-        </w:rPr>
-        <w:t xml:space="preserve">/                Sesión, </w:t>
-      </w:r>
-      <w:proofErr w:type="spellStart"/>
-      <w:r>
-        <w:rPr>
-          <w:rFonts w:ascii="Consolas" w:eastAsia="Consolas" w:hAnsi="Consolas" w:cs="Consolas"/>
-          <w:sz w:val="17"/>
-          <w:szCs w:val="17"/>
-        </w:rPr>
-        <w:t>router</w:t>
-      </w:r>
-      <w:proofErr w:type="spellEnd"/>
-      <w:r>
-        <w:rPr>
-          <w:rFonts w:ascii="Consolas" w:eastAsia="Consolas" w:hAnsi="Consolas" w:cs="Consolas"/>
-          <w:sz w:val="17"/>
-          <w:szCs w:val="17"/>
-        </w:rPr>
-        <w:t>, formularios, errores, formato, UI</w:t>
-      </w:r>
-    </w:p>
-    <w:p>
-      <w:pPr>
-        <w:shd w:val="clear" w:color="auto" w:fill="F2F5F7"/>
-        <w:spacing w:line="260" w:lineRule="auto"/>
-      </w:pPr>
-      <w:r>
-        <w:rPr>
-          <w:rFonts w:ascii="Consolas" w:eastAsia="Consolas" w:hAnsi="Consolas" w:cs="Consolas"/>
-          <w:sz w:val="17"/>
-          <w:szCs w:val="17"/>
-        </w:rPr>
-        <w:t xml:space="preserve">  </w:t>
-      </w:r>
-      <w:proofErr w:type="spellStart"/>
-      <w:r>
-        <w:rPr>
-          <w:rFonts w:ascii="Consolas" w:eastAsia="Consolas" w:hAnsi="Consolas" w:cs="Consolas"/>
-          <w:sz w:val="17"/>
-          <w:szCs w:val="17"/>
-        </w:rPr>
-        <w:t>js</w:t>
-      </w:r>
-      <w:proofErr w:type="spellEnd"/>
-      <w:r>
-        <w:rPr>
-          <w:rFonts w:ascii="Consolas" w:eastAsia="Consolas" w:hAnsi="Consolas" w:cs="Consolas"/>
-          <w:sz w:val="17"/>
-          <w:szCs w:val="17"/>
-        </w:rPr>
-        <w:t>/api/                 Acceso a datos por dominio</w:t>
-      </w:r>
-    </w:p>
-    <w:p>
-      <w:pPr>
-        <w:shd w:val="clear" w:color="auto" w:fill="F2F5F7"/>
-        <w:spacing w:line="260" w:lineRule="auto"/>
-      </w:pPr>
-      <w:r>
-        <w:rPr>
-          <w:rFonts w:ascii="Consolas" w:eastAsia="Consolas" w:hAnsi="Consolas" w:cs="Consolas"/>
-          <w:sz w:val="17"/>
-          <w:szCs w:val="17"/>
-        </w:rPr>
-        <w:t xml:space="preserve">  </w:t>
-      </w:r>
-      <w:proofErr w:type="spellStart"/>
-      <w:r>
-        <w:rPr>
-          <w:rFonts w:ascii="Consolas" w:eastAsia="Consolas" w:hAnsi="Consolas" w:cs="Consolas"/>
-          <w:sz w:val="17"/>
-          <w:szCs w:val="17"/>
-        </w:rPr>
-        <w:t>js</w:t>
-      </w:r>
-      <w:proofErr w:type="spellEnd"/>
-      <w:r>
-        <w:rPr>
-          <w:rFonts w:ascii="Consolas" w:eastAsia="Consolas" w:hAnsi="Consolas" w:cs="Consolas"/>
-          <w:sz w:val="17"/>
-          <w:szCs w:val="17"/>
-        </w:rPr>
-        <w:t>/</w:t>
-      </w:r>
-      <w:proofErr w:type="spellStart"/>
-      <w:r>
-        <w:rPr>
-          <w:rFonts w:ascii="Consolas" w:eastAsia="Consolas" w:hAnsi="Consolas" w:cs="Consolas"/>
-          <w:sz w:val="17"/>
-          <w:szCs w:val="17"/>
-        </w:rPr>
-        <w:t>views</w:t>
-      </w:r>
-      <w:proofErr w:type="spellEnd"/>
-      <w:r>
-        <w:rPr>
-          <w:rFonts w:ascii="Consolas" w:eastAsia="Consolas" w:hAnsi="Consolas" w:cs="Consolas"/>
-          <w:sz w:val="17"/>
-          <w:szCs w:val="17"/>
-        </w:rPr>
-        <w:t>/               Pantallas por módulo (y su lógica pura en logic.js)</w:t>
-      </w:r>
-    </w:p>
-    <w:p>
-      <w:pPr>
-        <w:shd w:val="clear" w:color="auto" w:fill="F2F5F7"/>
-        <w:spacing w:line="260" w:lineRule="auto"/>
-      </w:pPr>
-      <w:r>
-        <w:rPr>
-          <w:rFonts w:ascii="Consolas" w:eastAsia="Consolas" w:hAnsi="Consolas" w:cs="Consolas"/>
-          <w:sz w:val="17"/>
-          <w:szCs w:val="17"/>
-        </w:rPr>
-        <w:t xml:space="preserve">  </w:t>
-      </w:r>
-      <w:proofErr w:type="spellStart"/>
-      <w:r>
-        <w:rPr>
-          <w:rFonts w:ascii="Consolas" w:eastAsia="Consolas" w:hAnsi="Consolas" w:cs="Consolas"/>
-          <w:sz w:val="17"/>
-          <w:szCs w:val="17"/>
-        </w:rPr>
-        <w:t>tests</w:t>
-      </w:r>
-      <w:proofErr w:type="spellEnd"/>
-      <w:r>
-        <w:rPr>
-          <w:rFonts w:ascii="Consolas" w:eastAsia="Consolas" w:hAnsi="Consolas" w:cs="Consolas"/>
-          <w:sz w:val="17"/>
-          <w:szCs w:val="17"/>
-        </w:rPr>
-        <w:t>/                  Pruebas automáticas (</w:t>
-      </w:r>
-      <w:proofErr w:type="spellStart"/>
-      <w:r>
-        <w:rPr>
-          <w:rFonts w:ascii="Consolas" w:eastAsia="Consolas" w:hAnsi="Consolas" w:cs="Consolas"/>
-          <w:sz w:val="17"/>
-          <w:szCs w:val="17"/>
-        </w:rPr>
-        <w:t>node:test</w:t>
-      </w:r>
-      <w:proofErr w:type="spellEnd"/>
-      <w:r>
-        <w:rPr>
-          <w:rFonts w:ascii="Consolas" w:eastAsia="Consolas" w:hAnsi="Consolas" w:cs="Consolas"/>
-          <w:sz w:val="17"/>
-          <w:szCs w:val="17"/>
-        </w:rPr>
-        <w:t>)</w:t>
-      </w:r>
-    </w:p>
-    <w:p>
-      <w:pPr>
-        <w:shd w:val="clear" w:color="auto" w:fill="F2F5F7"/>
-        <w:spacing w:line="260" w:lineRule="auto"/>
-      </w:pPr>
-      <w:r>
-        <w:rPr>
-          <w:rFonts w:ascii="Consolas" w:eastAsia="Consolas" w:hAnsi="Consolas" w:cs="Consolas"/>
-          <w:sz w:val="17"/>
-          <w:szCs w:val="17"/>
-        </w:rPr>
-        <w:t xml:space="preserve">  </w:t>
-      </w:r>
-      <w:proofErr w:type="spellStart"/>
-      <w:proofErr w:type="gramStart"/>
-      <w:r>
-        <w:rPr>
-          <w:rFonts w:ascii="Consolas" w:eastAsia="Consolas" w:hAnsi="Consolas" w:cs="Consolas"/>
-          <w:sz w:val="17"/>
-          <w:szCs w:val="17"/>
-        </w:rPr>
-        <w:t>tools</w:t>
-      </w:r>
-      <w:proofErr w:type="spellEnd"/>
-      <w:r>
-        <w:rPr>
-          <w:rFonts w:ascii="Consolas" w:eastAsia="Consolas" w:hAnsi="Consolas" w:cs="Consolas"/>
-          <w:sz w:val="17"/>
-          <w:szCs w:val="17"/>
-        </w:rPr>
-        <w:t>/</w:t>
-      </w:r>
-      <w:proofErr w:type="spellStart"/>
-      <w:r>
-        <w:rPr>
-          <w:rFonts w:ascii="Consolas" w:eastAsia="Consolas" w:hAnsi="Consolas" w:cs="Consolas"/>
-          <w:sz w:val="17"/>
-          <w:szCs w:val="17"/>
-        </w:rPr>
-        <w:t>write-config.mjs</w:t>
-      </w:r>
-      <w:proofErr w:type="spellEnd"/>
-      <w:r>
-        <w:rPr>
-          <w:rFonts w:ascii="Consolas" w:eastAsia="Consolas" w:hAnsi="Consolas" w:cs="Consolas"/>
-          <w:sz w:val="17"/>
-          <w:szCs w:val="17"/>
-        </w:rPr>
-        <w:t xml:space="preserve">  Genera</w:t>
-      </w:r>
-      <w:proofErr w:type="gramEnd"/>
-      <w:r>
-        <w:rPr>
-          <w:rFonts w:ascii="Consolas" w:eastAsia="Consolas" w:hAnsi="Consolas" w:cs="Consolas"/>
-          <w:sz w:val="17"/>
-          <w:szCs w:val="17"/>
-        </w:rPr>
-        <w:t xml:space="preserve"> la configuración pública en el despliegue</w:t>
-      </w:r>
-    </w:p>
-    <w:p>
-      <w:pPr>
-        <w:shd w:val="clear" w:color="auto" w:fill="F2F5F7"/>
-        <w:spacing w:line="260" w:lineRule="auto"/>
-      </w:pPr>
-      <w:proofErr w:type="spellStart"/>
-      <w:r>
-        <w:rPr>
-          <w:rFonts w:ascii="Consolas" w:eastAsia="Consolas" w:hAnsi="Consolas" w:cs="Consolas"/>
-          <w:sz w:val="17"/>
-          <w:szCs w:val="17"/>
-        </w:rPr>
-        <w:t>supabase</w:t>
-      </w:r>
-      <w:proofErr w:type="spellEnd"/>
-      <w:r>
-        <w:rPr>
-          <w:rFonts w:ascii="Consolas" w:eastAsia="Consolas" w:hAnsi="Consolas" w:cs="Consolas"/>
-          <w:sz w:val="17"/>
-          <w:szCs w:val="17"/>
-        </w:rPr>
-        <w:t>/</w:t>
-      </w:r>
-    </w:p>
-    <w:p>
-      <w:pPr>
-        <w:shd w:val="clear" w:color="auto" w:fill="F2F5F7"/>
-        <w:spacing w:line="260" w:lineRule="auto"/>
-      </w:pPr>
-      <w:r>
-        <w:rPr>
-          <w:rFonts w:ascii="Consolas" w:eastAsia="Consolas" w:hAnsi="Consolas" w:cs="Consolas"/>
-          <w:sz w:val="17"/>
-          <w:szCs w:val="17"/>
-        </w:rPr>
-        <w:t xml:space="preserve">  </w:t>
-      </w:r>
-      <w:proofErr w:type="spellStart"/>
-      <w:r>
-        <w:rPr>
-          <w:rFonts w:ascii="Consolas" w:eastAsia="Consolas" w:hAnsi="Consolas" w:cs="Consolas"/>
-          <w:sz w:val="17"/>
-          <w:szCs w:val="17"/>
-        </w:rPr>
-        <w:t>schema.sql</w:t>
-      </w:r>
-      <w:proofErr w:type="spellEnd"/>
-      <w:r>
-        <w:rPr>
-          <w:rFonts w:ascii="Consolas" w:eastAsia="Consolas" w:hAnsi="Consolas" w:cs="Consolas"/>
-          <w:sz w:val="17"/>
-          <w:szCs w:val="17"/>
-        </w:rPr>
-        <w:t xml:space="preserve">              Esquema completo: tablas, RPC, RLS y permisos</w:t>
-      </w:r>
-    </w:p>
-    <w:p>
-      <w:pPr>
-        <w:shd w:val="clear" w:color="auto" w:fill="F2F5F7"/>
-        <w:spacing w:line="260" w:lineRule="auto"/>
-      </w:pPr>
-      <w:r>
-        <w:rPr>
-          <w:rFonts w:ascii="Consolas" w:eastAsia="Consolas" w:hAnsi="Consolas" w:cs="Consolas"/>
-          <w:sz w:val="17"/>
-          <w:szCs w:val="17"/>
-        </w:rPr>
-        <w:t xml:space="preserve">  </w:t>
-      </w:r>
-      <w:proofErr w:type="spellStart"/>
-      <w:r>
-        <w:rPr>
-          <w:rFonts w:ascii="Consolas" w:eastAsia="Consolas" w:hAnsi="Consolas" w:cs="Consolas"/>
-          <w:sz w:val="17"/>
-          <w:szCs w:val="17"/>
-        </w:rPr>
-        <w:t>seed.sql</w:t>
-      </w:r>
-      <w:proofErr w:type="spellEnd"/>
-      <w:r>
-        <w:rPr>
-          <w:rFonts w:ascii="Consolas" w:eastAsia="Consolas" w:hAnsi="Consolas" w:cs="Consolas"/>
-          <w:sz w:val="17"/>
-          <w:szCs w:val="17"/>
-        </w:rPr>
-        <w:t xml:space="preserve">                Catálogos iniciales</w:t>
-      </w:r>
-    </w:p>
-    <w:p>
-      <w:pPr>
-        <w:shd w:val="clear" w:color="auto" w:fill="F2F5F7"/>
-        <w:spacing w:line="260" w:lineRule="auto"/>
-      </w:pPr>
-      <w:r>
-        <w:rPr>
-          <w:rFonts w:ascii="Consolas" w:eastAsia="Consolas" w:hAnsi="Consolas" w:cs="Consolas"/>
-          <w:sz w:val="17"/>
-          <w:szCs w:val="17"/>
-        </w:rPr>
-        <w:t xml:space="preserve">  </w:t>
-      </w:r>
-      <w:proofErr w:type="spellStart"/>
-      <w:r>
-        <w:rPr>
-          <w:rFonts w:ascii="Consolas" w:eastAsia="Consolas" w:hAnsi="Consolas" w:cs="Consolas"/>
-          <w:sz w:val="17"/>
-          <w:szCs w:val="17"/>
-        </w:rPr>
-        <w:t>infrastructure.sql</w:t>
-      </w:r>
-      <w:proofErr w:type="spellEnd"/>
-      <w:r>
-        <w:rPr>
-          <w:rFonts w:ascii="Consolas" w:eastAsia="Consolas" w:hAnsi="Consolas" w:cs="Consolas"/>
-          <w:sz w:val="17"/>
-          <w:szCs w:val="17"/>
-        </w:rPr>
-        <w:t xml:space="preserve">      Trigger de Auth y </w:t>
-      </w:r>
-      <w:proofErr w:type="spellStart"/>
-      <w:r>
-        <w:rPr>
-          <w:rFonts w:ascii="Consolas" w:eastAsia="Consolas" w:hAnsi="Consolas" w:cs="Consolas"/>
-          <w:sz w:val="17"/>
-          <w:szCs w:val="17"/>
-        </w:rPr>
-        <w:t>bucket</w:t>
-      </w:r>
-      <w:proofErr w:type="spellEnd"/>
-      <w:r>
-        <w:rPr>
-          <w:rFonts w:ascii="Consolas" w:eastAsia="Consolas" w:hAnsi="Consolas" w:cs="Consolas"/>
-          <w:sz w:val="17"/>
-          <w:szCs w:val="17"/>
-        </w:rPr>
-        <w:t>/políticas de Storage</w:t>
-      </w:r>
-    </w:p>
-    <w:p>
-      <w:pPr>
-        <w:shd w:val="clear" w:color="auto" w:fill="F2F5F7"/>
-        <w:spacing w:line="260" w:lineRule="auto"/>
-      </w:pPr>
-      <w:r>
-        <w:rPr>
-          <w:rFonts w:ascii="Consolas" w:eastAsia="Consolas" w:hAnsi="Consolas" w:cs="Consolas"/>
-          <w:sz w:val="17"/>
-          <w:szCs w:val="17"/>
-        </w:rPr>
-        <w:t xml:space="preserve">  </w:t>
-      </w:r>
-      <w:proofErr w:type="spellStart"/>
-      <w:r>
-        <w:rPr>
-          <w:rFonts w:ascii="Consolas" w:eastAsia="Consolas" w:hAnsi="Consolas" w:cs="Consolas"/>
-          <w:sz w:val="17"/>
-          <w:szCs w:val="17"/>
-        </w:rPr>
-        <w:t>functions</w:t>
-      </w:r>
-      <w:proofErr w:type="spellEnd"/>
-      <w:r>
-        <w:rPr>
-          <w:rFonts w:ascii="Consolas" w:eastAsia="Consolas" w:hAnsi="Consolas" w:cs="Consolas"/>
-          <w:sz w:val="17"/>
-          <w:szCs w:val="17"/>
-        </w:rPr>
-        <w:t xml:space="preserve">/              Edge </w:t>
-      </w:r>
-      <w:proofErr w:type="spellStart"/>
-      <w:r>
-        <w:rPr>
-          <w:rFonts w:ascii="Consolas" w:eastAsia="Consolas" w:hAnsi="Consolas" w:cs="Consolas"/>
-          <w:sz w:val="17"/>
-          <w:szCs w:val="17"/>
-        </w:rPr>
-        <w:t>Functions</w:t>
-      </w:r>
-      <w:proofErr w:type="spellEnd"/>
-    </w:p>
-    <w:p>
-      <w:pPr>
-        <w:shd w:val="clear" w:color="auto" w:fill="F2F5F7"/>
-        <w:spacing w:line="260" w:lineRule="auto"/>
-      </w:pPr>
-      <w:r>
-        <w:rPr>
-          <w:rFonts w:ascii="Consolas" w:eastAsia="Consolas" w:hAnsi="Consolas" w:cs="Consolas"/>
-          <w:sz w:val="17"/>
-          <w:szCs w:val="17"/>
-        </w:rPr>
-        <w:t xml:space="preserve">  </w:t>
-      </w:r>
-      <w:proofErr w:type="spellStart"/>
-      <w:r>
-        <w:rPr>
-          <w:rFonts w:ascii="Consolas" w:eastAsia="Consolas" w:hAnsi="Consolas" w:cs="Consolas"/>
-          <w:sz w:val="17"/>
-          <w:szCs w:val="17"/>
-        </w:rPr>
-        <w:t>security</w:t>
-      </w:r>
-      <w:proofErr w:type="spellEnd"/>
-      <w:r>
-        <w:rPr>
-          <w:rFonts w:ascii="Consolas" w:eastAsia="Consolas" w:hAnsi="Consolas" w:cs="Consolas"/>
-          <w:sz w:val="17"/>
-          <w:szCs w:val="17"/>
-        </w:rPr>
-        <w:t>/               Scripts de refuerzo de seguridad y su verificación</w:t>
+        <w:t xml:space="preserve">  security/               Scripts de refuerzo de seguridad y su verificación</w:t>
       </w:r>
     </w:p>
     <w:p>
@@ -9619,45 +8328,7 @@
           <w:sz w:val="17"/>
           <w:szCs w:val="17"/>
         </w:rPr>
-        <w:t xml:space="preserve">  </w:t>
-      </w:r>
-      <w:proofErr w:type="spellStart"/>
-      <w:proofErr w:type="gramStart"/>
-      <w:r>
-        <w:rPr>
-          <w:rFonts w:ascii="Consolas" w:eastAsia="Consolas" w:hAnsi="Consolas" w:cs="Consolas"/>
-          <w:sz w:val="17"/>
-          <w:szCs w:val="17"/>
-        </w:rPr>
-        <w:t>config.toml</w:t>
-      </w:r>
-      <w:proofErr w:type="spellEnd"/>
-      <w:proofErr w:type="gramEnd"/>
-      <w:r>
-        <w:rPr>
-          <w:rFonts w:ascii="Consolas" w:eastAsia="Consolas" w:hAnsi="Consolas" w:cs="Consolas"/>
-          <w:sz w:val="17"/>
-          <w:szCs w:val="17"/>
-        </w:rPr>
-        <w:t xml:space="preserve">             Configuración de </w:t>
-      </w:r>
-      <w:proofErr w:type="spellStart"/>
-      <w:r>
-        <w:rPr>
-          <w:rFonts w:ascii="Consolas" w:eastAsia="Consolas" w:hAnsi="Consolas" w:cs="Consolas"/>
-          <w:sz w:val="17"/>
-          <w:szCs w:val="17"/>
-        </w:rPr>
-        <w:t>Supabase</w:t>
-      </w:r>
-      <w:proofErr w:type="spellEnd"/>
-      <w:r>
-        <w:rPr>
-          <w:rFonts w:ascii="Consolas" w:eastAsia="Consolas" w:hAnsi="Consolas" w:cs="Consolas"/>
-          <w:sz w:val="17"/>
-          <w:szCs w:val="17"/>
-        </w:rPr>
-        <w:t xml:space="preserve"> CLI (sin secretos)</w:t>
+        <w:t xml:space="preserve">  config.toml             Configuración de Supabase CLI (sin secretos)</w:t>
       </w:r>
     </w:p>
     <w:p>
@@ -9696,15 +8367,7 @@
         <w:jc w:val="both"/>
       </w:pPr>
       <w:r>
-        <w:t>Requerimientos → reglas de negocio → procesos (BPMN) → modelo conceptual → Diagrama Entidad-Relación v1.0 → modelo relacional → diseño físico → implementación en PostgreSQL/</w:t>
-      </w:r>
-      <w:proofErr w:type="spellStart"/>
-      <w:r>
-        <w:t>Supabase</w:t>
-      </w:r>
-      <w:proofErr w:type="spellEnd"/>
-      <w:r>
-        <w:t xml:space="preserve"> → seguridad e integraciones.</w:t>
+        <w:t xml:space="preserve">Requerimientos → reglas de negocio → procesos (BPMN) → modelo conceptual → Diagrama Entidad-Relación v1.0 → modelo relacional → diseño físico → implementación en PostgreSQL/Supabase → seguridad e integraciones.</w:t>
       </w:r>
     </w:p>
     <w:p>
@@ -9725,7 +8388,6 @@
       <w:r>
         <w:t xml:space="preserve"> en el esquema </w:t>
       </w:r>
-      <w:proofErr w:type="spellStart"/>
       <w:r>
         <w:rPr>
           <w:rFonts w:ascii="Consolas" w:eastAsia="Consolas" w:hAnsi="Consolas" w:cs="Consolas"/>
@@ -9734,7 +8396,6 @@
         </w:rPr>
         <w:t>public</w:t>
       </w:r>
-      <w:proofErr w:type="spellEnd"/>
       <w:r>
         <w:t>. El módulo de informes no tiene tablas propias: sus resultados son consultas sobre los registros existentes.</w:t>
       </w:r>
@@ -9896,8 +8557,6 @@
               </w:rPr>
               <w:t xml:space="preserve">USUARIO (perfil vinculado a </w:t>
             </w:r>
-            <w:proofErr w:type="spellStart"/>
-            <w:proofErr w:type="gramStart"/>
             <w:r>
               <w:rPr>
                 <w:rFonts w:ascii="Consolas" w:eastAsia="Consolas" w:hAnsi="Consolas" w:cs="Consolas"/>
@@ -9906,8 +8565,6 @@
               </w:rPr>
               <w:t>auth.users</w:t>
             </w:r>
-            <w:proofErr w:type="spellEnd"/>
-            <w:proofErr w:type="gramEnd"/>
             <w:r>
               <w:rPr>
                 <w:sz w:val="19"/>
@@ -10183,15 +8840,7 @@
         <w:jc w:val="both"/>
       </w:pPr>
       <w:r>
-        <w:t xml:space="preserve">ANIMAL </w:t>
-      </w:r>
-      <w:proofErr w:type="gramStart"/>
-      <w:r>
-        <w:t>1:N</w:t>
-      </w:r>
-      <w:proofErr w:type="gramEnd"/>
-      <w:r>
-        <w:t xml:space="preserve"> HISTORIAL_ESTADO, ATENCION_SANITARIA, PERMANENCIA_ANIMAL_HOGAR y ADOPCION.</w:t>
+        <w:t xml:space="preserve">ANIMAL 1:N HISTORIAL_ESTADO, ATENCION_SANITARIA, PERMANENCIA_ANIMAL_HOGAR y ADOPCION.</w:t>
       </w:r>
     </w:p>
     <w:p>
@@ -10205,15 +8854,7 @@
         <w:jc w:val="both"/>
       </w:pPr>
       <w:r>
-        <w:t xml:space="preserve">HOGAR_TEMPORAL </w:t>
-      </w:r>
-      <w:proofErr w:type="gramStart"/>
-      <w:r>
-        <w:t>1:N</w:t>
-      </w:r>
-      <w:proofErr w:type="gramEnd"/>
-      <w:r>
-        <w:t xml:space="preserve"> PERMANENCIA_ANIMAL_HOGAR (relación con atributos propios: fechas de ingreso y salida).</w:t>
+        <w:t xml:space="preserve">HOGAR_TEMPORAL 1:N PERMANENCIA_ANIMAL_HOGAR (relación con atributos propios: fechas de ingreso y salida).</w:t>
       </w:r>
     </w:p>
     <w:p>
@@ -10227,23 +8868,7 @@
         <w:jc w:val="both"/>
       </w:pPr>
       <w:r>
-        <w:t xml:space="preserve">ADOPTANTE </w:t>
-      </w:r>
-      <w:proofErr w:type="gramStart"/>
-      <w:r>
-        <w:t>1:N</w:t>
-      </w:r>
-      <w:proofErr w:type="gramEnd"/>
-      <w:r>
-        <w:t xml:space="preserve"> ADOPCION; ADOPCION </w:t>
-      </w:r>
-      <w:proofErr w:type="gramStart"/>
-      <w:r>
-        <w:t>1:N</w:t>
-      </w:r>
-      <w:proofErr w:type="gramEnd"/>
-      <w:r>
-        <w:t xml:space="preserve"> SEGUIMIENTO.</w:t>
+        <w:t xml:space="preserve">ADOPTANTE 1:N ADOPCION; ADOPCION 1:N SEGUIMIENTO.</w:t>
       </w:r>
     </w:p>
     <w:p>
@@ -10271,15 +8896,7 @@
         <w:jc w:val="both"/>
       </w:pPr>
       <w:r>
-        <w:t xml:space="preserve">PROYECTO_ESTERILIZACION </w:t>
-      </w:r>
-      <w:proofErr w:type="gramStart"/>
-      <w:r>
-        <w:t>1:N</w:t>
-      </w:r>
-      <w:proofErr w:type="gramEnd"/>
-      <w:r>
-        <w:t xml:space="preserve"> ANIMAL_ESTERILIZACION; ANIMAL_ESTERILIZACION N:M PROFESIONAL mediante ESTERILIZACION_PROFESIONAL, con la función del profesional.</w:t>
+        <w:t xml:space="preserve">PROYECTO_ESTERILIZACION 1:N ANIMAL_ESTERILIZACION; ANIMAL_ESTERILIZACION N:M PROFESIONAL mediante ESTERILIZACION_PROFESIONAL, con la función del profesional.</w:t>
       </w:r>
     </w:p>
     <w:p>
@@ -10378,15 +8995,7 @@
         <w:t>UUID</w:t>
       </w:r>
       <w:r>
-        <w:t xml:space="preserve"> vinculado a </w:t>
-      </w:r>
-      <w:proofErr w:type="spellStart"/>
-      <w:r>
-        <w:t>Supabase</w:t>
-      </w:r>
-      <w:proofErr w:type="spellEnd"/>
-      <w:r>
-        <w:t xml:space="preserve"> Auth. Las fechas de negocio son </w:t>
+        <w:t xml:space="preserve"> vinculado a Supabase Auth. Las fechas de negocio son </w:t>
       </w:r>
       <w:r>
         <w:rPr>
@@ -10584,191 +9193,13 @@
             </w:tcMar>
           </w:tcPr>
           <w:p>
-            <w:proofErr w:type="spellStart"/>
-            <w:r>
-              <w:rPr>
-                <w:sz w:val="19"/>
-                <w:szCs w:val="19"/>
-              </w:rPr>
-              <w:t>id_estado_actual</w:t>
-            </w:r>
-            <w:proofErr w:type="spellEnd"/>
-            <w:r>
-              <w:rPr>
-                <w:sz w:val="19"/>
-                <w:szCs w:val="19"/>
-              </w:rPr>
-              <w:t xml:space="preserve">, </w:t>
-            </w:r>
-            <w:proofErr w:type="spellStart"/>
-            <w:r>
-              <w:rPr>
-                <w:sz w:val="19"/>
-                <w:szCs w:val="19"/>
-              </w:rPr>
-              <w:t>id_especie</w:t>
-            </w:r>
-            <w:proofErr w:type="spellEnd"/>
-            <w:r>
-              <w:rPr>
-                <w:sz w:val="19"/>
-                <w:szCs w:val="19"/>
-              </w:rPr>
-              <w:t xml:space="preserve">, </w:t>
-            </w:r>
-            <w:proofErr w:type="spellStart"/>
-            <w:r>
-              <w:rPr>
-                <w:sz w:val="19"/>
-                <w:szCs w:val="19"/>
-              </w:rPr>
-              <w:t>id_rango_etario</w:t>
-            </w:r>
-            <w:proofErr w:type="spellEnd"/>
-            <w:r>
-              <w:rPr>
-                <w:sz w:val="19"/>
-                <w:szCs w:val="19"/>
-              </w:rPr>
-              <w:t xml:space="preserve">, nombre, sexo, tamaño, </w:t>
-            </w:r>
-            <w:proofErr w:type="spellStart"/>
-            <w:r>
-              <w:rPr>
-                <w:sz w:val="19"/>
-                <w:szCs w:val="19"/>
-              </w:rPr>
-              <w:t>fecha_nacimiento</w:t>
-            </w:r>
-            <w:proofErr w:type="spellEnd"/>
-            <w:r>
-              <w:rPr>
-                <w:sz w:val="19"/>
-                <w:szCs w:val="19"/>
-              </w:rPr>
-              <w:t xml:space="preserve">, </w:t>
-            </w:r>
-            <w:proofErr w:type="spellStart"/>
-            <w:r>
-              <w:rPr>
-                <w:sz w:val="19"/>
-                <w:szCs w:val="19"/>
-              </w:rPr>
-              <w:t>fecha_rescate</w:t>
-            </w:r>
-            <w:proofErr w:type="spellEnd"/>
-            <w:r>
-              <w:rPr>
-                <w:sz w:val="19"/>
-                <w:szCs w:val="19"/>
-              </w:rPr>
-              <w:t xml:space="preserve">, </w:t>
-            </w:r>
-            <w:proofErr w:type="spellStart"/>
-            <w:r>
-              <w:rPr>
-                <w:sz w:val="19"/>
-                <w:szCs w:val="19"/>
-              </w:rPr>
-              <w:t>lugar_rescate</w:t>
-            </w:r>
-            <w:proofErr w:type="spellEnd"/>
-            <w:r>
-              <w:rPr>
-                <w:sz w:val="19"/>
-                <w:szCs w:val="19"/>
-              </w:rPr>
-              <w:t xml:space="preserve">, </w:t>
-            </w:r>
-            <w:proofErr w:type="spellStart"/>
-            <w:r>
-              <w:rPr>
-                <w:sz w:val="19"/>
-                <w:szCs w:val="19"/>
-              </w:rPr>
-              <w:t>caracteristicas</w:t>
-            </w:r>
-            <w:proofErr w:type="spellEnd"/>
-            <w:r>
-              <w:rPr>
-                <w:sz w:val="19"/>
-                <w:szCs w:val="19"/>
-              </w:rPr>
-              <w:t xml:space="preserve">, personalidad, </w:t>
-            </w:r>
-            <w:proofErr w:type="spellStart"/>
-            <w:r>
-              <w:rPr>
-                <w:sz w:val="19"/>
-                <w:szCs w:val="19"/>
-              </w:rPr>
-              <w:t>historia_rescate</w:t>
-            </w:r>
-            <w:proofErr w:type="spellEnd"/>
-            <w:r>
-              <w:rPr>
-                <w:sz w:val="19"/>
-                <w:szCs w:val="19"/>
-              </w:rPr>
-              <w:t xml:space="preserve">, observaciones, microchip, </w:t>
-            </w:r>
-            <w:proofErr w:type="spellStart"/>
-            <w:r>
-              <w:rPr>
-                <w:sz w:val="19"/>
-                <w:szCs w:val="19"/>
-              </w:rPr>
-              <w:t>estado_registro_nacional</w:t>
-            </w:r>
-            <w:proofErr w:type="spellEnd"/>
-            <w:r>
-              <w:rPr>
-                <w:sz w:val="19"/>
-                <w:szCs w:val="19"/>
-              </w:rPr>
-              <w:t xml:space="preserve">, </w:t>
-            </w:r>
-            <w:proofErr w:type="spellStart"/>
-            <w:r>
-              <w:rPr>
-                <w:sz w:val="19"/>
-                <w:szCs w:val="19"/>
-              </w:rPr>
-              <w:t>foto_principal_path</w:t>
-            </w:r>
-            <w:proofErr w:type="spellEnd"/>
-            <w:r>
-              <w:rPr>
-                <w:sz w:val="19"/>
-                <w:szCs w:val="19"/>
-              </w:rPr>
-              <w:t xml:space="preserve">, </w:t>
-            </w:r>
-            <w:proofErr w:type="spellStart"/>
-            <w:r>
-              <w:rPr>
-                <w:sz w:val="19"/>
-                <w:szCs w:val="19"/>
-              </w:rPr>
-              <w:t>id_carpeta_drive</w:t>
-            </w:r>
-            <w:proofErr w:type="spellEnd"/>
-            <w:r>
-              <w:rPr>
-                <w:sz w:val="19"/>
-                <w:szCs w:val="19"/>
-              </w:rPr>
-              <w:t xml:space="preserve">, activo, </w:t>
-            </w:r>
-            <w:proofErr w:type="spellStart"/>
-            <w:r>
-              <w:rPr>
-                <w:sz w:val="19"/>
-                <w:szCs w:val="19"/>
-              </w:rPr>
-              <w:t>fecha_registro</w:t>
-            </w:r>
-            <w:proofErr w:type="spellEnd"/>
+            <w:r>
+              <w:rPr>
+                <w:sz w:val="19"/>
+                <w:szCs w:val="19"/>
+              </w:rPr>
+              <w:t xml:space="preserve">id_estado_actual, id_especie, id_rango_etario, nombre, sexo, tamaño, fecha_nacimiento, fecha_rescate, lugar_rescate, caracteristicas, personalidad, historia_rescate, observaciones, microchip, estado_registro_nacional, estado_esterilizacion, foto_principal_path, id_carpeta_drive, activo, fecha_registro</w:t>
+            </w:r>
           </w:p>
         </w:tc>
         <w:tc>
@@ -10793,7 +9224,7 @@
                 <w:sz w:val="19"/>
                 <w:szCs w:val="19"/>
               </w:rPr>
-              <w:t>microchip UNIQUE y de 15 dígitos; sexo, tamaño y registro nacional con CHECK; nacimiento ≤ rescate.</w:t>
+              <w:t xml:space="preserve">microchip UNIQUE y de 15 dígitos; sexo, tamaño, registro nacional y esterilización con CHECK; esterilización NOT NULL con valor por defecto "Sin información"; nacimiento ≤ rescate.</w:t>
             </w:r>
           </w:p>
         </w:tc>
@@ -10848,85 +9279,12 @@
             </w:tcMar>
           </w:tcPr>
           <w:p>
-            <w:proofErr w:type="spellStart"/>
-            <w:r>
-              <w:rPr>
-                <w:sz w:val="19"/>
-                <w:szCs w:val="19"/>
-              </w:rPr>
-              <w:t>id_animal</w:t>
-            </w:r>
-            <w:proofErr w:type="spellEnd"/>
-            <w:r>
-              <w:rPr>
-                <w:sz w:val="19"/>
-                <w:szCs w:val="19"/>
-              </w:rPr>
-              <w:t xml:space="preserve">, </w:t>
-            </w:r>
-            <w:proofErr w:type="spellStart"/>
-            <w:r>
-              <w:rPr>
-                <w:sz w:val="19"/>
-                <w:szCs w:val="19"/>
-              </w:rPr>
-              <w:t>id_estado</w:t>
-            </w:r>
-            <w:proofErr w:type="spellEnd"/>
-            <w:r>
-              <w:rPr>
-                <w:sz w:val="19"/>
-                <w:szCs w:val="19"/>
-              </w:rPr>
-              <w:t xml:space="preserve">, </w:t>
-            </w:r>
-            <w:proofErr w:type="spellStart"/>
-            <w:r>
-              <w:rPr>
-                <w:sz w:val="19"/>
-                <w:szCs w:val="19"/>
-              </w:rPr>
-              <w:t>fecha_inicio</w:t>
-            </w:r>
-            <w:proofErr w:type="spellEnd"/>
-            <w:r>
-              <w:rPr>
-                <w:sz w:val="19"/>
-                <w:szCs w:val="19"/>
-              </w:rPr>
-              <w:t xml:space="preserve">, </w:t>
-            </w:r>
-            <w:proofErr w:type="spellStart"/>
-            <w:r>
-              <w:rPr>
-                <w:sz w:val="19"/>
-                <w:szCs w:val="19"/>
-              </w:rPr>
-              <w:t>fecha_fin</w:t>
-            </w:r>
-            <w:proofErr w:type="spellEnd"/>
-            <w:r>
-              <w:rPr>
-                <w:sz w:val="19"/>
-                <w:szCs w:val="19"/>
-              </w:rPr>
-              <w:t xml:space="preserve">, </w:t>
-            </w:r>
-            <w:proofErr w:type="spellStart"/>
-            <w:r>
-              <w:rPr>
-                <w:sz w:val="19"/>
-                <w:szCs w:val="19"/>
-              </w:rPr>
-              <w:t>motivo_cambio</w:t>
-            </w:r>
-            <w:proofErr w:type="spellEnd"/>
-            <w:r>
-              <w:rPr>
-                <w:sz w:val="19"/>
-                <w:szCs w:val="19"/>
-              </w:rPr>
-              <w:t>, observaciones</w:t>
+            <w:r>
+              <w:rPr>
+                <w:sz w:val="19"/>
+                <w:szCs w:val="19"/>
+              </w:rPr>
+              <w:t xml:space="preserve">id_animal, id_estado, fecha_inicio, fecha_fin, motivo_cambio, observaciones</w:t>
             </w:r>
           </w:p>
         </w:tc>
@@ -11007,53 +9365,12 @@
             </w:tcMar>
           </w:tcPr>
           <w:p>
-            <w:proofErr w:type="spellStart"/>
-            <w:r>
-              <w:rPr>
-                <w:sz w:val="19"/>
-                <w:szCs w:val="19"/>
-              </w:rPr>
-              <w:t>id_animal</w:t>
-            </w:r>
-            <w:proofErr w:type="spellEnd"/>
-            <w:r>
-              <w:rPr>
-                <w:sz w:val="19"/>
-                <w:szCs w:val="19"/>
-              </w:rPr>
-              <w:t xml:space="preserve">, </w:t>
-            </w:r>
-            <w:proofErr w:type="spellStart"/>
-            <w:r>
-              <w:rPr>
-                <w:sz w:val="19"/>
-                <w:szCs w:val="19"/>
-              </w:rPr>
-              <w:t>id_tipo_atencion</w:t>
-            </w:r>
-            <w:proofErr w:type="spellEnd"/>
-            <w:r>
-              <w:rPr>
-                <w:sz w:val="19"/>
-                <w:szCs w:val="19"/>
-              </w:rPr>
-              <w:t xml:space="preserve">, fecha, veterinario, tratamiento, medicamento, </w:t>
-            </w:r>
-            <w:proofErr w:type="spellStart"/>
-            <w:r>
-              <w:rPr>
-                <w:sz w:val="19"/>
-                <w:szCs w:val="19"/>
-              </w:rPr>
-              <w:t>proximo_control</w:t>
-            </w:r>
-            <w:proofErr w:type="spellEnd"/>
-            <w:r>
-              <w:rPr>
-                <w:sz w:val="19"/>
-                <w:szCs w:val="19"/>
-              </w:rPr>
-              <w:t>, observaciones</w:t>
+            <w:r>
+              <w:rPr>
+                <w:sz w:val="19"/>
+                <w:szCs w:val="19"/>
+              </w:rPr>
+              <w:t xml:space="preserve">id_animal, id_tipo_atencion, fecha, veterinario, tratamiento, medicamento, proximo_control, observaciones</w:t>
             </w:r>
           </w:p>
         </w:tc>
@@ -11134,53 +9451,12 @@
             </w:tcMar>
           </w:tcPr>
           <w:p>
-            <w:proofErr w:type="spellStart"/>
-            <w:r>
-              <w:rPr>
-                <w:sz w:val="19"/>
-                <w:szCs w:val="19"/>
-              </w:rPr>
-              <w:t>nombre_responsable</w:t>
-            </w:r>
-            <w:proofErr w:type="spellEnd"/>
-            <w:r>
-              <w:rPr>
-                <w:sz w:val="19"/>
-                <w:szCs w:val="19"/>
-              </w:rPr>
-              <w:t xml:space="preserve">, </w:t>
-            </w:r>
-            <w:proofErr w:type="spellStart"/>
-            <w:r>
-              <w:rPr>
-                <w:sz w:val="19"/>
-                <w:szCs w:val="19"/>
-              </w:rPr>
-              <w:t>telefono</w:t>
-            </w:r>
-            <w:proofErr w:type="spellEnd"/>
-            <w:r>
-              <w:rPr>
-                <w:sz w:val="19"/>
-                <w:szCs w:val="19"/>
-              </w:rPr>
-              <w:t xml:space="preserve">, email, </w:t>
-            </w:r>
-            <w:proofErr w:type="spellStart"/>
-            <w:r>
-              <w:rPr>
-                <w:sz w:val="19"/>
-                <w:szCs w:val="19"/>
-              </w:rPr>
-              <w:t>direccion</w:t>
-            </w:r>
-            <w:proofErr w:type="spellEnd"/>
-            <w:r>
-              <w:rPr>
-                <w:sz w:val="19"/>
-                <w:szCs w:val="19"/>
-              </w:rPr>
-              <w:t>, observaciones, activo</w:t>
+            <w:r>
+              <w:rPr>
+                <w:sz w:val="19"/>
+                <w:szCs w:val="19"/>
+              </w:rPr>
+              <w:t xml:space="preserve">nombre_responsable, telefono, email, direccion, observaciones, activo</w:t>
             </w:r>
           </w:p>
         </w:tc>
@@ -11261,69 +9537,12 @@
             </w:tcMar>
           </w:tcPr>
           <w:p>
-            <w:proofErr w:type="spellStart"/>
-            <w:r>
-              <w:rPr>
-                <w:sz w:val="19"/>
-                <w:szCs w:val="19"/>
-              </w:rPr>
-              <w:t>id_animal</w:t>
-            </w:r>
-            <w:proofErr w:type="spellEnd"/>
-            <w:r>
-              <w:rPr>
-                <w:sz w:val="19"/>
-                <w:szCs w:val="19"/>
-              </w:rPr>
-              <w:t xml:space="preserve">, </w:t>
-            </w:r>
-            <w:proofErr w:type="spellStart"/>
-            <w:r>
-              <w:rPr>
-                <w:sz w:val="19"/>
-                <w:szCs w:val="19"/>
-              </w:rPr>
-              <w:t>id_hogar</w:t>
-            </w:r>
-            <w:proofErr w:type="spellEnd"/>
-            <w:r>
-              <w:rPr>
-                <w:sz w:val="19"/>
-                <w:szCs w:val="19"/>
-              </w:rPr>
-              <w:t xml:space="preserve">, </w:t>
-            </w:r>
-            <w:proofErr w:type="spellStart"/>
-            <w:r>
-              <w:rPr>
-                <w:sz w:val="19"/>
-                <w:szCs w:val="19"/>
-              </w:rPr>
-              <w:t>fecha_ingreso</w:t>
-            </w:r>
-            <w:proofErr w:type="spellEnd"/>
-            <w:r>
-              <w:rPr>
-                <w:sz w:val="19"/>
-                <w:szCs w:val="19"/>
-              </w:rPr>
-              <w:t xml:space="preserve">, </w:t>
-            </w:r>
-            <w:proofErr w:type="spellStart"/>
-            <w:r>
-              <w:rPr>
-                <w:sz w:val="19"/>
-                <w:szCs w:val="19"/>
-              </w:rPr>
-              <w:t>fecha_salida</w:t>
-            </w:r>
-            <w:proofErr w:type="spellEnd"/>
-            <w:r>
-              <w:rPr>
-                <w:sz w:val="19"/>
-                <w:szCs w:val="19"/>
-              </w:rPr>
-              <w:t>, observaciones</w:t>
+            <w:r>
+              <w:rPr>
+                <w:sz w:val="19"/>
+                <w:szCs w:val="19"/>
+              </w:rPr>
+              <w:t xml:space="preserve">id_animal, id_hogar, fecha_ingreso, fecha_salida, observaciones</w:t>
             </w:r>
           </w:p>
         </w:tc>
@@ -11409,55 +9628,7 @@
                 <w:sz w:val="19"/>
                 <w:szCs w:val="19"/>
               </w:rPr>
-              <w:t xml:space="preserve">nombre, </w:t>
-            </w:r>
-            <w:proofErr w:type="spellStart"/>
-            <w:r>
-              <w:rPr>
-                <w:sz w:val="19"/>
-                <w:szCs w:val="19"/>
-              </w:rPr>
-              <w:t>rut</w:t>
-            </w:r>
-            <w:proofErr w:type="spellEnd"/>
-            <w:r>
-              <w:rPr>
-                <w:sz w:val="19"/>
-                <w:szCs w:val="19"/>
-              </w:rPr>
-              <w:t xml:space="preserve">, </w:t>
-            </w:r>
-            <w:proofErr w:type="spellStart"/>
-            <w:r>
-              <w:rPr>
-                <w:sz w:val="19"/>
-                <w:szCs w:val="19"/>
-              </w:rPr>
-              <w:t>telefono</w:t>
-            </w:r>
-            <w:proofErr w:type="spellEnd"/>
-            <w:r>
-              <w:rPr>
-                <w:sz w:val="19"/>
-                <w:szCs w:val="19"/>
-              </w:rPr>
-              <w:t xml:space="preserve">, email, </w:t>
-            </w:r>
-            <w:proofErr w:type="spellStart"/>
-            <w:r>
-              <w:rPr>
-                <w:sz w:val="19"/>
-                <w:szCs w:val="19"/>
-              </w:rPr>
-              <w:t>direccion</w:t>
-            </w:r>
-            <w:proofErr w:type="spellEnd"/>
-            <w:r>
-              <w:rPr>
-                <w:sz w:val="19"/>
-                <w:szCs w:val="19"/>
-              </w:rPr>
-              <w:t>, observaciones</w:t>
+              <w:t xml:space="preserve">nombre, rut, telefono, email, direccion, observaciones</w:t>
             </w:r>
           </w:p>
         </w:tc>
@@ -11478,21 +9649,12 @@
             </w:tcMar>
           </w:tcPr>
           <w:p>
-            <w:proofErr w:type="spellStart"/>
-            <w:r>
-              <w:rPr>
-                <w:sz w:val="19"/>
-                <w:szCs w:val="19"/>
-              </w:rPr>
-              <w:t>rut</w:t>
-            </w:r>
-            <w:proofErr w:type="spellEnd"/>
-            <w:r>
-              <w:rPr>
-                <w:sz w:val="19"/>
-                <w:szCs w:val="19"/>
-              </w:rPr>
-              <w:t xml:space="preserve"> UNIQUE (normalizado 12345678-9).</w:t>
+            <w:r>
+              <w:rPr>
+                <w:sz w:val="19"/>
+                <w:szCs w:val="19"/>
+              </w:rPr>
+              <w:t xml:space="preserve">rut UNIQUE (normalizado 12345678-9).</w:t>
             </w:r>
           </w:p>
         </w:tc>
@@ -11547,101 +9709,12 @@
             </w:tcMar>
           </w:tcPr>
           <w:p>
-            <w:proofErr w:type="spellStart"/>
-            <w:r>
-              <w:rPr>
-                <w:sz w:val="19"/>
-                <w:szCs w:val="19"/>
-              </w:rPr>
-              <w:t>id_animal</w:t>
-            </w:r>
-            <w:proofErr w:type="spellEnd"/>
-            <w:r>
-              <w:rPr>
-                <w:sz w:val="19"/>
-                <w:szCs w:val="19"/>
-              </w:rPr>
-              <w:t xml:space="preserve">, </w:t>
-            </w:r>
-            <w:proofErr w:type="spellStart"/>
-            <w:r>
-              <w:rPr>
-                <w:sz w:val="19"/>
-                <w:szCs w:val="19"/>
-              </w:rPr>
-              <w:t>id_adoptante</w:t>
-            </w:r>
-            <w:proofErr w:type="spellEnd"/>
-            <w:r>
-              <w:rPr>
-                <w:sz w:val="19"/>
-                <w:szCs w:val="19"/>
-              </w:rPr>
-              <w:t xml:space="preserve">, </w:t>
-            </w:r>
-            <w:proofErr w:type="spellStart"/>
-            <w:r>
-              <w:rPr>
-                <w:sz w:val="19"/>
-                <w:szCs w:val="19"/>
-              </w:rPr>
-              <w:t>id_estado_adopcion</w:t>
-            </w:r>
-            <w:proofErr w:type="spellEnd"/>
-            <w:r>
-              <w:rPr>
-                <w:sz w:val="19"/>
-                <w:szCs w:val="19"/>
-              </w:rPr>
-              <w:t xml:space="preserve">, </w:t>
-            </w:r>
-            <w:proofErr w:type="spellStart"/>
-            <w:r>
-              <w:rPr>
-                <w:sz w:val="19"/>
-                <w:szCs w:val="19"/>
-              </w:rPr>
-              <w:t>fecha_adopcion</w:t>
-            </w:r>
-            <w:proofErr w:type="spellEnd"/>
-            <w:r>
-              <w:rPr>
-                <w:sz w:val="19"/>
-                <w:szCs w:val="19"/>
-              </w:rPr>
-              <w:t xml:space="preserve">, </w:t>
-            </w:r>
-            <w:proofErr w:type="spellStart"/>
-            <w:r>
-              <w:rPr>
-                <w:sz w:val="19"/>
-                <w:szCs w:val="19"/>
-              </w:rPr>
-              <w:t>fecha_finalizacion</w:t>
-            </w:r>
-            <w:proofErr w:type="spellEnd"/>
-            <w:r>
-              <w:rPr>
-                <w:sz w:val="19"/>
-                <w:szCs w:val="19"/>
-              </w:rPr>
-              <w:t xml:space="preserve">, </w:t>
-            </w:r>
-            <w:proofErr w:type="spellStart"/>
-            <w:r>
-              <w:rPr>
-                <w:sz w:val="19"/>
-                <w:szCs w:val="19"/>
-              </w:rPr>
-              <w:t>motivo_finalizacion</w:t>
-            </w:r>
-            <w:proofErr w:type="spellEnd"/>
-            <w:r>
-              <w:rPr>
-                <w:sz w:val="19"/>
-                <w:szCs w:val="19"/>
-              </w:rPr>
-              <w:t>, observaciones</w:t>
+            <w:r>
+              <w:rPr>
+                <w:sz w:val="19"/>
+                <w:szCs w:val="19"/>
+              </w:rPr>
+              <w:t xml:space="preserve">id_animal, id_adoptante, id_estado_adopcion, fecha_adopcion, fecha_finalizacion, motivo_finalizacion, observaciones</w:t>
             </w:r>
           </w:p>
         </w:tc>
@@ -11722,53 +9795,12 @@
             </w:tcMar>
           </w:tcPr>
           <w:p>
-            <w:proofErr w:type="spellStart"/>
-            <w:r>
-              <w:rPr>
-                <w:sz w:val="19"/>
-                <w:szCs w:val="19"/>
-              </w:rPr>
-              <w:t>id_adopcion</w:t>
-            </w:r>
-            <w:proofErr w:type="spellEnd"/>
-            <w:r>
-              <w:rPr>
-                <w:sz w:val="19"/>
-                <w:szCs w:val="19"/>
-              </w:rPr>
-              <w:t xml:space="preserve">, fecha, </w:t>
-            </w:r>
-            <w:proofErr w:type="spellStart"/>
-            <w:r>
-              <w:rPr>
-                <w:sz w:val="19"/>
-                <w:szCs w:val="19"/>
-              </w:rPr>
-              <w:t>medio_contacto</w:t>
-            </w:r>
-            <w:proofErr w:type="spellEnd"/>
-            <w:r>
-              <w:rPr>
-                <w:sz w:val="19"/>
-                <w:szCs w:val="19"/>
-              </w:rPr>
-              <w:t xml:space="preserve">, </w:t>
-            </w:r>
-            <w:proofErr w:type="spellStart"/>
-            <w:r>
-              <w:rPr>
-                <w:sz w:val="19"/>
-                <w:szCs w:val="19"/>
-              </w:rPr>
-              <w:t>situacion_animal</w:t>
-            </w:r>
-            <w:proofErr w:type="spellEnd"/>
-            <w:r>
-              <w:rPr>
-                <w:sz w:val="19"/>
-                <w:szCs w:val="19"/>
-              </w:rPr>
-              <w:t>, observaciones</w:t>
+            <w:r>
+              <w:rPr>
+                <w:sz w:val="19"/>
+                <w:szCs w:val="19"/>
+              </w:rPr>
+              <w:t xml:space="preserve">id_adopcion, fecha, medio_contacto, situacion_animal, observaciones</w:t>
             </w:r>
           </w:p>
         </w:tc>
@@ -11794,23 +9826,7 @@
                 <w:sz w:val="19"/>
                 <w:szCs w:val="19"/>
               </w:rPr>
-              <w:t xml:space="preserve">medio de contacto: WhatsApp, </w:t>
-            </w:r>
-            <w:proofErr w:type="spellStart"/>
-            <w:r>
-              <w:rPr>
-                <w:sz w:val="19"/>
-                <w:szCs w:val="19"/>
-              </w:rPr>
-              <w:t>Telefono</w:t>
-            </w:r>
-            <w:proofErr w:type="spellEnd"/>
-            <w:r>
-              <w:rPr>
-                <w:sz w:val="19"/>
-                <w:szCs w:val="19"/>
-              </w:rPr>
-              <w:t>, Correo, Visita u Otro.</w:t>
+              <w:t xml:space="preserve">medio de contacto: WhatsApp, Telefono, Correo, Visita u Otro.</w:t>
             </w:r>
           </w:p>
         </w:tc>
@@ -11865,37 +9881,12 @@
             </w:tcMar>
           </w:tcPr>
           <w:p>
-            <w:proofErr w:type="spellStart"/>
-            <w:r>
-              <w:rPr>
-                <w:sz w:val="19"/>
-                <w:szCs w:val="19"/>
-              </w:rPr>
-              <w:t>id_categoria_gasto</w:t>
-            </w:r>
-            <w:proofErr w:type="spellEnd"/>
-            <w:r>
-              <w:rPr>
-                <w:sz w:val="19"/>
-                <w:szCs w:val="19"/>
-              </w:rPr>
-              <w:t xml:space="preserve">, fecha, </w:t>
-            </w:r>
-            <w:proofErr w:type="spellStart"/>
-            <w:r>
-              <w:rPr>
-                <w:sz w:val="19"/>
-                <w:szCs w:val="19"/>
-              </w:rPr>
-              <w:t>descripcion</w:t>
-            </w:r>
-            <w:proofErr w:type="spellEnd"/>
-            <w:r>
-              <w:rPr>
-                <w:sz w:val="19"/>
-                <w:szCs w:val="19"/>
-              </w:rPr>
-              <w:t>, monto, observaciones</w:t>
+            <w:r>
+              <w:rPr>
+                <w:sz w:val="19"/>
+                <w:szCs w:val="19"/>
+              </w:rPr>
+              <w:t xml:space="preserve">id_categoria_gasto, fecha, descripcion, monto, observaciones</w:t>
             </w:r>
           </w:p>
         </w:tc>
@@ -11976,47 +9967,13 @@
             </w:tcMar>
           </w:tcPr>
           <w:p>
-            <w:proofErr w:type="spellStart"/>
-            <w:r>
-              <w:rPr>
-                <w:sz w:val="19"/>
-                <w:szCs w:val="19"/>
-              </w:rPr>
-              <w:t>id_animal</w:t>
-            </w:r>
-            <w:proofErr w:type="spellEnd"/>
-            <w:r>
-              <w:rPr>
-                <w:sz w:val="19"/>
-                <w:szCs w:val="19"/>
-              </w:rPr>
-              <w:t xml:space="preserve">, </w:t>
-            </w:r>
-            <w:proofErr w:type="spellStart"/>
-            <w:r>
-              <w:rPr>
-                <w:sz w:val="19"/>
-                <w:szCs w:val="19"/>
-              </w:rPr>
-              <w:t>id_gasto</w:t>
-            </w:r>
-            <w:proofErr w:type="spellEnd"/>
-            <w:r>
-              <w:rPr>
-                <w:sz w:val="19"/>
-                <w:szCs w:val="19"/>
-              </w:rPr>
-              <w:t xml:space="preserve">, </w:t>
-            </w:r>
-            <w:proofErr w:type="spellStart"/>
-            <w:r>
-              <w:rPr>
-                <w:sz w:val="19"/>
-                <w:szCs w:val="19"/>
-              </w:rPr>
-              <w:t>monto_asignado</w:t>
-            </w:r>
-            <w:proofErr w:type="spellEnd"/>
+            <w:r>
+              <w:rPr>
+                <w:sz w:val="19"/>
+                <w:szCs w:val="19"/>
+              </w:rPr>
+              <w:t xml:space="preserve">id_animal, id_gasto, monto_asignado</w:t>
+            </w:r>
           </w:p>
         </w:tc>
         <w:tc>
@@ -12041,23 +9998,7 @@
                 <w:sz w:val="19"/>
                 <w:szCs w:val="19"/>
               </w:rPr>
-              <w:t xml:space="preserve">monto &gt; 0; </w:t>
-            </w:r>
-            <w:proofErr w:type="gramStart"/>
-            <w:r>
-              <w:rPr>
-                <w:sz w:val="19"/>
-                <w:szCs w:val="19"/>
-              </w:rPr>
-              <w:t>UNIQUE(</w:t>
-            </w:r>
-            <w:proofErr w:type="gramEnd"/>
-            <w:r>
-              <w:rPr>
-                <w:sz w:val="19"/>
-                <w:szCs w:val="19"/>
-              </w:rPr>
-              <w:t>animal, gasto); suma ≤ total (RPC).</w:t>
+              <w:t xml:space="preserve">monto &gt; 0; UNIQUE(animal, gasto); suma ≤ total (RPC).</w:t>
             </w:r>
           </w:p>
         </w:tc>
@@ -12112,111 +10053,13 @@
             </w:tcMar>
           </w:tcPr>
           <w:p>
-            <w:proofErr w:type="spellStart"/>
-            <w:r>
-              <w:rPr>
-                <w:sz w:val="19"/>
-                <w:szCs w:val="19"/>
-              </w:rPr>
-              <w:t>id_estado_proyecto</w:t>
-            </w:r>
-            <w:proofErr w:type="spellEnd"/>
-            <w:r>
-              <w:rPr>
-                <w:sz w:val="19"/>
-                <w:szCs w:val="19"/>
-              </w:rPr>
-              <w:t xml:space="preserve">, nombre, </w:t>
-            </w:r>
-            <w:proofErr w:type="spellStart"/>
-            <w:r>
-              <w:rPr>
-                <w:sz w:val="19"/>
-                <w:szCs w:val="19"/>
-              </w:rPr>
-              <w:t>fecha_postulacion</w:t>
-            </w:r>
-            <w:proofErr w:type="spellEnd"/>
-            <w:r>
-              <w:rPr>
-                <w:sz w:val="19"/>
-                <w:szCs w:val="19"/>
-              </w:rPr>
-              <w:t xml:space="preserve">, </w:t>
-            </w:r>
-            <w:proofErr w:type="spellStart"/>
-            <w:r>
-              <w:rPr>
-                <w:sz w:val="19"/>
-                <w:szCs w:val="19"/>
-              </w:rPr>
-              <w:t>fecha_inicio</w:t>
-            </w:r>
-            <w:proofErr w:type="spellEnd"/>
-            <w:r>
-              <w:rPr>
-                <w:sz w:val="19"/>
-                <w:szCs w:val="19"/>
-              </w:rPr>
-              <w:t xml:space="preserve">, </w:t>
-            </w:r>
-            <w:proofErr w:type="spellStart"/>
-            <w:r>
-              <w:rPr>
-                <w:sz w:val="19"/>
-                <w:szCs w:val="19"/>
-              </w:rPr>
-              <w:t>fecha_fin</w:t>
-            </w:r>
-            <w:proofErr w:type="spellEnd"/>
-            <w:r>
-              <w:rPr>
-                <w:sz w:val="19"/>
-                <w:szCs w:val="19"/>
-              </w:rPr>
-              <w:t xml:space="preserve">, responsable, </w:t>
-            </w:r>
-            <w:proofErr w:type="spellStart"/>
-            <w:r>
-              <w:rPr>
-                <w:sz w:val="19"/>
-                <w:szCs w:val="19"/>
-              </w:rPr>
-              <w:t>entidad_financiante</w:t>
-            </w:r>
-            <w:proofErr w:type="spellEnd"/>
-            <w:r>
-              <w:rPr>
-                <w:sz w:val="19"/>
-                <w:szCs w:val="19"/>
-              </w:rPr>
-              <w:t xml:space="preserve">, </w:t>
-            </w:r>
-            <w:proofErr w:type="spellStart"/>
-            <w:r>
-              <w:rPr>
-                <w:sz w:val="19"/>
-                <w:szCs w:val="19"/>
-              </w:rPr>
-              <w:t>descripcion</w:t>
-            </w:r>
-            <w:proofErr w:type="spellEnd"/>
-            <w:r>
-              <w:rPr>
-                <w:sz w:val="19"/>
-                <w:szCs w:val="19"/>
-              </w:rPr>
-              <w:t xml:space="preserve">, observaciones, </w:t>
-            </w:r>
-            <w:proofErr w:type="spellStart"/>
-            <w:r>
-              <w:rPr>
-                <w:sz w:val="19"/>
-                <w:szCs w:val="19"/>
-              </w:rPr>
-              <w:t>id_carpeta_drive</w:t>
-            </w:r>
-            <w:proofErr w:type="spellEnd"/>
+            <w:r>
+              <w:rPr>
+                <w:sz w:val="19"/>
+                <w:szCs w:val="19"/>
+              </w:rPr>
+              <w:t xml:space="preserve">id_estado_proyecto, nombre, fecha_postulacion, fecha_inicio, fecha_fin, responsable, entidad_financiante, descripcion, observaciones, id_carpeta_drive</w:t>
+            </w:r>
           </w:p>
         </w:tc>
         <w:tc>
@@ -12296,165 +10139,12 @@
             </w:tcMar>
           </w:tcPr>
           <w:p>
-            <w:proofErr w:type="spellStart"/>
-            <w:r>
-              <w:rPr>
-                <w:sz w:val="19"/>
-                <w:szCs w:val="19"/>
-              </w:rPr>
-              <w:t>id_proyecto</w:t>
-            </w:r>
-            <w:proofErr w:type="spellEnd"/>
-            <w:r>
-              <w:rPr>
-                <w:sz w:val="19"/>
-                <w:szCs w:val="19"/>
-              </w:rPr>
-              <w:t xml:space="preserve">, </w:t>
-            </w:r>
-            <w:proofErr w:type="spellStart"/>
-            <w:r>
-              <w:rPr>
-                <w:sz w:val="19"/>
-                <w:szCs w:val="19"/>
-              </w:rPr>
-              <w:t>id_especie</w:t>
-            </w:r>
-            <w:proofErr w:type="spellEnd"/>
-            <w:r>
-              <w:rPr>
-                <w:sz w:val="19"/>
-                <w:szCs w:val="19"/>
-              </w:rPr>
-              <w:t xml:space="preserve">, </w:t>
-            </w:r>
-            <w:proofErr w:type="spellStart"/>
-            <w:r>
-              <w:rPr>
-                <w:sz w:val="19"/>
-                <w:szCs w:val="19"/>
-              </w:rPr>
-              <w:t>id_rango_etario</w:t>
-            </w:r>
-            <w:proofErr w:type="spellEnd"/>
-            <w:r>
-              <w:rPr>
-                <w:sz w:val="19"/>
-                <w:szCs w:val="19"/>
-              </w:rPr>
-              <w:t xml:space="preserve">, </w:t>
-            </w:r>
-            <w:proofErr w:type="spellStart"/>
-            <w:r>
-              <w:rPr>
-                <w:sz w:val="19"/>
-                <w:szCs w:val="19"/>
-              </w:rPr>
-              <w:t>codigo</w:t>
-            </w:r>
-            <w:proofErr w:type="spellEnd"/>
-            <w:r>
-              <w:rPr>
-                <w:sz w:val="19"/>
-                <w:szCs w:val="19"/>
-              </w:rPr>
-              <w:t xml:space="preserve">, sexo, </w:t>
-            </w:r>
-            <w:proofErr w:type="spellStart"/>
-            <w:r>
-              <w:rPr>
-                <w:sz w:val="19"/>
-                <w:szCs w:val="19"/>
-              </w:rPr>
-              <w:t>fecha_nacimiento</w:t>
-            </w:r>
-            <w:proofErr w:type="spellEnd"/>
-            <w:r>
-              <w:rPr>
-                <w:sz w:val="19"/>
-                <w:szCs w:val="19"/>
-              </w:rPr>
-              <w:t xml:space="preserve">, </w:t>
-            </w:r>
-            <w:proofErr w:type="spellStart"/>
-            <w:r>
-              <w:rPr>
-                <w:sz w:val="19"/>
-                <w:szCs w:val="19"/>
-              </w:rPr>
-              <w:t>caracteristicas</w:t>
-            </w:r>
-            <w:proofErr w:type="spellEnd"/>
-            <w:r>
-              <w:rPr>
-                <w:sz w:val="19"/>
-                <w:szCs w:val="19"/>
-              </w:rPr>
-              <w:t xml:space="preserve">, </w:t>
-            </w:r>
-            <w:proofErr w:type="spellStart"/>
-            <w:r>
-              <w:rPr>
-                <w:sz w:val="19"/>
-                <w:szCs w:val="19"/>
-              </w:rPr>
-              <w:t>sector_origen</w:t>
-            </w:r>
-            <w:proofErr w:type="spellEnd"/>
-            <w:r>
-              <w:rPr>
-                <w:sz w:val="19"/>
-                <w:szCs w:val="19"/>
-              </w:rPr>
-              <w:t xml:space="preserve">, </w:t>
-            </w:r>
-            <w:proofErr w:type="spellStart"/>
-            <w:r>
-              <w:rPr>
-                <w:sz w:val="19"/>
-                <w:szCs w:val="19"/>
-              </w:rPr>
-              <w:t>fecha_esterilizacion</w:t>
-            </w:r>
-            <w:proofErr w:type="spellEnd"/>
-            <w:r>
-              <w:rPr>
-                <w:sz w:val="19"/>
-                <w:szCs w:val="19"/>
-              </w:rPr>
-              <w:t xml:space="preserve">, </w:t>
-            </w:r>
-            <w:proofErr w:type="spellStart"/>
-            <w:r>
-              <w:rPr>
-                <w:sz w:val="19"/>
-                <w:szCs w:val="19"/>
-              </w:rPr>
-              <w:t>lugar_esterilizacion</w:t>
-            </w:r>
-            <w:proofErr w:type="spellEnd"/>
-            <w:r>
-              <w:rPr>
-                <w:sz w:val="19"/>
-                <w:szCs w:val="19"/>
-              </w:rPr>
-              <w:t xml:space="preserve">, microchip, </w:t>
-            </w:r>
-            <w:proofErr w:type="spellStart"/>
-            <w:r>
-              <w:rPr>
-                <w:sz w:val="19"/>
-                <w:szCs w:val="19"/>
-              </w:rPr>
-              <w:t>estado_registro_nacional</w:t>
-            </w:r>
-            <w:proofErr w:type="spellEnd"/>
-            <w:r>
-              <w:rPr>
-                <w:sz w:val="19"/>
-                <w:szCs w:val="19"/>
-              </w:rPr>
-              <w:t>, observaciones</w:t>
+            <w:r>
+              <w:rPr>
+                <w:sz w:val="19"/>
+                <w:szCs w:val="19"/>
+              </w:rPr>
+              <w:t xml:space="preserve">id_proyecto, id_especie, id_rango_etario, codigo, sexo, fecha_nacimiento, caracteristicas, sector_origen, fecha_esterilizacion, lugar_esterilizacion, microchip, estado_registro_nacional, observaciones</w:t>
             </w:r>
           </w:p>
         </w:tc>
@@ -12475,37 +10165,12 @@
             </w:tcMar>
           </w:tcPr>
           <w:p>
-            <w:proofErr w:type="gramStart"/>
-            <w:r>
-              <w:rPr>
-                <w:sz w:val="19"/>
-                <w:szCs w:val="19"/>
-              </w:rPr>
-              <w:t>UNIQUE(</w:t>
-            </w:r>
-            <w:proofErr w:type="gramEnd"/>
-            <w:r>
-              <w:rPr>
-                <w:sz w:val="19"/>
-                <w:szCs w:val="19"/>
-              </w:rPr>
-              <w:t xml:space="preserve">proyecto, código) y </w:t>
-            </w:r>
-            <w:proofErr w:type="gramStart"/>
-            <w:r>
-              <w:rPr>
-                <w:sz w:val="19"/>
-                <w:szCs w:val="19"/>
-              </w:rPr>
-              <w:t>UNIQUE(</w:t>
-            </w:r>
-            <w:proofErr w:type="gramEnd"/>
-            <w:r>
-              <w:rPr>
-                <w:sz w:val="19"/>
-                <w:szCs w:val="19"/>
-              </w:rPr>
-              <w:t>proyecto, microchip); microchip de 15 dígitos.</w:t>
+            <w:r>
+              <w:rPr>
+                <w:sz w:val="19"/>
+                <w:szCs w:val="19"/>
+              </w:rPr>
+              <w:t xml:space="preserve">UNIQUE(proyecto, código) y UNIQUE(proyecto, microchip); microchip de 15 dígitos.</w:t>
             </w:r>
           </w:p>
         </w:tc>
@@ -12566,39 +10231,7 @@
                 <w:sz w:val="19"/>
                 <w:szCs w:val="19"/>
               </w:rPr>
-              <w:t xml:space="preserve">nombre, </w:t>
-            </w:r>
-            <w:proofErr w:type="spellStart"/>
-            <w:r>
-              <w:rPr>
-                <w:sz w:val="19"/>
-                <w:szCs w:val="19"/>
-              </w:rPr>
-              <w:t>profesion</w:t>
-            </w:r>
-            <w:proofErr w:type="spellEnd"/>
-            <w:r>
-              <w:rPr>
-                <w:sz w:val="19"/>
-                <w:szCs w:val="19"/>
-              </w:rPr>
-              <w:t xml:space="preserve">, </w:t>
-            </w:r>
-            <w:proofErr w:type="spellStart"/>
-            <w:r>
-              <w:rPr>
-                <w:sz w:val="19"/>
-                <w:szCs w:val="19"/>
-              </w:rPr>
-              <w:t>telefono</w:t>
-            </w:r>
-            <w:proofErr w:type="spellEnd"/>
-            <w:r>
-              <w:rPr>
-                <w:sz w:val="19"/>
-                <w:szCs w:val="19"/>
-              </w:rPr>
-              <w:t>, email, observaciones</w:t>
+              <w:t xml:space="preserve">nombre, profesion, telefono, email, observaciones</w:t>
             </w:r>
           </w:p>
         </w:tc>
@@ -12679,47 +10312,13 @@
             </w:tcMar>
           </w:tcPr>
           <w:p>
-            <w:proofErr w:type="spellStart"/>
-            <w:r>
-              <w:rPr>
-                <w:sz w:val="19"/>
-                <w:szCs w:val="19"/>
-              </w:rPr>
-              <w:t>id_animal_esterilizacion</w:t>
-            </w:r>
-            <w:proofErr w:type="spellEnd"/>
-            <w:r>
-              <w:rPr>
-                <w:sz w:val="19"/>
-                <w:szCs w:val="19"/>
-              </w:rPr>
-              <w:t xml:space="preserve">, </w:t>
-            </w:r>
-            <w:proofErr w:type="spellStart"/>
-            <w:r>
-              <w:rPr>
-                <w:sz w:val="19"/>
-                <w:szCs w:val="19"/>
-              </w:rPr>
-              <w:t>id_profesional</w:t>
-            </w:r>
-            <w:proofErr w:type="spellEnd"/>
-            <w:r>
-              <w:rPr>
-                <w:sz w:val="19"/>
-                <w:szCs w:val="19"/>
-              </w:rPr>
-              <w:t xml:space="preserve">, </w:t>
-            </w:r>
-            <w:proofErr w:type="spellStart"/>
-            <w:r>
-              <w:rPr>
-                <w:sz w:val="19"/>
-                <w:szCs w:val="19"/>
-              </w:rPr>
-              <w:t>funcion</w:t>
-            </w:r>
-            <w:proofErr w:type="spellEnd"/>
+            <w:r>
+              <w:rPr>
+                <w:sz w:val="19"/>
+                <w:szCs w:val="19"/>
+              </w:rPr>
+              <w:t xml:space="preserve">id_animal_esterilizacion, id_profesional, funcion</w:t>
+            </w:r>
           </w:p>
         </w:tc>
         <w:tc>
@@ -12739,21 +10338,12 @@
             </w:tcMar>
           </w:tcPr>
           <w:p>
-            <w:proofErr w:type="gramStart"/>
-            <w:r>
-              <w:rPr>
-                <w:sz w:val="19"/>
-                <w:szCs w:val="19"/>
-              </w:rPr>
-              <w:t>UNIQUE(</w:t>
-            </w:r>
-            <w:proofErr w:type="gramEnd"/>
-            <w:r>
-              <w:rPr>
-                <w:sz w:val="19"/>
-                <w:szCs w:val="19"/>
-              </w:rPr>
-              <w:t>esterilización, profesional).</w:t>
+            <w:r>
+              <w:rPr>
+                <w:sz w:val="19"/>
+                <w:szCs w:val="19"/>
+              </w:rPr>
+              <w:t>UNIQUE(esterilización, profesional).</w:t>
             </w:r>
           </w:p>
         </w:tc>
@@ -12808,127 +10398,13 @@
             </w:tcMar>
           </w:tcPr>
           <w:p>
-            <w:proofErr w:type="spellStart"/>
-            <w:r>
-              <w:rPr>
-                <w:sz w:val="19"/>
-                <w:szCs w:val="19"/>
-              </w:rPr>
-              <w:t>id_categoria_archivo</w:t>
-            </w:r>
-            <w:proofErr w:type="spellEnd"/>
-            <w:r>
-              <w:rPr>
-                <w:sz w:val="19"/>
-                <w:szCs w:val="19"/>
-              </w:rPr>
-              <w:t xml:space="preserve">, </w:t>
-            </w:r>
-            <w:proofErr w:type="spellStart"/>
-            <w:r>
-              <w:rPr>
-                <w:sz w:val="19"/>
-                <w:szCs w:val="19"/>
-              </w:rPr>
-              <w:t>nombre_archivo</w:t>
-            </w:r>
-            <w:proofErr w:type="spellEnd"/>
-            <w:r>
-              <w:rPr>
-                <w:sz w:val="19"/>
-                <w:szCs w:val="19"/>
-              </w:rPr>
-              <w:t xml:space="preserve">, </w:t>
-            </w:r>
-            <w:proofErr w:type="spellStart"/>
-            <w:r>
-              <w:rPr>
-                <w:sz w:val="19"/>
-                <w:szCs w:val="19"/>
-              </w:rPr>
-              <w:t>nombre_original</w:t>
-            </w:r>
-            <w:proofErr w:type="spellEnd"/>
-            <w:r>
-              <w:rPr>
-                <w:sz w:val="19"/>
-                <w:szCs w:val="19"/>
-              </w:rPr>
-              <w:t xml:space="preserve">, </w:t>
-            </w:r>
-            <w:proofErr w:type="spellStart"/>
-            <w:r>
-              <w:rPr>
-                <w:sz w:val="19"/>
-                <w:szCs w:val="19"/>
-              </w:rPr>
-              <w:t>mime_type</w:t>
-            </w:r>
-            <w:proofErr w:type="spellEnd"/>
-            <w:r>
-              <w:rPr>
-                <w:sz w:val="19"/>
-                <w:szCs w:val="19"/>
-              </w:rPr>
-              <w:t xml:space="preserve">, </w:t>
-            </w:r>
-            <w:proofErr w:type="spellStart"/>
-            <w:r>
-              <w:rPr>
-                <w:sz w:val="19"/>
-                <w:szCs w:val="19"/>
-              </w:rPr>
-              <w:t>id_externo</w:t>
-            </w:r>
-            <w:proofErr w:type="spellEnd"/>
-            <w:r>
-              <w:rPr>
-                <w:sz w:val="19"/>
-                <w:szCs w:val="19"/>
-              </w:rPr>
-              <w:t xml:space="preserve">, </w:t>
-            </w:r>
-            <w:proofErr w:type="spellStart"/>
-            <w:r>
-              <w:rPr>
-                <w:sz w:val="19"/>
-                <w:szCs w:val="19"/>
-              </w:rPr>
-              <w:t>fecha_documento</w:t>
-            </w:r>
-            <w:proofErr w:type="spellEnd"/>
-            <w:r>
-              <w:rPr>
-                <w:sz w:val="19"/>
-                <w:szCs w:val="19"/>
-              </w:rPr>
-              <w:t xml:space="preserve">, </w:t>
-            </w:r>
-            <w:proofErr w:type="spellStart"/>
-            <w:r>
-              <w:rPr>
-                <w:sz w:val="19"/>
-                <w:szCs w:val="19"/>
-              </w:rPr>
-              <w:t>fecha_carga</w:t>
-            </w:r>
-            <w:proofErr w:type="spellEnd"/>
-            <w:r>
-              <w:rPr>
-                <w:sz w:val="19"/>
-                <w:szCs w:val="19"/>
-              </w:rPr>
-              <w:t xml:space="preserve">, </w:t>
-            </w:r>
-            <w:proofErr w:type="spellStart"/>
-            <w:r>
-              <w:rPr>
-                <w:sz w:val="19"/>
-                <w:szCs w:val="19"/>
-              </w:rPr>
-              <w:t>descripcion</w:t>
-            </w:r>
-            <w:proofErr w:type="spellEnd"/>
+            <w:r>
+              <w:rPr>
+                <w:sz w:val="19"/>
+                <w:szCs w:val="19"/>
+              </w:rPr>
+              <w:t xml:space="preserve">id_categoria_archivo, nombre_archivo, nombre_original, mime_type, id_externo, fecha_documento, fecha_carga, descripcion</w:t>
+            </w:r>
           </w:p>
         </w:tc>
         <w:tc>
@@ -12948,21 +10424,12 @@
             </w:tcMar>
           </w:tcPr>
           <w:p>
-            <w:proofErr w:type="spellStart"/>
-            <w:r>
-              <w:rPr>
-                <w:sz w:val="19"/>
-                <w:szCs w:val="19"/>
-              </w:rPr>
-              <w:t>id_externo</w:t>
-            </w:r>
-            <w:proofErr w:type="spellEnd"/>
-            <w:r>
-              <w:rPr>
-                <w:sz w:val="19"/>
-                <w:szCs w:val="19"/>
-              </w:rPr>
-              <w:t xml:space="preserve"> (identificador de Drive) UNIQUE.</w:t>
+            <w:r>
+              <w:rPr>
+                <w:sz w:val="19"/>
+                <w:szCs w:val="19"/>
+              </w:rPr>
+              <w:t xml:space="preserve">id_externo (identificador de Drive) UNIQUE.</w:t>
             </w:r>
           </w:p>
         </w:tc>
@@ -13017,31 +10484,13 @@
             </w:tcMar>
           </w:tcPr>
           <w:p>
-            <w:proofErr w:type="spellStart"/>
-            <w:r>
-              <w:rPr>
-                <w:sz w:val="19"/>
-                <w:szCs w:val="19"/>
-              </w:rPr>
-              <w:t>id_animal_esterilizacion</w:t>
-            </w:r>
-            <w:proofErr w:type="spellEnd"/>
-            <w:r>
-              <w:rPr>
-                <w:sz w:val="19"/>
-                <w:szCs w:val="19"/>
-              </w:rPr>
-              <w:t xml:space="preserve">, </w:t>
-            </w:r>
-            <w:proofErr w:type="spellStart"/>
-            <w:r>
-              <w:rPr>
-                <w:sz w:val="19"/>
-                <w:szCs w:val="19"/>
-              </w:rPr>
-              <w:t>id_archivo</w:t>
-            </w:r>
-            <w:proofErr w:type="spellEnd"/>
+            <w:r>
+              <w:rPr>
+                <w:sz w:val="19"/>
+                <w:szCs w:val="19"/>
+              </w:rPr>
+              <w:t xml:space="preserve">id_animal_esterilizacion, id_archivo</w:t>
+            </w:r>
           </w:p>
         </w:tc>
         <w:tc>
@@ -13121,31 +10570,13 @@
             </w:tcMar>
           </w:tcPr>
           <w:p>
-            <w:proofErr w:type="spellStart"/>
-            <w:r>
-              <w:rPr>
-                <w:sz w:val="19"/>
-                <w:szCs w:val="19"/>
-              </w:rPr>
-              <w:t>id_usuario</w:t>
-            </w:r>
-            <w:proofErr w:type="spellEnd"/>
-            <w:r>
-              <w:rPr>
-                <w:sz w:val="19"/>
-                <w:szCs w:val="19"/>
-              </w:rPr>
-              <w:t xml:space="preserve"> (UUID de Auth), nombre, activo, </w:t>
-            </w:r>
-            <w:proofErr w:type="spellStart"/>
-            <w:r>
-              <w:rPr>
-                <w:sz w:val="19"/>
-                <w:szCs w:val="19"/>
-              </w:rPr>
-              <w:t>fecha_registro</w:t>
-            </w:r>
-            <w:proofErr w:type="spellEnd"/>
+            <w:r>
+              <w:rPr>
+                <w:sz w:val="19"/>
+                <w:szCs w:val="19"/>
+              </w:rPr>
+              <w:t xml:space="preserve">id_usuario (UUID de Auth), nombre, activo, fecha_registro</w:t>
+            </w:r>
           </w:p>
         </w:tc>
         <w:tc>
@@ -13170,23 +10601,7 @@
                 <w:sz w:val="19"/>
                 <w:szCs w:val="19"/>
               </w:rPr>
-              <w:t xml:space="preserve">El correo no se duplica: se obtiene de </w:t>
-            </w:r>
-            <w:proofErr w:type="spellStart"/>
-            <w:r>
-              <w:rPr>
-                <w:sz w:val="19"/>
-                <w:szCs w:val="19"/>
-              </w:rPr>
-              <w:t>Supabase</w:t>
-            </w:r>
-            <w:proofErr w:type="spellEnd"/>
-            <w:r>
-              <w:rPr>
-                <w:sz w:val="19"/>
-                <w:szCs w:val="19"/>
-              </w:rPr>
-              <w:t xml:space="preserve"> Auth.</w:t>
+              <w:t xml:space="preserve">El correo no se duplica: se obtiene de Supabase Auth.</w:t>
             </w:r>
           </w:p>
         </w:tc>
@@ -13205,7 +10620,6 @@
       <w:r>
         <w:t xml:space="preserve">Los índices únicos parciales garantizan en la propia base de datos las reglas de "un solo registro vigente": </w:t>
       </w:r>
-      <w:proofErr w:type="spellStart"/>
       <w:r>
         <w:rPr>
           <w:rFonts w:ascii="Consolas" w:eastAsia="Consolas" w:hAnsi="Consolas" w:cs="Consolas"/>
@@ -13214,11 +10628,9 @@
         </w:rPr>
         <w:t>uq_historial_estado_abierto</w:t>
       </w:r>
-      <w:proofErr w:type="spellEnd"/>
       <w:r>
         <w:t xml:space="preserve">, </w:t>
       </w:r>
-      <w:proofErr w:type="spellStart"/>
       <w:r>
         <w:rPr>
           <w:rFonts w:ascii="Consolas" w:eastAsia="Consolas" w:hAnsi="Consolas" w:cs="Consolas"/>
@@ -13227,11 +10639,9 @@
         </w:rPr>
         <w:t>uq_permanencia_animal_activa</w:t>
       </w:r>
-      <w:proofErr w:type="spellEnd"/>
       <w:r>
         <w:t xml:space="preserve">, </w:t>
       </w:r>
-      <w:proofErr w:type="spellStart"/>
       <w:r>
         <w:rPr>
           <w:rFonts w:ascii="Consolas" w:eastAsia="Consolas" w:hAnsi="Consolas" w:cs="Consolas"/>
@@ -13240,11 +10650,9 @@
         </w:rPr>
         <w:t>uq_adopcion_animal_activa</w:t>
       </w:r>
-      <w:proofErr w:type="spellEnd"/>
       <w:r>
         <w:t xml:space="preserve"> y </w:t>
       </w:r>
-      <w:proofErr w:type="spellStart"/>
       <w:r>
         <w:rPr>
           <w:rFonts w:ascii="Consolas" w:eastAsia="Consolas" w:hAnsi="Consolas" w:cs="Consolas"/>
@@ -13253,7 +10661,6 @@
         </w:rPr>
         <w:t>uq_esterilizacion_archivo_documento</w:t>
       </w:r>
-      <w:proofErr w:type="spellEnd"/>
       <w:r>
         <w:t>.</w:t>
       </w:r>
@@ -14186,23 +11593,7 @@
                 <w:sz w:val="19"/>
                 <w:szCs w:val="19"/>
               </w:rPr>
-              <w:t xml:space="preserve">Los registros se </w:t>
-            </w:r>
-            <w:proofErr w:type="gramStart"/>
-            <w:r>
-              <w:rPr>
-                <w:sz w:val="19"/>
-                <w:szCs w:val="19"/>
-              </w:rPr>
-              <w:t>conservan</w:t>
-            </w:r>
-            <w:proofErr w:type="gramEnd"/>
-            <w:r>
-              <w:rPr>
-                <w:sz w:val="19"/>
-                <w:szCs w:val="19"/>
-              </w:rPr>
-              <w:t xml:space="preserve"> aunque el animal sea adoptado o finalice su proceso.</w:t>
+              <w:t xml:space="preserve">Los registros se conservan aunque el animal sea adoptado o finalice su proceso.</w:t>
             </w:r>
           </w:p>
         </w:tc>
@@ -14327,37 +11718,12 @@
             </w:tcMar>
           </w:tcPr>
           <w:p>
-            <w:proofErr w:type="spellStart"/>
-            <w:r>
-              <w:rPr>
-                <w:sz w:val="19"/>
-                <w:szCs w:val="19"/>
-              </w:rPr>
-              <w:t>ANIMAL.id_estado_actual</w:t>
-            </w:r>
-            <w:proofErr w:type="spellEnd"/>
-            <w:r>
-              <w:rPr>
-                <w:sz w:val="19"/>
-                <w:szCs w:val="19"/>
-              </w:rPr>
-              <w:t xml:space="preserve"> (FK </w:t>
-            </w:r>
-            <w:proofErr w:type="spellStart"/>
-            <w:r>
-              <w:rPr>
-                <w:sz w:val="19"/>
-                <w:szCs w:val="19"/>
-              </w:rPr>
-              <w:t>a</w:t>
-            </w:r>
-            <w:proofErr w:type="spellEnd"/>
-            <w:r>
-              <w:rPr>
-                <w:sz w:val="19"/>
-                <w:szCs w:val="19"/>
-              </w:rPr>
-              <w:t xml:space="preserve"> ESTADO).</w:t>
+            <w:r>
+              <w:rPr>
+                <w:sz w:val="19"/>
+                <w:szCs w:val="19"/>
+              </w:rPr>
+              <w:t xml:space="preserve">ANIMAL.id_estado_actual (FK a ESTADO).</w:t>
             </w:r>
           </w:p>
         </w:tc>
@@ -14535,23 +11901,7 @@
                 <w:sz w:val="19"/>
                 <w:szCs w:val="19"/>
               </w:rPr>
-              <w:t xml:space="preserve">ANIMAL </w:t>
-            </w:r>
-            <w:proofErr w:type="gramStart"/>
-            <w:r>
-              <w:rPr>
-                <w:sz w:val="19"/>
-                <w:szCs w:val="19"/>
-              </w:rPr>
-              <w:t>1:N</w:t>
-            </w:r>
-            <w:proofErr w:type="gramEnd"/>
-            <w:r>
-              <w:rPr>
-                <w:sz w:val="19"/>
-                <w:szCs w:val="19"/>
-              </w:rPr>
-              <w:t xml:space="preserve"> ATENCION_SANITARIA.</w:t>
+              <w:t xml:space="preserve">ANIMAL 1:N ATENCION_SANITARIA.</w:t>
             </w:r>
           </w:p>
         </w:tc>
@@ -14820,7 +12170,6 @@
               </w:rPr>
               <w:t xml:space="preserve">Índice único parcial </w:t>
             </w:r>
-            <w:proofErr w:type="spellStart"/>
             <w:r>
               <w:rPr>
                 <w:rFonts w:ascii="Consolas" w:eastAsia="Consolas" w:hAnsi="Consolas" w:cs="Consolas"/>
@@ -14829,7 +12178,6 @@
               </w:rPr>
               <w:t>uq_permanencia_animal_activa</w:t>
             </w:r>
-            <w:proofErr w:type="spellEnd"/>
             <w:r>
               <w:rPr>
                 <w:sz w:val="19"/>
@@ -15013,23 +12361,7 @@
                 <w:sz w:val="19"/>
                 <w:szCs w:val="19"/>
               </w:rPr>
-              <w:t xml:space="preserve">HOGAR_TEMPORAL </w:t>
-            </w:r>
-            <w:proofErr w:type="gramStart"/>
-            <w:r>
-              <w:rPr>
-                <w:sz w:val="19"/>
-                <w:szCs w:val="19"/>
-              </w:rPr>
-              <w:t>1:N</w:t>
-            </w:r>
-            <w:proofErr w:type="gramEnd"/>
-            <w:r>
-              <w:rPr>
-                <w:sz w:val="19"/>
-                <w:szCs w:val="19"/>
-              </w:rPr>
-              <w:t xml:space="preserve"> permanencias.</w:t>
+              <w:t xml:space="preserve">HOGAR_TEMPORAL 1:N permanencias.</w:t>
             </w:r>
           </w:p>
         </w:tc>
@@ -15296,23 +12628,7 @@
                 <w:sz w:val="19"/>
                 <w:szCs w:val="19"/>
               </w:rPr>
-              <w:t xml:space="preserve">ADOPCION </w:t>
-            </w:r>
-            <w:proofErr w:type="gramStart"/>
-            <w:r>
-              <w:rPr>
-                <w:sz w:val="19"/>
-                <w:szCs w:val="19"/>
-              </w:rPr>
-              <w:t>1:N</w:t>
-            </w:r>
-            <w:proofErr w:type="gramEnd"/>
-            <w:r>
-              <w:rPr>
-                <w:sz w:val="19"/>
-                <w:szCs w:val="19"/>
-              </w:rPr>
-              <w:t xml:space="preserve"> SEGUIMIENTO.</w:t>
+              <w:t xml:space="preserve">ADOPCION 1:N SEGUIMIENTO.</w:t>
             </w:r>
           </w:p>
         </w:tc>
@@ -15464,23 +12780,7 @@
                 <w:sz w:val="19"/>
                 <w:szCs w:val="19"/>
               </w:rPr>
-              <w:t xml:space="preserve">Los seguimientos se </w:t>
-            </w:r>
-            <w:proofErr w:type="gramStart"/>
-            <w:r>
-              <w:rPr>
-                <w:sz w:val="19"/>
-                <w:szCs w:val="19"/>
-              </w:rPr>
-              <w:t>conservan</w:t>
-            </w:r>
-            <w:proofErr w:type="gramEnd"/>
-            <w:r>
-              <w:rPr>
-                <w:sz w:val="19"/>
-                <w:szCs w:val="19"/>
-              </w:rPr>
-              <w:t xml:space="preserve"> aunque terminen los controles.</w:t>
+              <w:t xml:space="preserve">Los seguimientos se conservan aunque terminen los controles.</w:t>
             </w:r>
           </w:p>
         </w:tc>
@@ -15773,17 +13073,8 @@
                 <w:sz w:val="19"/>
                 <w:szCs w:val="19"/>
               </w:rPr>
-              <w:t xml:space="preserve">Relación </w:t>
-            </w:r>
-            <w:proofErr w:type="gramStart"/>
-            <w:r>
-              <w:rPr>
-                <w:sz w:val="19"/>
-                <w:szCs w:val="19"/>
-              </w:rPr>
-              <w:t>N:M.</w:t>
-            </w:r>
-            <w:proofErr w:type="gramEnd"/>
+              <w:t xml:space="preserve">Relación N:M.</w:t>
+            </w:r>
           </w:p>
         </w:tc>
       </w:tr>
@@ -16057,7 +13348,6 @@
               </w:rPr>
               <w:t xml:space="preserve">Storage: </w:t>
             </w:r>
-            <w:proofErr w:type="spellStart"/>
             <w:r>
               <w:rPr>
                 <w:rFonts w:ascii="Consolas" w:eastAsia="Consolas" w:hAnsi="Consolas" w:cs="Consolas"/>
@@ -16065,31 +13355,8 @@
                 <w:szCs w:val="17"/>
                 <w:lang w:val="en-US"/>
               </w:rPr>
-              <w:t>animales</w:t>
-            </w:r>
-            <w:proofErr w:type="spellEnd"/>
-            <w:r>
-              <w:rPr>
-                <w:rFonts w:ascii="Consolas" w:eastAsia="Consolas" w:hAnsi="Consolas" w:cs="Consolas"/>
-                <w:sz w:val="17"/>
-                <w:szCs w:val="17"/>
-                <w:lang w:val="en-US"/>
-              </w:rPr>
-              <w:t>/{id}/</w:t>
-            </w:r>
-            <w:proofErr w:type="spellStart"/>
-            <w:proofErr w:type="gramStart"/>
-            <w:r>
-              <w:rPr>
-                <w:rFonts w:ascii="Consolas" w:eastAsia="Consolas" w:hAnsi="Consolas" w:cs="Consolas"/>
-                <w:sz w:val="17"/>
-                <w:szCs w:val="17"/>
-                <w:lang w:val="en-US"/>
-              </w:rPr>
-              <w:t>principal.webp</w:t>
-            </w:r>
-            <w:proofErr w:type="spellEnd"/>
-            <w:proofErr w:type="gramEnd"/>
+              <w:t>animales/{id}/principal.webp</w:t>
+            </w:r>
             <w:r>
               <w:rPr>
                 <w:sz w:val="19"/>
@@ -16193,7 +13460,6 @@
               </w:rPr>
               <w:t xml:space="preserve">Edge Function </w:t>
             </w:r>
-            <w:proofErr w:type="spellStart"/>
             <w:r>
               <w:rPr>
                 <w:rFonts w:ascii="Consolas" w:eastAsia="Consolas" w:hAnsi="Consolas" w:cs="Consolas"/>
@@ -16201,37 +13467,7 @@
                 <w:szCs w:val="17"/>
                 <w:lang w:val="en-US"/>
               </w:rPr>
-              <w:t>subir</w:t>
-            </w:r>
-            <w:proofErr w:type="spellEnd"/>
-            <w:r>
-              <w:rPr>
-                <w:rFonts w:ascii="Consolas" w:eastAsia="Consolas" w:hAnsi="Consolas" w:cs="Consolas"/>
-                <w:sz w:val="17"/>
-                <w:szCs w:val="17"/>
-                <w:lang w:val="en-US"/>
-              </w:rPr>
-              <w:t>-</w:t>
-            </w:r>
-            <w:proofErr w:type="spellStart"/>
-            <w:r>
-              <w:rPr>
-                <w:rFonts w:ascii="Consolas" w:eastAsia="Consolas" w:hAnsi="Consolas" w:cs="Consolas"/>
-                <w:sz w:val="17"/>
-                <w:szCs w:val="17"/>
-                <w:lang w:val="en-US"/>
-              </w:rPr>
-              <w:t>archivo</w:t>
-            </w:r>
-            <w:proofErr w:type="spellEnd"/>
-            <w:r>
-              <w:rPr>
-                <w:rFonts w:ascii="Consolas" w:eastAsia="Consolas" w:hAnsi="Consolas" w:cs="Consolas"/>
-                <w:sz w:val="17"/>
-                <w:szCs w:val="17"/>
-                <w:lang w:val="en-US"/>
-              </w:rPr>
-              <w:t>-drive</w:t>
+              <w:t>subir-archivo-drive</w:t>
             </w:r>
             <w:r>
               <w:rPr>
@@ -16329,23 +13565,7 @@
                 <w:sz w:val="19"/>
                 <w:szCs w:val="19"/>
               </w:rPr>
-              <w:t xml:space="preserve">Edge </w:t>
-            </w:r>
-            <w:proofErr w:type="spellStart"/>
-            <w:r>
-              <w:rPr>
-                <w:sz w:val="19"/>
-                <w:szCs w:val="19"/>
-              </w:rPr>
-              <w:t>Function</w:t>
-            </w:r>
-            <w:proofErr w:type="spellEnd"/>
-            <w:r>
-              <w:rPr>
-                <w:sz w:val="19"/>
-                <w:szCs w:val="19"/>
-              </w:rPr>
-              <w:t xml:space="preserve"> </w:t>
+              <w:t xml:space="preserve">Edge Function </w:t>
             </w:r>
             <w:r>
               <w:rPr>
@@ -16449,39 +13669,7 @@
                 <w:sz w:val="19"/>
                 <w:szCs w:val="19"/>
               </w:rPr>
-              <w:t xml:space="preserve">Carga </w:t>
-            </w:r>
-            <w:proofErr w:type="spellStart"/>
-            <w:r>
-              <w:rPr>
-                <w:sz w:val="19"/>
-                <w:szCs w:val="19"/>
-              </w:rPr>
-              <w:t>multipart</w:t>
-            </w:r>
-            <w:proofErr w:type="spellEnd"/>
-            <w:r>
-              <w:rPr>
-                <w:sz w:val="19"/>
-                <w:szCs w:val="19"/>
-              </w:rPr>
-              <w:t xml:space="preserve"> a la Edge </w:t>
-            </w:r>
-            <w:proofErr w:type="spellStart"/>
-            <w:r>
-              <w:rPr>
-                <w:sz w:val="19"/>
-                <w:szCs w:val="19"/>
-              </w:rPr>
-              <w:t>Function</w:t>
-            </w:r>
-            <w:proofErr w:type="spellEnd"/>
-            <w:r>
-              <w:rPr>
-                <w:sz w:val="19"/>
-                <w:szCs w:val="19"/>
-              </w:rPr>
-              <w:t>.</w:t>
+              <w:t xml:space="preserve">Carga multipart a la Edge Function.</w:t>
             </w:r>
           </w:p>
         </w:tc>
@@ -16565,21 +13753,12 @@
             </w:tcMar>
           </w:tcPr>
           <w:p>
-            <w:proofErr w:type="spellStart"/>
-            <w:r>
-              <w:rPr>
-                <w:sz w:val="19"/>
-                <w:szCs w:val="19"/>
-              </w:rPr>
-              <w:t>ARCHIVO.id_externo</w:t>
-            </w:r>
-            <w:proofErr w:type="spellEnd"/>
-            <w:r>
-              <w:rPr>
-                <w:sz w:val="19"/>
-                <w:szCs w:val="19"/>
-              </w:rPr>
-              <w:t xml:space="preserve"> + asociación.</w:t>
+            <w:r>
+              <w:rPr>
+                <w:sz w:val="19"/>
+                <w:szCs w:val="19"/>
+              </w:rPr>
+              <w:t xml:space="preserve">ARCHIVO.id_externo + asociación.</w:t>
             </w:r>
           </w:p>
         </w:tc>
@@ -16676,7 +13855,6 @@
               </w:rPr>
               <w:t xml:space="preserve">Edge Function </w:t>
             </w:r>
-            <w:proofErr w:type="spellStart"/>
             <w:r>
               <w:rPr>
                 <w:rFonts w:ascii="Consolas" w:eastAsia="Consolas" w:hAnsi="Consolas" w:cs="Consolas"/>
@@ -16684,29 +13862,8 @@
                 <w:szCs w:val="17"/>
                 <w:lang w:val="en-US"/>
               </w:rPr>
-              <w:t>obtener</w:t>
-            </w:r>
-            <w:proofErr w:type="spellEnd"/>
-            <w:r>
-              <w:rPr>
-                <w:rFonts w:ascii="Consolas" w:eastAsia="Consolas" w:hAnsi="Consolas" w:cs="Consolas"/>
-                <w:sz w:val="17"/>
-                <w:szCs w:val="17"/>
-                <w:lang w:val="en-US"/>
-              </w:rPr>
-              <w:t>-link-</w:t>
-            </w:r>
-            <w:proofErr w:type="spellStart"/>
-            <w:r>
-              <w:rPr>
-                <w:rFonts w:ascii="Consolas" w:eastAsia="Consolas" w:hAnsi="Consolas" w:cs="Consolas"/>
-                <w:sz w:val="17"/>
-                <w:szCs w:val="17"/>
-                <w:lang w:val="en-US"/>
-              </w:rPr>
-              <w:t>archivo</w:t>
-            </w:r>
-            <w:proofErr w:type="spellEnd"/>
+              <w:t>obtener-link-archivo</w:t>
+            </w:r>
             <w:r>
               <w:rPr>
                 <w:sz w:val="19"/>
@@ -16802,39 +13959,7 @@
                 <w:sz w:val="19"/>
                 <w:szCs w:val="19"/>
               </w:rPr>
-              <w:t xml:space="preserve">Conversión a </w:t>
-            </w:r>
-            <w:proofErr w:type="spellStart"/>
-            <w:r>
-              <w:rPr>
-                <w:sz w:val="19"/>
-                <w:szCs w:val="19"/>
-              </w:rPr>
-              <w:t>WebP</w:t>
-            </w:r>
-            <w:proofErr w:type="spellEnd"/>
-            <w:r>
-              <w:rPr>
-                <w:sz w:val="19"/>
-                <w:szCs w:val="19"/>
-              </w:rPr>
-              <w:t xml:space="preserve"> en el navegador (máx. 1400 </w:t>
-            </w:r>
-            <w:proofErr w:type="spellStart"/>
-            <w:r>
-              <w:rPr>
-                <w:sz w:val="19"/>
-                <w:szCs w:val="19"/>
-              </w:rPr>
-              <w:t>px</w:t>
-            </w:r>
-            <w:proofErr w:type="spellEnd"/>
-            <w:r>
-              <w:rPr>
-                <w:sz w:val="19"/>
-                <w:szCs w:val="19"/>
-              </w:rPr>
-              <w:t xml:space="preserve"> y 2 MB).</w:t>
+              <w:t xml:space="preserve">Conversión a WebP en el navegador (máx. 1400 px y 2 MB).</w:t>
             </w:r>
           </w:p>
         </w:tc>
@@ -17164,23 +14289,7 @@
                 <w:sz w:val="19"/>
                 <w:szCs w:val="19"/>
               </w:rPr>
-              <w:t xml:space="preserve">El sistema genera un </w:t>
-            </w:r>
-            <w:proofErr w:type="spellStart"/>
-            <w:r>
-              <w:rPr>
-                <w:sz w:val="19"/>
-                <w:szCs w:val="19"/>
-              </w:rPr>
-              <w:t>prompt</w:t>
-            </w:r>
-            <w:proofErr w:type="spellEnd"/>
-            <w:r>
-              <w:rPr>
-                <w:sz w:val="19"/>
-                <w:szCs w:val="19"/>
-              </w:rPr>
-              <w:t xml:space="preserve"> estructurado y editable.</w:t>
+              <w:t xml:space="preserve">El sistema genera un prompt estructurado y editable.</w:t>
             </w:r>
           </w:p>
         </w:tc>
@@ -17653,41 +14762,13 @@
               </w:rPr>
               <w:t xml:space="preserve">Auth + </w:t>
             </w:r>
-            <w:proofErr w:type="spellStart"/>
             <w:r>
               <w:rPr>
                 <w:rFonts w:ascii="Consolas" w:eastAsia="Consolas" w:hAnsi="Consolas" w:cs="Consolas"/>
                 <w:sz w:val="17"/>
                 <w:szCs w:val="17"/>
               </w:rPr>
-              <w:t>es_usuario_</w:t>
-            </w:r>
-            <w:proofErr w:type="gramStart"/>
-            <w:r>
-              <w:rPr>
-                <w:rFonts w:ascii="Consolas" w:eastAsia="Consolas" w:hAnsi="Consolas" w:cs="Consolas"/>
-                <w:sz w:val="17"/>
-                <w:szCs w:val="17"/>
-              </w:rPr>
-              <w:t>activo</w:t>
-            </w:r>
-            <w:proofErr w:type="spellEnd"/>
-            <w:r>
-              <w:rPr>
-                <w:rFonts w:ascii="Consolas" w:eastAsia="Consolas" w:hAnsi="Consolas" w:cs="Consolas"/>
-                <w:sz w:val="17"/>
-                <w:szCs w:val="17"/>
-              </w:rPr>
-              <w:t>(</w:t>
-            </w:r>
-            <w:proofErr w:type="gramEnd"/>
-            <w:r>
-              <w:rPr>
-                <w:rFonts w:ascii="Consolas" w:eastAsia="Consolas" w:hAnsi="Consolas" w:cs="Consolas"/>
-                <w:sz w:val="17"/>
-                <w:szCs w:val="17"/>
-              </w:rPr>
-              <w:t>)</w:t>
+              <w:t>es_usuario_activo()</w:t>
             </w:r>
             <w:r>
               <w:rPr>
@@ -18024,23 +15105,7 @@
                 <w:sz w:val="19"/>
                 <w:szCs w:val="19"/>
               </w:rPr>
-              <w:t xml:space="preserve">Sin generación automática de </w:t>
-            </w:r>
-            <w:proofErr w:type="spellStart"/>
-            <w:r>
-              <w:rPr>
-                <w:sz w:val="19"/>
-                <w:szCs w:val="19"/>
-              </w:rPr>
-              <w:t>flyers</w:t>
-            </w:r>
-            <w:proofErr w:type="spellEnd"/>
-            <w:r>
-              <w:rPr>
-                <w:sz w:val="19"/>
-                <w:szCs w:val="19"/>
-              </w:rPr>
-              <w:t>.</w:t>
+              <w:t xml:space="preserve">Sin generación automática de flyers.</w:t>
             </w:r>
           </w:p>
         </w:tc>
@@ -18333,17 +15398,8 @@
                 <w:sz w:val="19"/>
                 <w:szCs w:val="19"/>
               </w:rPr>
-              <w:t xml:space="preserve">Relación </w:t>
-            </w:r>
-            <w:proofErr w:type="gramStart"/>
-            <w:r>
-              <w:rPr>
-                <w:sz w:val="19"/>
-                <w:szCs w:val="19"/>
-              </w:rPr>
-              <w:t>1:N.</w:t>
-            </w:r>
-            <w:proofErr w:type="gramEnd"/>
+              <w:t xml:space="preserve">Relación 1:N.</w:t>
+            </w:r>
           </w:p>
         </w:tc>
       </w:tr>
@@ -18879,7 +15935,6 @@
               </w:rPr>
               <w:t xml:space="preserve">RPC </w:t>
             </w:r>
-            <w:proofErr w:type="spellStart"/>
             <w:r>
               <w:rPr>
                 <w:rFonts w:ascii="Consolas" w:eastAsia="Consolas" w:hAnsi="Consolas" w:cs="Consolas"/>
@@ -18888,7 +15943,6 @@
               </w:rPr>
               <w:t>registrar_animal</w:t>
             </w:r>
-            <w:proofErr w:type="spellEnd"/>
             <w:r>
               <w:rPr>
                 <w:sz w:val="19"/>
@@ -18991,18 +16045,8 @@
                 <w:sz w:val="17"/>
                 <w:szCs w:val="17"/>
               </w:rPr>
-              <w:t>_</w:t>
-            </w:r>
-            <w:proofErr w:type="spellStart"/>
-            <w:r>
-              <w:rPr>
-                <w:rFonts w:ascii="Consolas" w:eastAsia="Consolas" w:hAnsi="Consolas" w:cs="Consolas"/>
-                <w:sz w:val="17"/>
-                <w:szCs w:val="17"/>
-              </w:rPr>
-              <w:t>cambiar_estado_animal</w:t>
-            </w:r>
-            <w:proofErr w:type="spellEnd"/>
+              <w:t>_cambiar_estado_animal</w:t>
+            </w:r>
             <w:r>
               <w:rPr>
                 <w:sz w:val="19"/>
@@ -19099,7 +16143,6 @@
               </w:rPr>
               <w:t xml:space="preserve">RPC </w:t>
             </w:r>
-            <w:proofErr w:type="spellStart"/>
             <w:r>
               <w:rPr>
                 <w:rFonts w:ascii="Consolas" w:eastAsia="Consolas" w:hAnsi="Consolas" w:cs="Consolas"/>
@@ -19108,7 +16151,6 @@
               </w:rPr>
               <w:t>ingresar_hogar_temporal</w:t>
             </w:r>
-            <w:proofErr w:type="spellEnd"/>
             <w:r>
               <w:rPr>
                 <w:sz w:val="19"/>
@@ -19205,7 +16247,6 @@
               </w:rPr>
               <w:t xml:space="preserve">RPC </w:t>
             </w:r>
-            <w:proofErr w:type="spellStart"/>
             <w:r>
               <w:rPr>
                 <w:rFonts w:ascii="Consolas" w:eastAsia="Consolas" w:hAnsi="Consolas" w:cs="Consolas"/>
@@ -19214,7 +16255,6 @@
               </w:rPr>
               <w:t>finalizar_hogar_temporal</w:t>
             </w:r>
-            <w:proofErr w:type="spellEnd"/>
             <w:r>
               <w:rPr>
                 <w:sz w:val="19"/>
@@ -19311,7 +16351,6 @@
               </w:rPr>
               <w:t xml:space="preserve">RPC </w:t>
             </w:r>
-            <w:proofErr w:type="spellStart"/>
             <w:r>
               <w:rPr>
                 <w:rFonts w:ascii="Consolas" w:eastAsia="Consolas" w:hAnsi="Consolas" w:cs="Consolas"/>
@@ -19320,7 +16359,6 @@
               </w:rPr>
               <w:t>cambiar_hogar_temporal</w:t>
             </w:r>
-            <w:proofErr w:type="spellEnd"/>
             <w:r>
               <w:rPr>
                 <w:sz w:val="19"/>
@@ -19417,7 +16455,6 @@
               </w:rPr>
               <w:t xml:space="preserve">RPC </w:t>
             </w:r>
-            <w:proofErr w:type="spellStart"/>
             <w:r>
               <w:rPr>
                 <w:rFonts w:ascii="Consolas" w:eastAsia="Consolas" w:hAnsi="Consolas" w:cs="Consolas"/>
@@ -19426,7 +16463,6 @@
               </w:rPr>
               <w:t>registrar_adopcion</w:t>
             </w:r>
-            <w:proofErr w:type="spellEnd"/>
             <w:r>
               <w:rPr>
                 <w:sz w:val="19"/>
@@ -19523,7 +16559,6 @@
               </w:rPr>
               <w:t xml:space="preserve">RPC </w:t>
             </w:r>
-            <w:proofErr w:type="spellStart"/>
             <w:r>
               <w:rPr>
                 <w:rFonts w:ascii="Consolas" w:eastAsia="Consolas" w:hAnsi="Consolas" w:cs="Consolas"/>
@@ -19532,7 +16567,6 @@
               </w:rPr>
               <w:t>registrar_seguimiento</w:t>
             </w:r>
-            <w:proofErr w:type="spellEnd"/>
             <w:r>
               <w:rPr>
                 <w:sz w:val="19"/>
@@ -19629,7 +16663,6 @@
               </w:rPr>
               <w:t xml:space="preserve">RPC </w:t>
             </w:r>
-            <w:proofErr w:type="spellStart"/>
             <w:r>
               <w:rPr>
                 <w:rFonts w:ascii="Consolas" w:eastAsia="Consolas" w:hAnsi="Consolas" w:cs="Consolas"/>
@@ -19638,7 +16671,6 @@
               </w:rPr>
               <w:t>registrar_devolucion</w:t>
             </w:r>
-            <w:proofErr w:type="spellEnd"/>
             <w:r>
               <w:rPr>
                 <w:sz w:val="19"/>
@@ -19735,7 +16767,6 @@
               </w:rPr>
               <w:t xml:space="preserve">RPC </w:t>
             </w:r>
-            <w:proofErr w:type="spellStart"/>
             <w:r>
               <w:rPr>
                 <w:rFonts w:ascii="Consolas" w:eastAsia="Consolas" w:hAnsi="Consolas" w:cs="Consolas"/>
@@ -19744,7 +16775,6 @@
               </w:rPr>
               <w:t>asignar_gasto_animal</w:t>
             </w:r>
-            <w:proofErr w:type="spellEnd"/>
             <w:r>
               <w:rPr>
                 <w:sz w:val="19"/>
@@ -19841,7 +16871,6 @@
               </w:rPr>
               <w:t xml:space="preserve">RPC </w:t>
             </w:r>
-            <w:proofErr w:type="spellStart"/>
             <w:r>
               <w:rPr>
                 <w:rFonts w:ascii="Consolas" w:eastAsia="Consolas" w:hAnsi="Consolas" w:cs="Consolas"/>
@@ -19850,7 +16879,6 @@
               </w:rPr>
               <w:t>registrar_archivo</w:t>
             </w:r>
-            <w:proofErr w:type="spellEnd"/>
             <w:r>
               <w:rPr>
                 <w:sz w:val="19"/>
@@ -19919,23 +16947,7 @@
                 <w:sz w:val="19"/>
                 <w:szCs w:val="19"/>
               </w:rPr>
-              <w:t xml:space="preserve">Siempre debe quedar al menos una usuaria activa; no hay </w:t>
-            </w:r>
-            <w:proofErr w:type="spellStart"/>
-            <w:r>
-              <w:rPr>
-                <w:sz w:val="19"/>
-                <w:szCs w:val="19"/>
-              </w:rPr>
-              <w:t>autodesactivación</w:t>
-            </w:r>
-            <w:proofErr w:type="spellEnd"/>
-            <w:r>
-              <w:rPr>
-                <w:sz w:val="19"/>
-                <w:szCs w:val="19"/>
-              </w:rPr>
-              <w:t>.</w:t>
+              <w:t xml:space="preserve">Siempre debe quedar al menos una usuaria activa; no hay autodesactivación.</w:t>
             </w:r>
           </w:p>
         </w:tc>
@@ -19963,7 +16975,6 @@
               </w:rPr>
               <w:t xml:space="preserve">RPC </w:t>
             </w:r>
-            <w:proofErr w:type="spellStart"/>
             <w:r>
               <w:rPr>
                 <w:rFonts w:ascii="Consolas" w:eastAsia="Consolas" w:hAnsi="Consolas" w:cs="Consolas"/>
@@ -19972,7 +16983,6 @@
               </w:rPr>
               <w:t>desactivar_usuario</w:t>
             </w:r>
-            <w:proofErr w:type="spellEnd"/>
             <w:r>
               <w:rPr>
                 <w:sz w:val="19"/>
@@ -20067,23 +17077,7 @@
                 <w:sz w:val="19"/>
                 <w:szCs w:val="19"/>
               </w:rPr>
-              <w:t xml:space="preserve">Edge </w:t>
-            </w:r>
-            <w:proofErr w:type="spellStart"/>
-            <w:r>
-              <w:rPr>
-                <w:sz w:val="19"/>
-                <w:szCs w:val="19"/>
-              </w:rPr>
-              <w:t>Function</w:t>
-            </w:r>
-            <w:proofErr w:type="spellEnd"/>
-            <w:r>
-              <w:rPr>
-                <w:sz w:val="19"/>
-                <w:szCs w:val="19"/>
-              </w:rPr>
-              <w:t xml:space="preserve"> </w:t>
+              <w:t xml:space="preserve">Edge Function </w:t>
             </w:r>
             <w:r>
               <w:rPr>
@@ -20161,23 +17155,7 @@
                 <w:sz w:val="19"/>
                 <w:szCs w:val="19"/>
               </w:rPr>
-              <w:t xml:space="preserve">El documento de esterilización de cada animal (PDF, JPG, PNG o </w:t>
-            </w:r>
-            <w:proofErr w:type="spellStart"/>
-            <w:r>
-              <w:rPr>
-                <w:sz w:val="19"/>
-                <w:szCs w:val="19"/>
-              </w:rPr>
-              <w:t>WebP</w:t>
-            </w:r>
-            <w:proofErr w:type="spellEnd"/>
-            <w:r>
-              <w:rPr>
-                <w:sz w:val="19"/>
-                <w:szCs w:val="19"/>
-              </w:rPr>
-              <w:t xml:space="preserve">) se guarda en la subcarpeta Animales como </w:t>
+              <w:t xml:space="preserve">El documento de esterilización de cada animal (PDF, JPG, PNG o WebP) se guarda en la subcarpeta Animales como </w:t>
             </w:r>
             <w:r>
               <w:rPr>
@@ -20185,25 +17163,7 @@
                 <w:sz w:val="17"/>
                 <w:szCs w:val="17"/>
               </w:rPr>
-              <w:t>{código</w:t>
-            </w:r>
-            <w:proofErr w:type="gramStart"/>
-            <w:r>
-              <w:rPr>
-                <w:rFonts w:ascii="Consolas" w:eastAsia="Consolas" w:hAnsi="Consolas" w:cs="Consolas"/>
-                <w:sz w:val="17"/>
-                <w:szCs w:val="17"/>
-              </w:rPr>
-              <w:t>}.{</w:t>
-            </w:r>
-            <w:proofErr w:type="gramEnd"/>
-            <w:r>
-              <w:rPr>
-                <w:rFonts w:ascii="Consolas" w:eastAsia="Consolas" w:hAnsi="Consolas" w:cs="Consolas"/>
-                <w:sz w:val="17"/>
-                <w:szCs w:val="17"/>
-              </w:rPr>
-              <w:t>extensión}</w:t>
+              <w:t>{código}.{extensión}</w:t>
             </w:r>
             <w:r>
               <w:rPr>
@@ -20431,7 +17391,6 @@
               </w:rPr>
               <w:t xml:space="preserve">RPC </w:t>
             </w:r>
-            <w:proofErr w:type="spellStart"/>
             <w:r>
               <w:rPr>
                 <w:rFonts w:ascii="Consolas" w:eastAsia="Consolas" w:hAnsi="Consolas" w:cs="Consolas"/>
@@ -20440,7 +17399,6 @@
               </w:rPr>
               <w:t>quitar_profesional_esterilizacion</w:t>
             </w:r>
-            <w:proofErr w:type="spellEnd"/>
             <w:r>
               <w:rPr>
                 <w:sz w:val="19"/>
@@ -20509,23 +17467,7 @@
                 <w:sz w:val="19"/>
                 <w:szCs w:val="19"/>
               </w:rPr>
-              <w:t xml:space="preserve">Cada usuaria puede modificar solo su propio nombre; el correo y la contraseña se administran en </w:t>
-            </w:r>
-            <w:proofErr w:type="spellStart"/>
-            <w:r>
-              <w:rPr>
-                <w:sz w:val="19"/>
-                <w:szCs w:val="19"/>
-              </w:rPr>
-              <w:t>Supabase</w:t>
-            </w:r>
-            <w:proofErr w:type="spellEnd"/>
-            <w:r>
-              <w:rPr>
-                <w:sz w:val="19"/>
-                <w:szCs w:val="19"/>
-              </w:rPr>
-              <w:t xml:space="preserve"> Auth.</w:t>
+              <w:t xml:space="preserve">Cada usuaria puede modificar solo su propio nombre; el correo y la contraseña se administran en Supabase Auth.</w:t>
             </w:r>
           </w:p>
         </w:tc>
@@ -20553,7 +17495,6 @@
               </w:rPr>
               <w:t xml:space="preserve">RPC </w:t>
             </w:r>
-            <w:proofErr w:type="spellStart"/>
             <w:r>
               <w:rPr>
                 <w:rFonts w:ascii="Consolas" w:eastAsia="Consolas" w:hAnsi="Consolas" w:cs="Consolas"/>
@@ -20562,7 +17503,6 @@
               </w:rPr>
               <w:t>actualizar_mi_nombre</w:t>
             </w:r>
-            <w:proofErr w:type="spellEnd"/>
             <w:r>
               <w:rPr>
                 <w:sz w:val="19"/>
@@ -20662,6 +17602,95 @@
           </w:p>
         </w:tc>
       </w:tr>
+      <w:tr>
+        <w:tblPrEx>
+          <w:tblCellMar>
+            <w:top w:w="0" w:type="dxa"/>
+            <w:bottom w:w="0" w:type="dxa"/>
+          </w:tblCellMar>
+        </w:tblPrEx>
+        <w:tc>
+          <w:tcPr>
+            <w:tcW w:w="1000" w:type="dxa"/>
+            <w:tcBorders>
+              <w:top w:val="single" w:sz="4" w:space="0" w:color="C9D6DB"/>
+              <w:left w:val="single" w:sz="4" w:space="0" w:color="C9D6DB"/>
+              <w:bottom w:val="single" w:sz="4" w:space="0" w:color="C9D6DB"/>
+              <w:right w:val="single" w:sz="4" w:space="0" w:color="C9D6DB"/>
+            </w:tcBorders>
+            <w:tcMar>
+              <w:top w:w="60" w:type="dxa"/>
+              <w:left w:w="100" w:type="dxa"/>
+              <w:bottom w:w="60" w:type="dxa"/>
+              <w:right w:w="100" w:type="dxa"/>
+            </w:tcMar>
+          </w:tcPr>
+          <w:p>
+            <w:r>
+              <w:rPr>
+                <w:sz w:val="19"/>
+                <w:szCs w:val="19"/>
+              </w:rPr>
+              <w:t xml:space="preserve">RN-66</w:t>
+            </w:r>
+          </w:p>
+        </w:tc>
+        <w:tc>
+          <w:tcPr>
+            <w:tcW w:w="3756" w:type="dxa"/>
+            <w:tcBorders>
+              <w:top w:val="single" w:sz="4" w:space="0" w:color="C9D6DB"/>
+              <w:left w:val="single" w:sz="4" w:space="0" w:color="C9D6DB"/>
+              <w:bottom w:val="single" w:sz="4" w:space="0" w:color="C9D6DB"/>
+              <w:right w:val="single" w:sz="4" w:space="0" w:color="C9D6DB"/>
+            </w:tcBorders>
+            <w:tcMar>
+              <w:top w:w="60" w:type="dxa"/>
+              <w:left w:w="100" w:type="dxa"/>
+              <w:bottom w:w="60" w:type="dxa"/>
+              <w:right w:w="100" w:type="dxa"/>
+            </w:tcMar>
+          </w:tcPr>
+          <w:p>
+            <w:pPr>
+              <w:jc w:val="both"/>
+            </w:pPr>
+            <w:r>
+              <w:rPr>
+                <w:sz w:val="19"/>
+                <w:szCs w:val="19"/>
+              </w:rPr>
+              <w:t xml:space="preserve">Cada animal rescatado registra su estado de esterilización: Esterilizado, No esterilizado o Sin información (valor por defecto). Es independiente de las atenciones sanitarias, porque un animal puede llegar ya esterilizado, y no cambia al registrar una atención.</w:t>
+            </w:r>
+          </w:p>
+        </w:tc>
+        <w:tc>
+          <w:tcPr>
+            <w:tcW w:w="4270" w:type="dxa"/>
+            <w:tcBorders>
+              <w:top w:val="single" w:sz="4" w:space="0" w:color="C9D6DB"/>
+              <w:left w:val="single" w:sz="4" w:space="0" w:color="C9D6DB"/>
+              <w:bottom w:val="single" w:sz="4" w:space="0" w:color="C9D6DB"/>
+              <w:right w:val="single" w:sz="4" w:space="0" w:color="C9D6DB"/>
+            </w:tcBorders>
+            <w:tcMar>
+              <w:top w:w="60" w:type="dxa"/>
+              <w:left w:w="100" w:type="dxa"/>
+              <w:bottom w:w="60" w:type="dxa"/>
+              <w:right w:w="100" w:type="dxa"/>
+            </w:tcMar>
+          </w:tcPr>
+          <w:p>
+            <w:r>
+              <w:rPr>
+                <w:sz w:val="19"/>
+                <w:szCs w:val="19"/>
+              </w:rPr>
+              <w:t xml:space="preserve">CHECK y valor por defecto en ANIMAL; parámetro opcional de registrar_animal (script de seguridad 11).</w:t>
+            </w:r>
+          </w:p>
+        </w:tc>
+      </w:tr>
     </w:tbl>
     <w:p>
       <w:pPr>
@@ -20695,18 +17724,8 @@
         <w:t>Identidad.</w:t>
       </w:r>
       <w:r>
-        <w:t xml:space="preserve"> </w:t>
-      </w:r>
-      <w:proofErr w:type="spellStart"/>
-      <w:r>
-        <w:t>Supabase</w:t>
-      </w:r>
-      <w:proofErr w:type="spellEnd"/>
-      <w:r>
-        <w:t xml:space="preserve"> Auth es la única fuente de identidad y credenciales. La tabla </w:t>
-      </w:r>
-      <w:proofErr w:type="spellStart"/>
-      <w:proofErr w:type="gramStart"/>
+        <w:t xml:space="preserve"> Supabase Auth es la única fuente de identidad y credenciales. La tabla </w:t>
+      </w:r>
       <w:r>
         <w:rPr>
           <w:rFonts w:ascii="Consolas" w:eastAsia="Consolas" w:hAnsi="Consolas" w:cs="Consolas"/>
@@ -20715,8 +17734,6 @@
         </w:rPr>
         <w:t>public.usuario</w:t>
       </w:r>
-      <w:proofErr w:type="spellEnd"/>
-      <w:proofErr w:type="gramEnd"/>
       <w:r>
         <w:t xml:space="preserve"> guarda solo el perfil necesario para autorizar (nombre, activo, fecha de registro); el correo se lee desde Auth.</w:t>
       </w:r>
@@ -20739,15 +17756,7 @@
         <w:t>Cuentas.</w:t>
       </w:r>
       <w:r>
-        <w:t xml:space="preserve"> El registro público está deshabilitado. Una usuaria activa invita a otra desde Configuración mediante la Edge </w:t>
-      </w:r>
-      <w:proofErr w:type="spellStart"/>
-      <w:r>
-        <w:t>Function</w:t>
-      </w:r>
-      <w:proofErr w:type="spellEnd"/>
-      <w:r>
-        <w:t xml:space="preserve"> </w:t>
+        <w:t xml:space="preserve"> El registro público está deshabilitado. Una usuaria activa invita a otra desde Configuración mediante la Edge Function </w:t>
       </w:r>
       <w:r>
         <w:rPr>
@@ -20758,18 +17767,8 @@
         <w:t>invitar-usuario</w:t>
       </w:r>
       <w:r>
-        <w:t xml:space="preserve">; la persona invitada recibe un correo y define su contraseña. Un </w:t>
-      </w:r>
-      <w:proofErr w:type="spellStart"/>
-      <w:r>
-        <w:t>trigger</w:t>
-      </w:r>
-      <w:proofErr w:type="spellEnd"/>
-      <w:r>
-        <w:t xml:space="preserve"> sobre </w:t>
-      </w:r>
-      <w:proofErr w:type="spellStart"/>
-      <w:proofErr w:type="gramStart"/>
+        <w:t xml:space="preserve">; la persona invitada recibe un correo y define su contraseña. Un trigger sobre </w:t>
+      </w:r>
       <w:r>
         <w:rPr>
           <w:rFonts w:ascii="Consolas" w:eastAsia="Consolas" w:hAnsi="Consolas" w:cs="Consolas"/>
@@ -20778,8 +17777,6 @@
         </w:rPr>
         <w:t>auth.users</w:t>
       </w:r>
-      <w:proofErr w:type="spellEnd"/>
-      <w:proofErr w:type="gramEnd"/>
       <w:r>
         <w:t xml:space="preserve"> crea automáticamente su perfil.</w:t>
       </w:r>
@@ -20825,7 +17822,6 @@
       <w:r>
         <w:t xml:space="preserve"> Mediante las RPC </w:t>
       </w:r>
-      <w:proofErr w:type="spellStart"/>
       <w:r>
         <w:rPr>
           <w:rFonts w:ascii="Consolas" w:eastAsia="Consolas" w:hAnsi="Consolas" w:cs="Consolas"/>
@@ -20834,11 +17830,9 @@
         </w:rPr>
         <w:t>activar_usuario</w:t>
       </w:r>
-      <w:proofErr w:type="spellEnd"/>
       <w:r>
         <w:t xml:space="preserve"> y </w:t>
       </w:r>
-      <w:proofErr w:type="spellStart"/>
       <w:r>
         <w:rPr>
           <w:rFonts w:ascii="Consolas" w:eastAsia="Consolas" w:hAnsi="Consolas" w:cs="Consolas"/>
@@ -20847,17 +17841,8 @@
         </w:rPr>
         <w:t>desactivar_usuario</w:t>
       </w:r>
-      <w:proofErr w:type="spellEnd"/>
-      <w:r>
-        <w:t xml:space="preserve">, que impiden la </w:t>
-      </w:r>
-      <w:proofErr w:type="spellStart"/>
-      <w:r>
-        <w:t>autodesactivación</w:t>
-      </w:r>
-      <w:proofErr w:type="spellEnd"/>
-      <w:r>
-        <w:t xml:space="preserve"> y dejar el sistema sin usuarias activas.</w:t>
+      <w:r>
+        <w:t xml:space="preserve">, que impiden la autodesactivación y dejar el sistema sin usuarias activas.</w:t>
       </w:r>
     </w:p>
     <w:p>
@@ -20878,15 +17863,7 @@
         <w:t>Recuperación de contraseña.</w:t>
       </w:r>
       <w:r>
-        <w:t xml:space="preserve"> "¿Olvidaste tu contraseña?" solicita a </w:t>
-      </w:r>
-      <w:proofErr w:type="spellStart"/>
-      <w:r>
-        <w:t>Supabase</w:t>
-      </w:r>
-      <w:proofErr w:type="spellEnd"/>
-      <w:r>
-        <w:t xml:space="preserve"> Auth un enlace de un solo uso. El mensaje mostrado es siempre el mismo, exista o no la cuenta, para no revelar correos. El enlace abre "Mi cuenta", donde se define la nueva contraseña.</w:t>
+        <w:t xml:space="preserve"> "¿Olvidaste tu contraseña?" solicita a Supabase Auth un enlace de un solo uso. El mensaje mostrado es siempre el mismo, exista o no la cuenta, para no revelar correos. El enlace abre "Mi cuenta", donde se define la nueva contraseña.</w:t>
       </w:r>
     </w:p>
     <w:p>
@@ -21078,59 +18055,29 @@
               </w:rPr>
               <w:t xml:space="preserve">Habilitado en todas las tablas. Todas las políticas exigen </w:t>
             </w:r>
-            <w:proofErr w:type="spellStart"/>
             <w:r>
               <w:rPr>
                 <w:rFonts w:ascii="Consolas" w:eastAsia="Consolas" w:hAnsi="Consolas" w:cs="Consolas"/>
                 <w:sz w:val="17"/>
                 <w:szCs w:val="17"/>
               </w:rPr>
-              <w:t>es_usuario_</w:t>
-            </w:r>
-            <w:proofErr w:type="gramStart"/>
+              <w:t>es_usuario_activo()</w:t>
+            </w:r>
+            <w:r>
+              <w:rPr>
+                <w:sz w:val="19"/>
+                <w:szCs w:val="19"/>
+              </w:rPr>
+              <w:t xml:space="preserve"> y se aplican solo al rol </w:t>
+            </w:r>
             <w:r>
               <w:rPr>
                 <w:rFonts w:ascii="Consolas" w:eastAsia="Consolas" w:hAnsi="Consolas" w:cs="Consolas"/>
                 <w:sz w:val="17"/>
                 <w:szCs w:val="17"/>
               </w:rPr>
-              <w:t>activo</w:t>
-            </w:r>
-            <w:proofErr w:type="spellEnd"/>
-            <w:r>
-              <w:rPr>
-                <w:rFonts w:ascii="Consolas" w:eastAsia="Consolas" w:hAnsi="Consolas" w:cs="Consolas"/>
-                <w:sz w:val="17"/>
-                <w:szCs w:val="17"/>
-              </w:rPr>
-              <w:t>(</w:t>
-            </w:r>
-            <w:proofErr w:type="gramEnd"/>
-            <w:r>
-              <w:rPr>
-                <w:rFonts w:ascii="Consolas" w:eastAsia="Consolas" w:hAnsi="Consolas" w:cs="Consolas"/>
-                <w:sz w:val="17"/>
-                <w:szCs w:val="17"/>
-              </w:rPr>
-              <w:t>)</w:t>
-            </w:r>
-            <w:r>
-              <w:rPr>
-                <w:sz w:val="19"/>
-                <w:szCs w:val="19"/>
-              </w:rPr>
-              <w:t xml:space="preserve"> y se aplican solo al rol </w:t>
-            </w:r>
-            <w:proofErr w:type="spellStart"/>
-            <w:r>
-              <w:rPr>
-                <w:rFonts w:ascii="Consolas" w:eastAsia="Consolas" w:hAnsi="Consolas" w:cs="Consolas"/>
-                <w:sz w:val="17"/>
-                <w:szCs w:val="17"/>
-              </w:rPr>
               <w:t>authenticated</w:t>
             </w:r>
-            <w:proofErr w:type="spellEnd"/>
             <w:r>
               <w:rPr>
                 <w:sz w:val="19"/>
@@ -21279,7 +18226,6 @@
               </w:rPr>
               <w:t xml:space="preserve"> con </w:t>
             </w:r>
-            <w:proofErr w:type="spellStart"/>
             <w:r>
               <w:rPr>
                 <w:rFonts w:ascii="Consolas" w:eastAsia="Consolas" w:hAnsi="Consolas" w:cs="Consolas"/>
@@ -21288,7 +18234,6 @@
               </w:rPr>
               <w:t>search_path</w:t>
             </w:r>
-            <w:proofErr w:type="spellEnd"/>
             <w:r>
               <w:rPr>
                 <w:sz w:val="19"/>
@@ -21343,17 +18288,8 @@
                 <w:sz w:val="19"/>
                 <w:szCs w:val="19"/>
               </w:rPr>
-              <w:t xml:space="preserve">Edge </w:t>
-            </w:r>
-            <w:proofErr w:type="spellStart"/>
-            <w:r>
-              <w:rPr>
-                <w:sz w:val="19"/>
-                <w:szCs w:val="19"/>
-              </w:rPr>
-              <w:t>Functions</w:t>
-            </w:r>
-            <w:proofErr w:type="spellEnd"/>
+              <w:t xml:space="preserve">Edge Functions</w:t>
+            </w:r>
           </w:p>
         </w:tc>
         <w:tc>
@@ -21444,71 +18380,7 @@
                 <w:sz w:val="19"/>
                 <w:szCs w:val="19"/>
               </w:rPr>
-              <w:t xml:space="preserve">La clave de servicio y las credenciales OAuth de Google existen solo como secretos de las Edge </w:t>
-            </w:r>
-            <w:proofErr w:type="spellStart"/>
-            <w:r>
-              <w:rPr>
-                <w:sz w:val="19"/>
-                <w:szCs w:val="19"/>
-              </w:rPr>
-              <w:t>Functions</w:t>
-            </w:r>
-            <w:proofErr w:type="spellEnd"/>
-            <w:r>
-              <w:rPr>
-                <w:sz w:val="19"/>
-                <w:szCs w:val="19"/>
-              </w:rPr>
-              <w:t xml:space="preserve">. El </w:t>
-            </w:r>
-            <w:proofErr w:type="spellStart"/>
-            <w:r>
-              <w:rPr>
-                <w:sz w:val="19"/>
-                <w:szCs w:val="19"/>
-              </w:rPr>
-              <w:t>frontend</w:t>
-            </w:r>
-            <w:proofErr w:type="spellEnd"/>
-            <w:r>
-              <w:rPr>
-                <w:sz w:val="19"/>
-                <w:szCs w:val="19"/>
-              </w:rPr>
-              <w:t xml:space="preserve"> solo conoce la URL del proyecto y la clave pública (</w:t>
-            </w:r>
-            <w:proofErr w:type="spellStart"/>
-            <w:r>
-              <w:rPr>
-                <w:sz w:val="19"/>
-                <w:szCs w:val="19"/>
-              </w:rPr>
-              <w:t>anon</w:t>
-            </w:r>
-            <w:proofErr w:type="spellEnd"/>
-            <w:r>
-              <w:rPr>
-                <w:sz w:val="19"/>
-                <w:szCs w:val="19"/>
-              </w:rPr>
-              <w:t>/</w:t>
-            </w:r>
-            <w:proofErr w:type="spellStart"/>
-            <w:r>
-              <w:rPr>
-                <w:sz w:val="19"/>
-                <w:szCs w:val="19"/>
-              </w:rPr>
-              <w:t>publishable</w:t>
-            </w:r>
-            <w:proofErr w:type="spellEnd"/>
-            <w:r>
-              <w:rPr>
-                <w:sz w:val="19"/>
-                <w:szCs w:val="19"/>
-              </w:rPr>
-              <w:t>), y se niega a iniciar si recibe una clave de servicio.</w:t>
+              <w:t xml:space="preserve">La clave de servicio y las credenciales OAuth de Google existen solo como secretos de las Edge Functions. El frontend solo conoce la URL del proyecto y la clave pública (anon/publishable), y se niega a iniciar si recibe una clave de servicio.</w:t>
             </w:r>
           </w:p>
         </w:tc>
@@ -21566,37 +18438,12 @@
             <w:pPr>
               <w:jc w:val="both"/>
             </w:pPr>
-            <w:proofErr w:type="spellStart"/>
-            <w:r>
-              <w:rPr>
-                <w:sz w:val="19"/>
-                <w:szCs w:val="19"/>
-              </w:rPr>
-              <w:t>Bucket</w:t>
-            </w:r>
-            <w:proofErr w:type="spellEnd"/>
-            <w:r>
-              <w:rPr>
-                <w:sz w:val="19"/>
-                <w:szCs w:val="19"/>
-              </w:rPr>
-              <w:t xml:space="preserve"> privado con </w:t>
-            </w:r>
-            <w:proofErr w:type="spellStart"/>
-            <w:r>
-              <w:rPr>
-                <w:sz w:val="19"/>
-                <w:szCs w:val="19"/>
-              </w:rPr>
-              <w:t>URLs</w:t>
-            </w:r>
-            <w:proofErr w:type="spellEnd"/>
-            <w:r>
-              <w:rPr>
-                <w:sz w:val="19"/>
-                <w:szCs w:val="19"/>
-              </w:rPr>
-              <w:t xml:space="preserve"> firmadas temporales. Archivos de Drive privados; nunca "cualquiera con el enlace". El navegador nunca recibe el identificador interno de Drive.</w:t>
+            <w:r>
+              <w:rPr>
+                <w:sz w:val="19"/>
+                <w:szCs w:val="19"/>
+              </w:rPr>
+              <w:t xml:space="preserve">Bucket privado con URLs firmadas temporales. Archivos de Drive privados; nunca "cualquiera con el enlace". El navegador nunca recibe el identificador interno de Drive.</w:t>
             </w:r>
           </w:p>
         </w:tc>
@@ -21688,7 +18535,6 @@
             </w:tcMar>
           </w:tcPr>
           <w:p>
-            <w:proofErr w:type="spellStart"/>
             <w:r>
               <w:rPr>
                 <w:sz w:val="19"/>
@@ -21696,7 +18542,6 @@
               </w:rPr>
               <w:t>Frontend</w:t>
             </w:r>
-            <w:proofErr w:type="spellEnd"/>
           </w:p>
         </w:tc>
         <w:tc>
@@ -21795,122 +18640,38 @@
                 <w:sz w:val="17"/>
                 <w:szCs w:val="17"/>
               </w:rPr>
-              <w:t>X-</w:t>
-            </w:r>
-            <w:proofErr w:type="gramStart"/>
+              <w:t>X-Frame-Options: DENY</w:t>
+            </w:r>
+            <w:r>
+              <w:rPr>
+                <w:sz w:val="19"/>
+                <w:szCs w:val="19"/>
+              </w:rPr>
+              <w:t xml:space="preserve">, </w:t>
+            </w:r>
             <w:r>
               <w:rPr>
                 <w:rFonts w:ascii="Consolas" w:eastAsia="Consolas" w:hAnsi="Consolas" w:cs="Consolas"/>
                 <w:sz w:val="17"/>
                 <w:szCs w:val="17"/>
               </w:rPr>
-              <w:t>Frame</w:t>
-            </w:r>
-            <w:proofErr w:type="gramEnd"/>
+              <w:t xml:space="preserve">X-Content-Type-Options: nosniff</w:t>
+            </w:r>
+            <w:r>
+              <w:rPr>
+                <w:sz w:val="19"/>
+                <w:szCs w:val="19"/>
+              </w:rPr>
+              <w:t xml:space="preserve">, política de referencia y </w:t>
+            </w:r>
             <w:r>
               <w:rPr>
                 <w:rFonts w:ascii="Consolas" w:eastAsia="Consolas" w:hAnsi="Consolas" w:cs="Consolas"/>
                 <w:sz w:val="17"/>
                 <w:szCs w:val="17"/>
               </w:rPr>
-              <w:t>-</w:t>
-            </w:r>
-            <w:proofErr w:type="spellStart"/>
-            <w:r>
-              <w:rPr>
-                <w:rFonts w:ascii="Consolas" w:eastAsia="Consolas" w:hAnsi="Consolas" w:cs="Consolas"/>
-                <w:sz w:val="17"/>
-                <w:szCs w:val="17"/>
-              </w:rPr>
-              <w:t>Options</w:t>
-            </w:r>
-            <w:proofErr w:type="spellEnd"/>
-            <w:r>
-              <w:rPr>
-                <w:rFonts w:ascii="Consolas" w:eastAsia="Consolas" w:hAnsi="Consolas" w:cs="Consolas"/>
-                <w:sz w:val="17"/>
-                <w:szCs w:val="17"/>
-              </w:rPr>
-              <w:t>: DENY</w:t>
-            </w:r>
-            <w:r>
-              <w:rPr>
-                <w:sz w:val="19"/>
-                <w:szCs w:val="19"/>
-              </w:rPr>
-              <w:t xml:space="preserve">, </w:t>
-            </w:r>
-            <w:r>
-              <w:rPr>
-                <w:rFonts w:ascii="Consolas" w:eastAsia="Consolas" w:hAnsi="Consolas" w:cs="Consolas"/>
-                <w:sz w:val="17"/>
-                <w:szCs w:val="17"/>
-              </w:rPr>
-              <w:t>X-Content-</w:t>
-            </w:r>
-            <w:proofErr w:type="spellStart"/>
-            <w:r>
-              <w:rPr>
-                <w:rFonts w:ascii="Consolas" w:eastAsia="Consolas" w:hAnsi="Consolas" w:cs="Consolas"/>
-                <w:sz w:val="17"/>
-                <w:szCs w:val="17"/>
-              </w:rPr>
-              <w:t>Type</w:t>
-            </w:r>
-            <w:proofErr w:type="spellEnd"/>
-            <w:r>
-              <w:rPr>
-                <w:rFonts w:ascii="Consolas" w:eastAsia="Consolas" w:hAnsi="Consolas" w:cs="Consolas"/>
-                <w:sz w:val="17"/>
-                <w:szCs w:val="17"/>
-              </w:rPr>
-              <w:t>-</w:t>
-            </w:r>
-            <w:proofErr w:type="spellStart"/>
-            <w:r>
-              <w:rPr>
-                <w:rFonts w:ascii="Consolas" w:eastAsia="Consolas" w:hAnsi="Consolas" w:cs="Consolas"/>
-                <w:sz w:val="17"/>
-                <w:szCs w:val="17"/>
-              </w:rPr>
-              <w:t>Options</w:t>
-            </w:r>
-            <w:proofErr w:type="spellEnd"/>
-            <w:r>
-              <w:rPr>
-                <w:rFonts w:ascii="Consolas" w:eastAsia="Consolas" w:hAnsi="Consolas" w:cs="Consolas"/>
-                <w:sz w:val="17"/>
-                <w:szCs w:val="17"/>
-              </w:rPr>
-              <w:t xml:space="preserve">: </w:t>
-            </w:r>
-            <w:proofErr w:type="spellStart"/>
-            <w:r>
-              <w:rPr>
-                <w:rFonts w:ascii="Consolas" w:eastAsia="Consolas" w:hAnsi="Consolas" w:cs="Consolas"/>
-                <w:sz w:val="17"/>
-                <w:szCs w:val="17"/>
-              </w:rPr>
-              <w:t>nosniff</w:t>
-            </w:r>
-            <w:proofErr w:type="spellEnd"/>
-            <w:r>
-              <w:rPr>
-                <w:sz w:val="19"/>
-                <w:szCs w:val="19"/>
-              </w:rPr>
-              <w:t xml:space="preserve">, política de referencia y </w:t>
-            </w:r>
-            <w:proofErr w:type="spellStart"/>
-            <w:r>
-              <w:rPr>
-                <w:rFonts w:ascii="Consolas" w:eastAsia="Consolas" w:hAnsi="Consolas" w:cs="Consolas"/>
-                <w:sz w:val="17"/>
-                <w:szCs w:val="17"/>
-              </w:rPr>
               <w:t>noindex</w:t>
             </w:r>
-            <w:proofErr w:type="spellEnd"/>
             <w:r>
               <w:rPr>
                 <w:sz w:val="19"/>
@@ -21937,51 +18698,15 @@
         <w:jc w:val="both"/>
       </w:pPr>
       <w:r>
-        <w:t xml:space="preserve">Tras la implementación inicial del </w:t>
-      </w:r>
-      <w:proofErr w:type="spellStart"/>
-      <w:r>
-        <w:t>backend</w:t>
-      </w:r>
-      <w:proofErr w:type="spellEnd"/>
-      <w:r>
-        <w:t xml:space="preserve"> (v1.1) se realizaron revisiones de seguridad. Cada corrección se versionó como script en </w:t>
-      </w:r>
-      <w:proofErr w:type="spellStart"/>
+        <w:t xml:space="preserve">Tras la implementación inicial del backend (v1.1) se realizaron revisiones de seguridad. Cada corrección se versionó como script en </w:t>
+      </w:r>
       <w:r>
         <w:rPr>
           <w:rFonts w:ascii="Consolas" w:eastAsia="Consolas" w:hAnsi="Consolas" w:cs="Consolas"/>
           <w:sz w:val="20"/>
           <w:szCs w:val="20"/>
         </w:rPr>
-        <w:t>supabase</w:t>
-      </w:r>
-      <w:proofErr w:type="spellEnd"/>
-      <w:r>
-        <w:rPr>
-          <w:rFonts w:ascii="Consolas" w:eastAsia="Consolas" w:hAnsi="Consolas" w:cs="Consolas"/>
-          <w:sz w:val="20"/>
-          <w:szCs w:val="20"/>
-        </w:rPr>
-        <w:t>/</w:t>
-      </w:r>
-      <w:proofErr w:type="spellStart"/>
-      <w:r>
-        <w:rPr>
-          <w:rFonts w:ascii="Consolas" w:eastAsia="Consolas" w:hAnsi="Consolas" w:cs="Consolas"/>
-          <w:sz w:val="20"/>
-          <w:szCs w:val="20"/>
-        </w:rPr>
-        <w:t>security</w:t>
-      </w:r>
-      <w:proofErr w:type="spellEnd"/>
-      <w:r>
-        <w:rPr>
-          <w:rFonts w:ascii="Consolas" w:eastAsia="Consolas" w:hAnsi="Consolas" w:cs="Consolas"/>
-          <w:sz w:val="20"/>
-          <w:szCs w:val="20"/>
-        </w:rPr>
-        <w:t>/</w:t>
+        <w:t>supabase/security/</w:t>
       </w:r>
       <w:r>
         <w:t>, acompañado de un script de verificación que se ejecuta dentro de una transacción revertida y comprueba cada caso.</w:t>
@@ -22435,23 +19160,7 @@
                 <w:sz w:val="19"/>
                 <w:szCs w:val="19"/>
               </w:rPr>
-              <w:t xml:space="preserve">RPC para quitar </w:t>
-            </w:r>
-            <w:proofErr w:type="gramStart"/>
-            <w:r>
-              <w:rPr>
-                <w:sz w:val="19"/>
-                <w:szCs w:val="19"/>
-              </w:rPr>
-              <w:t>relaciones profesional</w:t>
-            </w:r>
-            <w:proofErr w:type="gramEnd"/>
-            <w:r>
-              <w:rPr>
-                <w:sz w:val="19"/>
-                <w:szCs w:val="19"/>
-              </w:rPr>
-              <w:t>–esterilización, listar usuarias con su correo y editar el propio nombre.</w:t>
+              <w:t xml:space="preserve">RPC para quitar relaciones profesional–esterilización, listar usuarias con su correo y editar el propio nombre.</w:t>
             </w:r>
           </w:p>
         </w:tc>
@@ -22567,6 +19276,95 @@
                 <w:szCs w:val="19"/>
               </w:rPr>
               <w:t>10</w:t>
+            </w:r>
+          </w:p>
+        </w:tc>
+      </w:tr>
+      <w:tr>
+        <w:tblPrEx>
+          <w:tblCellMar>
+            <w:top w:w="0" w:type="dxa"/>
+            <w:bottom w:w="0" w:type="dxa"/>
+          </w:tblCellMar>
+        </w:tblPrEx>
+        <w:tc>
+          <w:tcPr>
+            <w:tcW w:w="1000" w:type="dxa"/>
+            <w:tcBorders>
+              <w:top w:val="single" w:sz="4" w:space="0" w:color="C9D6DB"/>
+              <w:left w:val="single" w:sz="4" w:space="0" w:color="C9D6DB"/>
+              <w:bottom w:val="single" w:sz="4" w:space="0" w:color="C9D6DB"/>
+              <w:right w:val="single" w:sz="4" w:space="0" w:color="C9D6DB"/>
+            </w:tcBorders>
+            <w:tcMar>
+              <w:top w:w="60" w:type="dxa"/>
+              <w:left w:w="100" w:type="dxa"/>
+              <w:bottom w:w="60" w:type="dxa"/>
+              <w:right w:w="100" w:type="dxa"/>
+            </w:tcMar>
+          </w:tcPr>
+          <w:p>
+            <w:r>
+              <w:rPr>
+                <w:sz w:val="19"/>
+                <w:szCs w:val="19"/>
+              </w:rPr>
+              <w:t xml:space="preserve">11 / 12</w:t>
+            </w:r>
+          </w:p>
+        </w:tc>
+        <w:tc>
+          <w:tcPr>
+            <w:tcW w:w="6822" w:type="dxa"/>
+            <w:tcBorders>
+              <w:top w:val="single" w:sz="4" w:space="0" w:color="C9D6DB"/>
+              <w:left w:val="single" w:sz="4" w:space="0" w:color="C9D6DB"/>
+              <w:bottom w:val="single" w:sz="4" w:space="0" w:color="C9D6DB"/>
+              <w:right w:val="single" w:sz="4" w:space="0" w:color="C9D6DB"/>
+            </w:tcBorders>
+            <w:tcMar>
+              <w:top w:w="60" w:type="dxa"/>
+              <w:left w:w="100" w:type="dxa"/>
+              <w:bottom w:w="60" w:type="dxa"/>
+              <w:right w:w="100" w:type="dxa"/>
+            </w:tcMar>
+          </w:tcPr>
+          <w:p>
+            <w:pPr>
+              <w:jc w:val="both"/>
+            </w:pPr>
+            <w:r>
+              <w:rPr>
+                <w:sz w:val="19"/>
+                <w:szCs w:val="19"/>
+              </w:rPr>
+              <w:t xml:space="preserve">Estado de esterilización del animal: columna con CHECK y valor por defecto, permiso de edición solo sobre esa columna y registrar_animal con un parámetro opcional, compatible con la llamada anterior.</w:t>
+            </w:r>
+          </w:p>
+        </w:tc>
+        <w:tc>
+          <w:tcPr>
+            <w:tcW w:w="1204" w:type="dxa"/>
+            <w:tcBorders>
+              <w:top w:val="single" w:sz="4" w:space="0" w:color="C9D6DB"/>
+              <w:left w:val="single" w:sz="4" w:space="0" w:color="C9D6DB"/>
+              <w:bottom w:val="single" w:sz="4" w:space="0" w:color="C9D6DB"/>
+              <w:right w:val="single" w:sz="4" w:space="0" w:color="C9D6DB"/>
+            </w:tcBorders>
+            <w:tcMar>
+              <w:top w:w="60" w:type="dxa"/>
+              <w:left w:w="100" w:type="dxa"/>
+              <w:bottom w:w="60" w:type="dxa"/>
+              <w:right w:w="100" w:type="dxa"/>
+            </w:tcMar>
+          </w:tcPr>
+          <w:p>
+            <w:r>
+              <w:rPr>
+                <w:sz w:val="19"/>
+                <w:szCs w:val="19"/>
+              </w:rPr>
+              <w:t xml:space="preserve">12</w:t>
             </w:r>
           </w:p>
         </w:tc>
@@ -22712,7 +19510,6 @@
             <w:pPr>
               <w:jc w:val="both"/>
             </w:pPr>
-            <w:proofErr w:type="spellStart"/>
             <w:r>
               <w:rPr>
                 <w:rFonts w:ascii="Consolas" w:eastAsia="Consolas" w:hAnsi="Consolas" w:cs="Consolas"/>
@@ -22721,7 +19518,6 @@
               </w:rPr>
               <w:t>registrar_animal</w:t>
             </w:r>
-            <w:proofErr w:type="spellEnd"/>
           </w:p>
         </w:tc>
         <w:tc>
@@ -22781,7 +19577,6 @@
             <w:pPr>
               <w:jc w:val="both"/>
             </w:pPr>
-            <w:proofErr w:type="spellStart"/>
             <w:r>
               <w:rPr>
                 <w:rFonts w:ascii="Consolas" w:eastAsia="Consolas" w:hAnsi="Consolas" w:cs="Consolas"/>
@@ -22790,7 +19585,6 @@
               </w:rPr>
               <w:t>cambiar_estado_animal</w:t>
             </w:r>
-            <w:proofErr w:type="spellEnd"/>
           </w:p>
         </w:tc>
         <w:tc>
@@ -22856,18 +19650,8 @@
                 <w:sz w:val="17"/>
                 <w:szCs w:val="17"/>
               </w:rPr>
-              <w:t>_</w:t>
-            </w:r>
-            <w:proofErr w:type="spellStart"/>
-            <w:r>
-              <w:rPr>
-                <w:rFonts w:ascii="Consolas" w:eastAsia="Consolas" w:hAnsi="Consolas" w:cs="Consolas"/>
-                <w:sz w:val="17"/>
-                <w:szCs w:val="17"/>
-              </w:rPr>
-              <w:t>cambiar_estado_animal</w:t>
-            </w:r>
-            <w:proofErr w:type="spellEnd"/>
+              <w:t>_cambiar_estado_animal</w:t>
+            </w:r>
           </w:p>
         </w:tc>
         <w:tc>
@@ -22927,7 +19711,6 @@
             <w:pPr>
               <w:jc w:val="both"/>
             </w:pPr>
-            <w:proofErr w:type="spellStart"/>
             <w:r>
               <w:rPr>
                 <w:rFonts w:ascii="Consolas" w:eastAsia="Consolas" w:hAnsi="Consolas" w:cs="Consolas"/>
@@ -22936,7 +19719,6 @@
               </w:rPr>
               <w:t>ingresar_hogar_temporal</w:t>
             </w:r>
-            <w:proofErr w:type="spellEnd"/>
             <w:r>
               <w:rPr>
                 <w:sz w:val="19"/>
@@ -22944,7 +19726,6 @@
               </w:rPr>
               <w:t xml:space="preserve"> / </w:t>
             </w:r>
-            <w:proofErr w:type="spellStart"/>
             <w:r>
               <w:rPr>
                 <w:rFonts w:ascii="Consolas" w:eastAsia="Consolas" w:hAnsi="Consolas" w:cs="Consolas"/>
@@ -22953,7 +19734,6 @@
               </w:rPr>
               <w:t>cambiar_hogar_temporal</w:t>
             </w:r>
-            <w:proofErr w:type="spellEnd"/>
             <w:r>
               <w:rPr>
                 <w:sz w:val="19"/>
@@ -22961,7 +19741,6 @@
               </w:rPr>
               <w:t xml:space="preserve"> / </w:t>
             </w:r>
-            <w:proofErr w:type="spellStart"/>
             <w:r>
               <w:rPr>
                 <w:rFonts w:ascii="Consolas" w:eastAsia="Consolas" w:hAnsi="Consolas" w:cs="Consolas"/>
@@ -22970,7 +19749,6 @@
               </w:rPr>
               <w:t>finalizar_hogar_temporal</w:t>
             </w:r>
-            <w:proofErr w:type="spellEnd"/>
           </w:p>
         </w:tc>
         <w:tc>
@@ -23030,7 +19808,6 @@
             <w:pPr>
               <w:jc w:val="both"/>
             </w:pPr>
-            <w:proofErr w:type="spellStart"/>
             <w:r>
               <w:rPr>
                 <w:rFonts w:ascii="Consolas" w:eastAsia="Consolas" w:hAnsi="Consolas" w:cs="Consolas"/>
@@ -23039,7 +19816,6 @@
               </w:rPr>
               <w:t>registrar_adopcion</w:t>
             </w:r>
-            <w:proofErr w:type="spellEnd"/>
             <w:r>
               <w:rPr>
                 <w:sz w:val="19"/>
@@ -23047,7 +19823,6 @@
               </w:rPr>
               <w:t xml:space="preserve"> / </w:t>
             </w:r>
-            <w:proofErr w:type="spellStart"/>
             <w:r>
               <w:rPr>
                 <w:rFonts w:ascii="Consolas" w:eastAsia="Consolas" w:hAnsi="Consolas" w:cs="Consolas"/>
@@ -23056,7 +19831,6 @@
               </w:rPr>
               <w:t>registrar_seguimiento</w:t>
             </w:r>
-            <w:proofErr w:type="spellEnd"/>
             <w:r>
               <w:rPr>
                 <w:sz w:val="19"/>
@@ -23064,7 +19838,6 @@
               </w:rPr>
               <w:t xml:space="preserve"> / </w:t>
             </w:r>
-            <w:proofErr w:type="spellStart"/>
             <w:r>
               <w:rPr>
                 <w:rFonts w:ascii="Consolas" w:eastAsia="Consolas" w:hAnsi="Consolas" w:cs="Consolas"/>
@@ -23073,7 +19846,6 @@
               </w:rPr>
               <w:t>registrar_devolucion</w:t>
             </w:r>
-            <w:proofErr w:type="spellEnd"/>
           </w:p>
         </w:tc>
         <w:tc>
@@ -23133,7 +19905,6 @@
             <w:pPr>
               <w:jc w:val="both"/>
             </w:pPr>
-            <w:proofErr w:type="spellStart"/>
             <w:r>
               <w:rPr>
                 <w:rFonts w:ascii="Consolas" w:eastAsia="Consolas" w:hAnsi="Consolas" w:cs="Consolas"/>
@@ -23142,7 +19913,6 @@
               </w:rPr>
               <w:t>asignar_gasto_animal</w:t>
             </w:r>
-            <w:proofErr w:type="spellEnd"/>
           </w:p>
         </w:tc>
         <w:tc>
@@ -23202,7 +19972,6 @@
             <w:pPr>
               <w:jc w:val="both"/>
             </w:pPr>
-            <w:proofErr w:type="spellStart"/>
             <w:r>
               <w:rPr>
                 <w:rFonts w:ascii="Consolas" w:eastAsia="Consolas" w:hAnsi="Consolas" w:cs="Consolas"/>
@@ -23211,7 +19980,6 @@
               </w:rPr>
               <w:t>registrar_archivo</w:t>
             </w:r>
-            <w:proofErr w:type="spellEnd"/>
           </w:p>
         </w:tc>
         <w:tc>
@@ -23239,23 +20007,7 @@
                 <w:sz w:val="19"/>
                 <w:szCs w:val="19"/>
               </w:rPr>
-              <w:t xml:space="preserve">Registro de ARCHIVO y su asociación (usada por la Edge </w:t>
-            </w:r>
-            <w:proofErr w:type="spellStart"/>
-            <w:r>
-              <w:rPr>
-                <w:sz w:val="19"/>
-                <w:szCs w:val="19"/>
-              </w:rPr>
-              <w:t>Function</w:t>
-            </w:r>
-            <w:proofErr w:type="spellEnd"/>
-            <w:r>
-              <w:rPr>
-                <w:sz w:val="19"/>
-                <w:szCs w:val="19"/>
-              </w:rPr>
-              <w:t xml:space="preserve"> de carga).</w:t>
+              <w:t xml:space="preserve">Registro de ARCHIVO y su asociación (usada por la Edge Function de carga).</w:t>
             </w:r>
           </w:p>
         </w:tc>
@@ -23287,7 +20039,6 @@
             <w:pPr>
               <w:jc w:val="both"/>
             </w:pPr>
-            <w:proofErr w:type="spellStart"/>
             <w:r>
               <w:rPr>
                 <w:rFonts w:ascii="Consolas" w:eastAsia="Consolas" w:hAnsi="Consolas" w:cs="Consolas"/>
@@ -23296,7 +20047,6 @@
               </w:rPr>
               <w:t>quitar_profesional_esterilizacion</w:t>
             </w:r>
-            <w:proofErr w:type="spellEnd"/>
           </w:p>
         </w:tc>
         <w:tc>
@@ -23356,7 +20106,6 @@
             <w:pPr>
               <w:jc w:val="both"/>
             </w:pPr>
-            <w:proofErr w:type="spellStart"/>
             <w:r>
               <w:rPr>
                 <w:rFonts w:ascii="Consolas" w:eastAsia="Consolas" w:hAnsi="Consolas" w:cs="Consolas"/>
@@ -23365,7 +20114,6 @@
               </w:rPr>
               <w:t>listar_usuarias</w:t>
             </w:r>
-            <w:proofErr w:type="spellEnd"/>
             <w:r>
               <w:rPr>
                 <w:sz w:val="19"/>
@@ -23373,7 +20121,6 @@
               </w:rPr>
               <w:t xml:space="preserve"> / </w:t>
             </w:r>
-            <w:proofErr w:type="spellStart"/>
             <w:r>
               <w:rPr>
                 <w:rFonts w:ascii="Consolas" w:eastAsia="Consolas" w:hAnsi="Consolas" w:cs="Consolas"/>
@@ -23382,7 +20129,6 @@
               </w:rPr>
               <w:t>actualizar_mi_nombre</w:t>
             </w:r>
-            <w:proofErr w:type="spellEnd"/>
             <w:r>
               <w:rPr>
                 <w:sz w:val="19"/>
@@ -23390,7 +20136,6 @@
               </w:rPr>
               <w:t xml:space="preserve"> / </w:t>
             </w:r>
-            <w:proofErr w:type="spellStart"/>
             <w:r>
               <w:rPr>
                 <w:rFonts w:ascii="Consolas" w:eastAsia="Consolas" w:hAnsi="Consolas" w:cs="Consolas"/>
@@ -23399,7 +20144,6 @@
               </w:rPr>
               <w:t>activar_usuario</w:t>
             </w:r>
-            <w:proofErr w:type="spellEnd"/>
             <w:r>
               <w:rPr>
                 <w:sz w:val="19"/>
@@ -23407,7 +20151,6 @@
               </w:rPr>
               <w:t xml:space="preserve"> / </w:t>
             </w:r>
-            <w:proofErr w:type="spellStart"/>
             <w:r>
               <w:rPr>
                 <w:rFonts w:ascii="Consolas" w:eastAsia="Consolas" w:hAnsi="Consolas" w:cs="Consolas"/>
@@ -23416,7 +20159,6 @@
               </w:rPr>
               <w:t>desactivar_usuario</w:t>
             </w:r>
-            <w:proofErr w:type="spellEnd"/>
           </w:p>
         </w:tc>
         <w:tc>
@@ -23476,7 +20218,6 @@
             <w:pPr>
               <w:jc w:val="both"/>
             </w:pPr>
-            <w:proofErr w:type="spellStart"/>
             <w:r>
               <w:rPr>
                 <w:rFonts w:ascii="Consolas" w:eastAsia="Consolas" w:hAnsi="Consolas" w:cs="Consolas"/>
@@ -23485,7 +20226,6 @@
               </w:rPr>
               <w:t>es_usuario_activo</w:t>
             </w:r>
-            <w:proofErr w:type="spellEnd"/>
           </w:p>
         </w:tc>
         <w:tc>
@@ -23545,7 +20285,6 @@
             <w:pPr>
               <w:jc w:val="both"/>
             </w:pPr>
-            <w:proofErr w:type="spellStart"/>
             <w:r>
               <w:rPr>
                 <w:rFonts w:ascii="Consolas" w:eastAsia="Consolas" w:hAnsi="Consolas" w:cs="Consolas"/>
@@ -23554,7 +20293,6 @@
               </w:rPr>
               <w:t>crear_usuario_publico</w:t>
             </w:r>
-            <w:proofErr w:type="spellEnd"/>
           </w:p>
         </w:tc>
         <w:tc>
@@ -23609,13 +20347,8 @@
       </w:pPr>
       <w:r>
         <w:lastRenderedPageBreak/>
-        <w:t xml:space="preserve">17.2 Edge </w:t>
-      </w:r>
-      <w:proofErr w:type="spellStart"/>
-      <w:r>
-        <w:t>Functions</w:t>
-      </w:r>
-      <w:proofErr w:type="spellEnd"/>
+        <w:t xml:space="preserve">17.2 Edge Functions</w:t>
+      </w:r>
     </w:p>
     <w:tbl>
       <w:tblPr>
@@ -23907,7 +20640,6 @@
               </w:rPr>
               <w:t xml:space="preserve">Recibe el archivo, determina la carpeta según el contexto, lo sube a Drive y lo registra con </w:t>
             </w:r>
-            <w:proofErr w:type="spellStart"/>
             <w:r>
               <w:rPr>
                 <w:rFonts w:ascii="Consolas" w:eastAsia="Consolas" w:hAnsi="Consolas" w:cs="Consolas"/>
@@ -23916,7 +20648,6 @@
               </w:rPr>
               <w:t>registrar_archivo</w:t>
             </w:r>
-            <w:proofErr w:type="spellEnd"/>
             <w:r>
               <w:rPr>
                 <w:sz w:val="19"/>
@@ -23960,65 +20691,45 @@
                 <w:sz w:val="17"/>
                 <w:szCs w:val="17"/>
               </w:rPr>
-              <w:t>obtener-</w:t>
-            </w:r>
-            <w:proofErr w:type="gramStart"/>
+              <w:t>obtener-link-archivo</w:t>
+            </w:r>
+          </w:p>
+        </w:tc>
+        <w:tc>
+          <w:tcPr>
+            <w:tcW w:w="6722" w:type="dxa"/>
+            <w:tcBorders>
+              <w:top w:val="single" w:sz="4" w:space="0" w:color="C9D6DB"/>
+              <w:left w:val="single" w:sz="4" w:space="0" w:color="C9D6DB"/>
+              <w:bottom w:val="single" w:sz="4" w:space="0" w:color="C9D6DB"/>
+              <w:right w:val="single" w:sz="4" w:space="0" w:color="C9D6DB"/>
+            </w:tcBorders>
+            <w:tcMar>
+              <w:top w:w="60" w:type="dxa"/>
+              <w:left w:w="100" w:type="dxa"/>
+              <w:bottom w:w="60" w:type="dxa"/>
+              <w:right w:w="100" w:type="dxa"/>
+            </w:tcMar>
+          </w:tcPr>
+          <w:p>
+            <w:pPr>
+              <w:jc w:val="both"/>
+            </w:pPr>
+            <w:r>
+              <w:rPr>
+                <w:sz w:val="19"/>
+                <w:szCs w:val="19"/>
+              </w:rPr>
+              <w:t xml:space="preserve">Recibe </w:t>
+            </w:r>
             <w:r>
               <w:rPr>
                 <w:rFonts w:ascii="Consolas" w:eastAsia="Consolas" w:hAnsi="Consolas" w:cs="Consolas"/>
                 <w:sz w:val="17"/>
                 <w:szCs w:val="17"/>
               </w:rPr>
-              <w:t>link</w:t>
-            </w:r>
-            <w:proofErr w:type="gramEnd"/>
-            <w:r>
-              <w:rPr>
-                <w:rFonts w:ascii="Consolas" w:eastAsia="Consolas" w:hAnsi="Consolas" w:cs="Consolas"/>
-                <w:sz w:val="17"/>
-                <w:szCs w:val="17"/>
-              </w:rPr>
-              <w:t>-archivo</w:t>
-            </w:r>
-          </w:p>
-        </w:tc>
-        <w:tc>
-          <w:tcPr>
-            <w:tcW w:w="6722" w:type="dxa"/>
-            <w:tcBorders>
-              <w:top w:val="single" w:sz="4" w:space="0" w:color="C9D6DB"/>
-              <w:left w:val="single" w:sz="4" w:space="0" w:color="C9D6DB"/>
-              <w:bottom w:val="single" w:sz="4" w:space="0" w:color="C9D6DB"/>
-              <w:right w:val="single" w:sz="4" w:space="0" w:color="C9D6DB"/>
-            </w:tcBorders>
-            <w:tcMar>
-              <w:top w:w="60" w:type="dxa"/>
-              <w:left w:w="100" w:type="dxa"/>
-              <w:bottom w:w="60" w:type="dxa"/>
-              <w:right w:w="100" w:type="dxa"/>
-            </w:tcMar>
-          </w:tcPr>
-          <w:p>
-            <w:pPr>
-              <w:jc w:val="both"/>
-            </w:pPr>
-            <w:r>
-              <w:rPr>
-                <w:sz w:val="19"/>
-                <w:szCs w:val="19"/>
-              </w:rPr>
-              <w:t xml:space="preserve">Recibe </w:t>
-            </w:r>
-            <w:proofErr w:type="spellStart"/>
-            <w:r>
-              <w:rPr>
-                <w:rFonts w:ascii="Consolas" w:eastAsia="Consolas" w:hAnsi="Consolas" w:cs="Consolas"/>
-                <w:sz w:val="17"/>
-                <w:szCs w:val="17"/>
-              </w:rPr>
               <w:t>id_archivo</w:t>
             </w:r>
-            <w:proofErr w:type="spellEnd"/>
             <w:r>
               <w:rPr>
                 <w:sz w:val="19"/>
@@ -24124,15 +20835,7 @@
         <w:pStyle w:val="Ttulo2"/>
       </w:pPr>
       <w:r>
-        <w:t xml:space="preserve">18.1 </w:t>
-      </w:r>
-      <w:proofErr w:type="spellStart"/>
-      <w:r>
-        <w:t>Supabase</w:t>
-      </w:r>
-      <w:proofErr w:type="spellEnd"/>
-      <w:r>
-        <w:t xml:space="preserve"> Storage</w:t>
+        <w:t xml:space="preserve">18.1 Supabase Storage</w:t>
       </w:r>
     </w:p>
     <w:p>
@@ -24140,13 +20843,8 @@
         <w:spacing w:after="140" w:line="300" w:lineRule="auto"/>
         <w:jc w:val="both"/>
       </w:pPr>
-      <w:proofErr w:type="spellStart"/>
-      <w:r>
-        <w:t>Bucket</w:t>
-      </w:r>
-      <w:proofErr w:type="spellEnd"/>
-      <w:r>
-        <w:t xml:space="preserve"> privado </w:t>
+      <w:r>
+        <w:t xml:space="preserve">Bucket privado </w:t>
       </w:r>
       <w:r>
         <w:rPr>
@@ -24165,72 +20863,10 @@
           <w:sz w:val="20"/>
           <w:szCs w:val="20"/>
         </w:rPr>
-        <w:t>animales/{</w:t>
-      </w:r>
-      <w:proofErr w:type="spellStart"/>
-      <w:r>
-        <w:rPr>
-          <w:rFonts w:ascii="Consolas" w:eastAsia="Consolas" w:hAnsi="Consolas" w:cs="Consolas"/>
-          <w:sz w:val="20"/>
-          <w:szCs w:val="20"/>
-        </w:rPr>
-        <w:t>id_</w:t>
-      </w:r>
-      <w:proofErr w:type="gramStart"/>
-      <w:r>
-        <w:rPr>
-          <w:rFonts w:ascii="Consolas" w:eastAsia="Consolas" w:hAnsi="Consolas" w:cs="Consolas"/>
-          <w:sz w:val="20"/>
-          <w:szCs w:val="20"/>
-        </w:rPr>
-        <w:t>animal</w:t>
-      </w:r>
-      <w:proofErr w:type="spellEnd"/>
-      <w:r>
-        <w:rPr>
-          <w:rFonts w:ascii="Consolas" w:eastAsia="Consolas" w:hAnsi="Consolas" w:cs="Consolas"/>
-          <w:sz w:val="20"/>
-          <w:szCs w:val="20"/>
-        </w:rPr>
-        <w:t>}/</w:t>
-      </w:r>
-      <w:proofErr w:type="spellStart"/>
-      <w:r>
-        <w:rPr>
-          <w:rFonts w:ascii="Consolas" w:eastAsia="Consolas" w:hAnsi="Consolas" w:cs="Consolas"/>
-          <w:sz w:val="20"/>
-          <w:szCs w:val="20"/>
-        </w:rPr>
-        <w:t>principal.webp</w:t>
-      </w:r>
-      <w:proofErr w:type="spellEnd"/>
-      <w:proofErr w:type="gramEnd"/>
-      <w:r>
-        <w:t xml:space="preserve">. En la base de datos se guarda solo la ruta. Antes de subirla, el navegador convierte la imagen a </w:t>
-      </w:r>
-      <w:proofErr w:type="spellStart"/>
-      <w:r>
-        <w:t>WebP</w:t>
-      </w:r>
-      <w:proofErr w:type="spellEnd"/>
-      <w:r>
-        <w:t xml:space="preserve">, limita su lado mayor a 1400 </w:t>
-      </w:r>
-      <w:proofErr w:type="spellStart"/>
-      <w:r>
-        <w:t>px</w:t>
-      </w:r>
-      <w:proofErr w:type="spellEnd"/>
-      <w:r>
-        <w:t xml:space="preserve"> y reduce la calidad o el tamaño hasta quedar bajo 2 MB. Las imágenes se muestran mediante </w:t>
-      </w:r>
-      <w:proofErr w:type="spellStart"/>
-      <w:r>
-        <w:t>URLs</w:t>
-      </w:r>
-      <w:proofErr w:type="spellEnd"/>
-      <w:r>
-        <w:t xml:space="preserve"> firmadas que expiran.</w:t>
+        <w:t>animales/{id_animal}/principal.webp</w:t>
+      </w:r>
+      <w:r>
+        <w:t xml:space="preserve">. En la base de datos se guarda solo la ruta. Antes de subirla, el navegador convierte la imagen a WebP, limita su lado mayor a 1400 px y reduce la calidad o el tamaño hasta quedar bajo 2 MB. Las imágenes se muestran mediante URLs firmadas que expiran.</w:t>
       </w:r>
     </w:p>
     <w:p>
@@ -24317,18 +20953,8 @@
           <w:sz w:val="17"/>
           <w:szCs w:val="17"/>
         </w:rPr>
-        <w:t xml:space="preserve">    {id} - {nombre del </w:t>
-      </w:r>
-      <w:proofErr w:type="gramStart"/>
-      <w:r>
-        <w:rPr>
-          <w:rFonts w:ascii="Consolas" w:eastAsia="Consolas" w:hAnsi="Consolas" w:cs="Consolas"/>
-          <w:sz w:val="17"/>
-          <w:szCs w:val="17"/>
-        </w:rPr>
-        <w:t>proyecto}/</w:t>
-      </w:r>
-      <w:proofErr w:type="gramEnd"/>
+        <w:t xml:space="preserve">    {id} - {nombre del proyecto}/</w:t>
+      </w:r>
     </w:p>
     <w:p>
       <w:pPr>
@@ -24355,53 +20981,7 @@
           <w:sz w:val="17"/>
           <w:szCs w:val="17"/>
         </w:rPr>
-        <w:t xml:space="preserve">      Animales/                   </w:t>
-      </w:r>
-      <w:proofErr w:type="gramStart"/>
-      <w:r>
-        <w:rPr>
-          <w:rFonts w:ascii="Consolas" w:eastAsia="Consolas" w:hAnsi="Consolas" w:cs="Consolas"/>
-          <w:sz w:val="17"/>
-          <w:szCs w:val="17"/>
-        </w:rPr>
-        <w:t xml:space="preserve">   {</w:t>
-      </w:r>
-      <w:proofErr w:type="gramEnd"/>
-      <w:r>
-        <w:rPr>
-          <w:rFonts w:ascii="Consolas" w:eastAsia="Consolas" w:hAnsi="Consolas" w:cs="Consolas"/>
-          <w:sz w:val="17"/>
-          <w:szCs w:val="17"/>
-        </w:rPr>
-        <w:t>código</w:t>
-      </w:r>
-      <w:proofErr w:type="gramStart"/>
-      <w:r>
-        <w:rPr>
-          <w:rFonts w:ascii="Consolas" w:eastAsia="Consolas" w:hAnsi="Consolas" w:cs="Consolas"/>
-          <w:sz w:val="17"/>
-          <w:szCs w:val="17"/>
-        </w:rPr>
-        <w:t>}.{</w:t>
-      </w:r>
-      <w:proofErr w:type="spellStart"/>
-      <w:proofErr w:type="gramEnd"/>
-      <w:r>
-        <w:rPr>
-          <w:rFonts w:ascii="Consolas" w:eastAsia="Consolas" w:hAnsi="Consolas" w:cs="Consolas"/>
-          <w:sz w:val="17"/>
-          <w:szCs w:val="17"/>
-        </w:rPr>
-        <w:t>ext</w:t>
-      </w:r>
-      <w:proofErr w:type="spellEnd"/>
-      <w:r>
-        <w:rPr>
-          <w:rFonts w:ascii="Consolas" w:eastAsia="Consolas" w:hAnsi="Consolas" w:cs="Consolas"/>
-          <w:sz w:val="17"/>
-          <w:szCs w:val="17"/>
-        </w:rPr>
-        <w:t>}: documento de cada esterilización</w:t>
+        <w:t xml:space="preserve">      Animales/                      {código}.{ext}: documento de cada esterilización</w:t>
       </w:r>
     </w:p>
     <w:p>
@@ -24699,7 +21279,7 @@
                 <w:sz w:val="19"/>
                 <w:szCs w:val="19"/>
               </w:rPr>
-              <w:t>Listado en tarjetas o lista, búsqueda por nombre o microchip y filtros por estado, especie, sexo y fecha de rescate (conservados en la URL). Registro con foto opcional.</w:t>
+              <w:t xml:space="preserve">Listado en tarjetas o lista, búsqueda por nombre o microchip y filtros por estado, especie, sexo, esterilización y fecha de rescate (conservados en la URL). Registro con foto opcional.</w:t>
             </w:r>
           </w:p>
         </w:tc>
@@ -25329,23 +21909,7 @@
                 <w:sz w:val="19"/>
                 <w:szCs w:val="19"/>
               </w:rPr>
-              <w:t xml:space="preserve">Texto base y </w:t>
-            </w:r>
-            <w:proofErr w:type="spellStart"/>
-            <w:r>
-              <w:rPr>
-                <w:sz w:val="19"/>
-                <w:szCs w:val="19"/>
-              </w:rPr>
-              <w:t>prompt</w:t>
-            </w:r>
-            <w:proofErr w:type="spellEnd"/>
-            <w:r>
-              <w:rPr>
-                <w:sz w:val="19"/>
-                <w:szCs w:val="19"/>
-              </w:rPr>
-              <w:t xml:space="preserve"> editables generados desde la ficha (nombre, especie, sexo, edad aproximada o rango etario, tamaño, personalidad, historia y características). Excluye datos personales, microchip y observaciones internas.</w:t>
+              <w:t xml:space="preserve">Texto base y prompt editables generados desde la ficha (nombre, especie, sexo, edad aproximada o rango etario, tamaño, esterilización cuando se conoce, personalidad, historia y características). Excluye datos personales, microchip y observaciones internas.</w:t>
             </w:r>
           </w:p>
         </w:tc>
@@ -25469,15 +22033,7 @@
         <w:jc w:val="both"/>
       </w:pPr>
       <w:r>
-        <w:t xml:space="preserve">Algunos procesos no tienen una única transacción en el </w:t>
-      </w:r>
-      <w:proofErr w:type="spellStart"/>
-      <w:r>
-        <w:t>backend</w:t>
-      </w:r>
-      <w:proofErr w:type="spellEnd"/>
-      <w:r>
-        <w:t xml:space="preserve"> (registrar un animal y luego crear su carpeta y subir su foto; crear un gasto y luego asignarlo; agregar un animal a la nómina con profesionales y documento). La interfaz aplica tres criterios:</w:t>
+        <w:t xml:space="preserve">Algunos procesos no tienen una única transacción en el backend (registrar un animal y luego crear su carpeta y subir su foto; crear un gasto y luego asignarlo; agregar un animal a la nómina con profesionales y documento). La interfaz aplica tres criterios:</w:t>
       </w:r>
     </w:p>
     <w:p>
@@ -25527,13 +22083,8 @@
         <w:pStyle w:val="Ttulo1"/>
       </w:pPr>
       <w:r>
-        <w:t xml:space="preserve">20. </w:t>
-      </w:r>
-      <w:proofErr w:type="spellStart"/>
-      <w:r>
-        <w:t>Frontend</w:t>
-      </w:r>
-      <w:proofErr w:type="spellEnd"/>
+        <w:t xml:space="preserve">20. Frontend</w:t>
+      </w:r>
     </w:p>
     <w:p>
       <w:pPr>
@@ -25555,86 +22106,36 @@
       <w:r>
         <w:t xml:space="preserve"> </w:t>
       </w:r>
-      <w:proofErr w:type="spellStart"/>
       <w:r>
         <w:rPr>
           <w:rFonts w:ascii="Consolas" w:eastAsia="Consolas" w:hAnsi="Consolas" w:cs="Consolas"/>
           <w:sz w:val="20"/>
           <w:szCs w:val="20"/>
         </w:rPr>
-        <w:t>js</w:t>
-      </w:r>
-      <w:proofErr w:type="spellEnd"/>
+        <w:t>js/core</w:t>
+      </w:r>
+      <w:r>
+        <w:t xml:space="preserve"> (servicios transversales), </w:t>
+      </w:r>
       <w:r>
         <w:rPr>
           <w:rFonts w:ascii="Consolas" w:eastAsia="Consolas" w:hAnsi="Consolas" w:cs="Consolas"/>
           <w:sz w:val="20"/>
           <w:szCs w:val="20"/>
         </w:rPr>
-        <w:t>/</w:t>
-      </w:r>
-      <w:proofErr w:type="spellStart"/>
+        <w:t>js/api</w:t>
+      </w:r>
+      <w:r>
+        <w:t xml:space="preserve"> (acceso a datos por dominio) y </w:t>
+      </w:r>
       <w:r>
         <w:rPr>
           <w:rFonts w:ascii="Consolas" w:eastAsia="Consolas" w:hAnsi="Consolas" w:cs="Consolas"/>
           <w:sz w:val="20"/>
           <w:szCs w:val="20"/>
         </w:rPr>
-        <w:t>core</w:t>
-      </w:r>
-      <w:proofErr w:type="spellEnd"/>
-      <w:r>
-        <w:t xml:space="preserve"> (servicios transversales), </w:t>
-      </w:r>
-      <w:proofErr w:type="spellStart"/>
-      <w:r>
-        <w:rPr>
-          <w:rFonts w:ascii="Consolas" w:eastAsia="Consolas" w:hAnsi="Consolas" w:cs="Consolas"/>
-          <w:sz w:val="20"/>
-          <w:szCs w:val="20"/>
-        </w:rPr>
-        <w:t>js</w:t>
-      </w:r>
-      <w:proofErr w:type="spellEnd"/>
-      <w:r>
-        <w:rPr>
-          <w:rFonts w:ascii="Consolas" w:eastAsia="Consolas" w:hAnsi="Consolas" w:cs="Consolas"/>
-          <w:sz w:val="20"/>
-          <w:szCs w:val="20"/>
-        </w:rPr>
-        <w:t>/api</w:t>
-      </w:r>
-      <w:r>
-        <w:t xml:space="preserve"> (acceso a datos por dominio) y </w:t>
-      </w:r>
-      <w:proofErr w:type="spellStart"/>
-      <w:r>
-        <w:rPr>
-          <w:rFonts w:ascii="Consolas" w:eastAsia="Consolas" w:hAnsi="Consolas" w:cs="Consolas"/>
-          <w:sz w:val="20"/>
-          <w:szCs w:val="20"/>
-        </w:rPr>
-        <w:t>js</w:t>
-      </w:r>
-      <w:proofErr w:type="spellEnd"/>
-      <w:r>
-        <w:rPr>
-          <w:rFonts w:ascii="Consolas" w:eastAsia="Consolas" w:hAnsi="Consolas" w:cs="Consolas"/>
-          <w:sz w:val="20"/>
-          <w:szCs w:val="20"/>
-        </w:rPr>
-        <w:t>/</w:t>
-      </w:r>
-      <w:proofErr w:type="spellStart"/>
-      <w:r>
-        <w:rPr>
-          <w:rFonts w:ascii="Consolas" w:eastAsia="Consolas" w:hAnsi="Consolas" w:cs="Consolas"/>
-          <w:sz w:val="20"/>
-          <w:szCs w:val="20"/>
-        </w:rPr>
-        <w:t>views</w:t>
-      </w:r>
-      <w:proofErr w:type="spellEnd"/>
+        <w:t>js/views</w:t>
+      </w:r>
       <w:r>
         <w:t xml:space="preserve"> (pantallas). La lógica sin dependencias del navegador se separa en </w:t>
       </w:r>
@@ -25647,15 +22148,7 @@
         <w:t>logic.js</w:t>
       </w:r>
       <w:r>
-        <w:t xml:space="preserve"> para poder probarla con </w:t>
-      </w:r>
-      <w:proofErr w:type="spellStart"/>
-      <w:r>
-        <w:t>Node</w:t>
-      </w:r>
-      <w:proofErr w:type="spellEnd"/>
-      <w:r>
-        <w:t>.</w:t>
+        <w:t xml:space="preserve"> para poder probarla con Node.</w:t>
       </w:r>
     </w:p>
     <w:p>
@@ -25676,15 +22169,7 @@
         <w:t>Navegación.</w:t>
       </w:r>
       <w:r>
-        <w:t xml:space="preserve"> </w:t>
-      </w:r>
-      <w:proofErr w:type="spellStart"/>
-      <w:r>
-        <w:t>Router</w:t>
-      </w:r>
-      <w:proofErr w:type="spellEnd"/>
-      <w:r>
-        <w:t xml:space="preserve"> por hash con rutas profundas (</w:t>
+        <w:t xml:space="preserve"> Router por hash con rutas profundas (</w:t>
       </w:r>
       <w:r>
         <w:rPr>
@@ -25718,7 +22203,6 @@
       <w:r>
         <w:t xml:space="preserve"> Patrón común </w:t>
       </w:r>
-      <w:proofErr w:type="spellStart"/>
       <w:r>
         <w:rPr>
           <w:rFonts w:ascii="Consolas" w:eastAsia="Consolas" w:hAnsi="Consolas" w:cs="Consolas"/>
@@ -25727,7 +22211,6 @@
         </w:rPr>
         <w:t>bindForm</w:t>
       </w:r>
-      <w:proofErr w:type="spellEnd"/>
       <w:r>
         <w:t>: se capturan los datos y archivos, se valida y recién entonces se bloquea el botón de envío (nunca los campos), evitando el doble envío.</w:t>
       </w:r>
@@ -25750,15 +22233,7 @@
         <w:t>Errores.</w:t>
       </w:r>
       <w:r>
-        <w:t xml:space="preserve"> Traducción de errores de red, Auth, base de datos (restricciones UNIQUE/CHECK, excepciones de las RPC) y Edge </w:t>
-      </w:r>
-      <w:proofErr w:type="spellStart"/>
-      <w:r>
-        <w:t>Functions</w:t>
-      </w:r>
-      <w:proofErr w:type="spellEnd"/>
-      <w:r>
-        <w:t xml:space="preserve"> a mensajes comprensibles.</w:t>
+        <w:t xml:space="preserve"> Traducción de errores de red, Auth, base de datos (restricciones UNIQUE/CHECK, excepciones de las RPC) y Edge Functions a mensajes comprensibles.</w:t>
       </w:r>
     </w:p>
     <w:p>
@@ -25853,26 +22328,7 @@
         <w:jc w:val="both"/>
       </w:pPr>
       <w:r>
-        <w:t xml:space="preserve">El </w:t>
-      </w:r>
-      <w:proofErr w:type="spellStart"/>
-      <w:r>
-        <w:t>frontend</w:t>
-      </w:r>
-      <w:proofErr w:type="spellEnd"/>
-      <w:r>
-        <w:t xml:space="preserve"> se publica como sitio estático en </w:t>
-      </w:r>
-      <w:proofErr w:type="spellStart"/>
-      <w:r>
-        <w:t>Cloudflare</w:t>
-      </w:r>
-      <w:proofErr w:type="spellEnd"/>
-      <w:r>
-        <w:t xml:space="preserve"> Pages,</w:t>
-      </w:r>
-      <w:r>
-        <w:t xml:space="preserve"> conectado al repositorio de GitHub de la Fundación:</w:t>
+        <w:t xml:space="preserve">El frontend se publica como sitio estático en Cloudflare Pages, conectado al repositorio de GitHub de la Fundación:</w:t>
       </w:r>
     </w:p>
     <w:p>
@@ -25888,7 +22344,6 @@
       <w:r>
         <w:t xml:space="preserve">directorio raíz </w:t>
       </w:r>
-      <w:proofErr w:type="spellStart"/>
       <w:r>
         <w:rPr>
           <w:rFonts w:ascii="Consolas" w:eastAsia="Consolas" w:hAnsi="Consolas" w:cs="Consolas"/>
@@ -25897,17 +22352,8 @@
         </w:rPr>
         <w:t>frontend</w:t>
       </w:r>
-      <w:proofErr w:type="spellEnd"/>
-      <w:r>
-        <w:t xml:space="preserve">, sin </w:t>
-      </w:r>
-      <w:proofErr w:type="spellStart"/>
-      <w:r>
-        <w:t>framework</w:t>
-      </w:r>
-      <w:proofErr w:type="spellEnd"/>
-      <w:r>
-        <w:t>;</w:t>
+      <w:r>
+        <w:t xml:space="preserve">, sin framework;</w:t>
       </w:r>
     </w:p>
     <w:p>
@@ -25923,72 +22369,24 @@
       <w:r>
         <w:t xml:space="preserve">el comando </w:t>
       </w:r>
-      <w:proofErr w:type="spellStart"/>
       <w:r>
         <w:rPr>
           <w:rFonts w:ascii="Consolas" w:eastAsia="Consolas" w:hAnsi="Consolas" w:cs="Consolas"/>
           <w:sz w:val="20"/>
           <w:szCs w:val="20"/>
         </w:rPr>
-        <w:t>node</w:t>
-      </w:r>
-      <w:proofErr w:type="spellEnd"/>
+        <w:t xml:space="preserve">node tools/write-config.mjs</w:t>
+      </w:r>
+      <w:r>
+        <w:t xml:space="preserve"> genera </w:t>
+      </w:r>
       <w:r>
         <w:rPr>
           <w:rFonts w:ascii="Consolas" w:eastAsia="Consolas" w:hAnsi="Consolas" w:cs="Consolas"/>
           <w:sz w:val="20"/>
           <w:szCs w:val="20"/>
         </w:rPr>
-        <w:t xml:space="preserve"> </w:t>
-      </w:r>
-      <w:proofErr w:type="spellStart"/>
-      <w:r>
-        <w:rPr>
-          <w:rFonts w:ascii="Consolas" w:eastAsia="Consolas" w:hAnsi="Consolas" w:cs="Consolas"/>
-          <w:sz w:val="20"/>
-          <w:szCs w:val="20"/>
-        </w:rPr>
-        <w:t>tools</w:t>
-      </w:r>
-      <w:proofErr w:type="spellEnd"/>
-      <w:r>
-        <w:rPr>
-          <w:rFonts w:ascii="Consolas" w:eastAsia="Consolas" w:hAnsi="Consolas" w:cs="Consolas"/>
-          <w:sz w:val="20"/>
-          <w:szCs w:val="20"/>
-        </w:rPr>
-        <w:t>/</w:t>
-      </w:r>
-      <w:proofErr w:type="spellStart"/>
-      <w:r>
-        <w:rPr>
-          <w:rFonts w:ascii="Consolas" w:eastAsia="Consolas" w:hAnsi="Consolas" w:cs="Consolas"/>
-          <w:sz w:val="20"/>
-          <w:szCs w:val="20"/>
-        </w:rPr>
-        <w:t>write-config.mjs</w:t>
-      </w:r>
-      <w:proofErr w:type="spellEnd"/>
-      <w:r>
-        <w:t xml:space="preserve"> genera </w:t>
-      </w:r>
-      <w:proofErr w:type="spellStart"/>
-      <w:r>
-        <w:rPr>
-          <w:rFonts w:ascii="Consolas" w:eastAsia="Consolas" w:hAnsi="Consolas" w:cs="Consolas"/>
-          <w:sz w:val="20"/>
-          <w:szCs w:val="20"/>
-        </w:rPr>
-        <w:t>js</w:t>
-      </w:r>
-      <w:proofErr w:type="spellEnd"/>
-      <w:r>
-        <w:rPr>
-          <w:rFonts w:ascii="Consolas" w:eastAsia="Consolas" w:hAnsi="Consolas" w:cs="Consolas"/>
-          <w:sz w:val="20"/>
-          <w:szCs w:val="20"/>
-        </w:rPr>
-        <w:t>/config.js</w:t>
+        <w:t>js/config.js</w:t>
       </w:r>
       <w:r>
         <w:t xml:space="preserve"> a partir de las variables de entorno </w:t>
@@ -26035,22 +22433,11 @@
           <w:sz w:val="20"/>
           <w:szCs w:val="20"/>
         </w:rPr>
-        <w:t>_</w:t>
-      </w:r>
-      <w:proofErr w:type="spellStart"/>
-      <w:r>
-        <w:rPr>
-          <w:rFonts w:ascii="Consolas" w:eastAsia="Consolas" w:hAnsi="Consolas" w:cs="Consolas"/>
-          <w:sz w:val="20"/>
-          <w:szCs w:val="20"/>
-        </w:rPr>
-        <w:t>headers</w:t>
-      </w:r>
-      <w:proofErr w:type="spellEnd"/>
+        <w:t>_headers</w:t>
+      </w:r>
       <w:r>
         <w:t xml:space="preserve"> define los encabezados de seguridad, </w:t>
       </w:r>
-      <w:proofErr w:type="spellStart"/>
       <w:r>
         <w:rPr>
           <w:rFonts w:ascii="Consolas" w:eastAsia="Consolas" w:hAnsi="Consolas" w:cs="Consolas"/>
@@ -26059,7 +22446,6 @@
         </w:rPr>
         <w:t>noindex</w:t>
       </w:r>
-      <w:proofErr w:type="spellEnd"/>
       <w:r>
         <w:t xml:space="preserve"> y la política de caché;</w:t>
       </w:r>
@@ -26075,15 +22461,7 @@
         <w:jc w:val="both"/>
       </w:pPr>
       <w:r>
-        <w:t xml:space="preserve">en </w:t>
-      </w:r>
-      <w:proofErr w:type="spellStart"/>
-      <w:r>
-        <w:t>Supabase</w:t>
-      </w:r>
-      <w:proofErr w:type="spellEnd"/>
-      <w:r>
-        <w:t>, las URL del sitio están autorizadas para las redirecciones de invitación y recuperación de contraseña.</w:t>
+        <w:t xml:space="preserve">en Supabase, las URL del sitio están autorizadas para las redirecciones de invitación y recuperación de contraseña.</w:t>
       </w:r>
     </w:p>
     <w:p>
@@ -26092,39 +22470,7 @@
         <w:jc w:val="both"/>
       </w:pPr>
       <w:r>
-        <w:t xml:space="preserve">Las Edge </w:t>
-      </w:r>
-      <w:proofErr w:type="spellStart"/>
-      <w:r>
-        <w:t>Functions</w:t>
-      </w:r>
-      <w:proofErr w:type="spellEnd"/>
-      <w:r>
-        <w:t xml:space="preserve"> se despliegan en </w:t>
-      </w:r>
-      <w:proofErr w:type="spellStart"/>
-      <w:r>
-        <w:t>Supabase</w:t>
-      </w:r>
-      <w:proofErr w:type="spellEnd"/>
-      <w:r>
-        <w:t xml:space="preserve"> y sus secretos se configuran en el panel de </w:t>
-      </w:r>
-      <w:proofErr w:type="spellStart"/>
-      <w:r>
-        <w:t>Supabase</w:t>
-      </w:r>
-      <w:proofErr w:type="spellEnd"/>
-      <w:r>
-        <w:t xml:space="preserve">. Los scripts SQL se ejecutan en el editor SQL de </w:t>
-      </w:r>
-      <w:proofErr w:type="spellStart"/>
-      <w:r>
-        <w:t>Supabase</w:t>
-      </w:r>
-      <w:proofErr w:type="spellEnd"/>
-      <w:r>
-        <w:t>.</w:t>
+        <w:t xml:space="preserve">Las Edge Functions se despliegan en Supabase y sus secretos se configuran en el panel de Supabase. Los scripts SQL se ejecutan en el editor SQL de Supabase.</w:t>
       </w:r>
     </w:p>
     <w:p>
@@ -26283,9 +22629,8 @@
                 <w:sz w:val="19"/>
                 <w:szCs w:val="19"/>
               </w:rPr>
-              <w:t xml:space="preserve">113 pruebas con </w:t>
-            </w:r>
-            <w:proofErr w:type="spellStart"/>
+              <w:t xml:space="preserve">116 pruebas con </w:t>
+            </w:r>
             <w:r>
               <w:rPr>
                 <w:rFonts w:ascii="Consolas" w:eastAsia="Consolas" w:hAnsi="Consolas" w:cs="Consolas"/>
@@ -26294,61 +22639,12 @@
               </w:rPr>
               <w:t>node:test</w:t>
             </w:r>
-            <w:proofErr w:type="spellEnd"/>
-            <w:r>
-              <w:rPr>
-                <w:sz w:val="19"/>
-                <w:szCs w:val="19"/>
-              </w:rPr>
-              <w:t xml:space="preserve"> sobre la lógica del </w:t>
-            </w:r>
-            <w:proofErr w:type="spellStart"/>
-            <w:r>
-              <w:rPr>
-                <w:sz w:val="19"/>
-                <w:szCs w:val="19"/>
-              </w:rPr>
-              <w:t>frontend</w:t>
-            </w:r>
-            <w:proofErr w:type="spellEnd"/>
-            <w:r>
-              <w:rPr>
-                <w:sz w:val="19"/>
-                <w:szCs w:val="19"/>
-              </w:rPr>
-              <w:t xml:space="preserve">: formato y RUT, errores, </w:t>
-            </w:r>
-            <w:proofErr w:type="spellStart"/>
-            <w:r>
-              <w:rPr>
-                <w:sz w:val="19"/>
-                <w:szCs w:val="19"/>
-              </w:rPr>
-              <w:t>router</w:t>
-            </w:r>
-            <w:proofErr w:type="spellEnd"/>
-            <w:r>
-              <w:rPr>
-                <w:sz w:val="19"/>
-                <w:szCs w:val="19"/>
-              </w:rPr>
-              <w:t xml:space="preserve">, sesión con cliente simulado, lógica de cada módulo, informes, configuración, generación de la configuración y coherencia entre los permisos del script 09 y las columnas que escribe el </w:t>
-            </w:r>
-            <w:proofErr w:type="spellStart"/>
-            <w:r>
-              <w:rPr>
-                <w:sz w:val="19"/>
-                <w:szCs w:val="19"/>
-              </w:rPr>
-              <w:t>frontend</w:t>
-            </w:r>
-            <w:proofErr w:type="spellEnd"/>
-            <w:r>
-              <w:rPr>
-                <w:sz w:val="19"/>
-                <w:szCs w:val="19"/>
-              </w:rPr>
-              <w:t>.</w:t>
+            <w:r>
+              <w:rPr>
+                <w:sz w:val="19"/>
+                <w:szCs w:val="19"/>
+              </w:rPr>
+              <w:t xml:space="preserve"> sobre la lógica del frontend: formato y RUT, errores, router, sesión con cliente simulado, lógica de cada módulo, informes, configuración, generación de la configuración y coherencia entre los permisos de los scripts 09 y 11 y las columnas que escribe el frontend.</w:t>
             </w:r>
           </w:p>
         </w:tc>
@@ -26382,17 +22678,8 @@
                 <w:sz w:val="19"/>
                 <w:szCs w:val="19"/>
               </w:rPr>
-              <w:t xml:space="preserve">Verificación del </w:t>
-            </w:r>
-            <w:proofErr w:type="spellStart"/>
-            <w:r>
-              <w:rPr>
-                <w:sz w:val="19"/>
-                <w:szCs w:val="19"/>
-              </w:rPr>
-              <w:t>backend</w:t>
-            </w:r>
-            <w:proofErr w:type="spellEnd"/>
+              <w:t xml:space="preserve">Verificación del backend</w:t>
+            </w:r>
           </w:p>
         </w:tc>
         <w:tc>
@@ -26417,7 +22704,7 @@
                 <w:sz w:val="19"/>
                 <w:szCs w:val="19"/>
               </w:rPr>
-              <w:t>Scripts SQL de verificación (02, 04, 06, 08 y 10) que simulan una usuaria activa y el rol anónimo, comprueban cada regla y revierten todos los cambios.</w:t>
+              <w:t xml:space="preserve">Scripts SQL de verificación (02, 04, 06, 08, 10 y 12) que simulan una usuaria activa y el rol anónimo, comprueban cada regla y revierten todos los cambios.</w:t>
             </w:r>
           </w:p>
         </w:tc>
@@ -26477,23 +22764,7 @@
                 <w:sz w:val="19"/>
                 <w:szCs w:val="19"/>
               </w:rPr>
-              <w:t xml:space="preserve">Pruebas contra </w:t>
-            </w:r>
-            <w:proofErr w:type="spellStart"/>
-            <w:r>
-              <w:rPr>
-                <w:sz w:val="19"/>
-                <w:szCs w:val="19"/>
-              </w:rPr>
-              <w:t>Supabase</w:t>
-            </w:r>
-            <w:proofErr w:type="spellEnd"/>
-            <w:r>
-              <w:rPr>
-                <w:sz w:val="19"/>
-                <w:szCs w:val="19"/>
-              </w:rPr>
-              <w:t xml:space="preserve"> y Google Drive reales con registros de prueba identificados.</w:t>
+              <w:t xml:space="preserve">Pruebas contra Supabase y Google Drive reales con registros de prueba identificados.</w:t>
             </w:r>
           </w:p>
         </w:tc>
@@ -26692,23 +22963,13 @@
       <w:r>
         <w:t xml:space="preserve">El detalle se presenta en </w:t>
       </w:r>
-      <w:proofErr w:type="spellStart"/>
       <w:r>
         <w:rPr>
           <w:rFonts w:ascii="Consolas" w:eastAsia="Consolas" w:hAnsi="Consolas" w:cs="Consolas"/>
           <w:sz w:val="20"/>
           <w:szCs w:val="20"/>
         </w:rPr>
-        <w:t>docs</w:t>
-      </w:r>
-      <w:proofErr w:type="spellEnd"/>
-      <w:r>
-        <w:rPr>
-          <w:rFonts w:ascii="Consolas" w:eastAsia="Consolas" w:hAnsi="Consolas" w:cs="Consolas"/>
-          <w:sz w:val="20"/>
-          <w:szCs w:val="20"/>
-        </w:rPr>
-        <w:t>/PRUEBAS_Y_VALIDACION.md</w:t>
+        <w:t>docs/PRUEBAS_Y_VALIDACION.md</w:t>
       </w:r>
       <w:r>
         <w:t>.</w:t>
@@ -26728,13 +22989,7 @@
         <w:jc w:val="both"/>
       </w:pPr>
       <w:r>
-        <w:t xml:space="preserve">Con posterioridad a la implementación, la Fundación solicitó tres mejoras. A la fecha de este documento </w:t>
-      </w:r>
-      <w:r>
-        <w:t>ninguna está implementada;</w:t>
-      </w:r>
-      <w:r>
-        <w:t xml:space="preserve"> se registran como trabajo pendiente:</w:t>
+        <w:t xml:space="preserve">Con posterioridad a la implementación, la Fundación solicitó tres mejoras. Su estado a la fecha de este documento es el siguiente:</w:t>
       </w:r>
     </w:p>
     <w:tbl>
@@ -26881,10 +23136,19 @@
           <w:p>
             <w:r>
               <w:rPr>
-                <w:sz w:val="19"/>
-                <w:szCs w:val="19"/>
-              </w:rPr>
-              <w:t>Pendiente. Requiere definir con la Fundación cómo se registra y si modifica el modelo de datos.</w:t>
+                <w:b/>
+                <w:bCs/>
+                <w:sz w:val="19"/>
+                <w:szCs w:val="19"/>
+              </w:rPr>
+              <w:t xml:space="preserve">Implementado.</w:t>
+            </w:r>
+            <w:r>
+              <w:rPr>
+                <w:sz w:val="19"/>
+                <w:szCs w:val="19"/>
+              </w:rPr>
+              <w:t xml:space="preserve"> Nuevo atributo de la ficha del animal rescatado (Esterilizado, No esterilizado o Sin información), disponible en el registro y la edición, el resumen de la ficha, el filtro del listado, el informe de animales y la difusión. No afecta al módulo de proyectos de esterilización (RN-66).</w:t>
             </w:r>
           </w:p>
         </w:tc>

--- a/docs/Ficha_Maestra_Sistema_Fundacion_Amor_de_Cuatro_Patas.docx
+++ b/docs/Ficha_Maestra_Sistema_Fundacion_Amor_de_Cuatro_Patas.docx
@@ -1149,7 +1149,7 @@
                 <w:sz w:val="19"/>
                 <w:szCs w:val="19"/>
               </w:rPr>
-              <w:t xml:space="preserve">Estado de esterilización de los animales rescatados (</w:t>
+              <w:t xml:space="preserve">Estado de esterilización de los animales rescatados, actualización de la identidad visual e importación del cuestionario de adopción (</w:t>
             </w:r>
             <w:r>
               <w:rPr>
@@ -1158,23 +1158,7 @@
                 <w:sz w:val="19"/>
                 <w:szCs w:val="19"/>
               </w:rPr>
-              <w:t xml:space="preserve">implementado</w:t>
-            </w:r>
-            <w:r>
-              <w:rPr>
-                <w:sz w:val="19"/>
-                <w:szCs w:val="19"/>
-              </w:rPr>
-              <w:t xml:space="preserve">); actualización de la identidad visual e importación de la ficha del adoptante (</w:t>
-            </w:r>
-            <w:r>
-              <w:rPr>
-                <w:b/>
-                <w:bCs/>
-                <w:sz w:val="19"/>
-                <w:szCs w:val="19"/>
-              </w:rPr>
-              <w:t xml:space="preserve">pendientes</w:t>
+              <w:t xml:space="preserve">implementados</w:t>
             </w:r>
             <w:r>
               <w:rPr>
@@ -1565,7 +1549,7 @@
         <w:jc w:val="both"/>
       </w:pPr>
       <w:r>
-        <w:t>Postulaciones, cuestionarios o puntajes de adoptantes, y cualquier selección automática.</w:t>
+        <w:t xml:space="preserve">Postulaciones, evaluación de las respuestas del cuestionario o puntajes de adoptantes, y cualquier selección automática (del cuestionario solo se importan los datos personales del adoptante).</w:t>
       </w:r>
     </w:p>
     <w:p>
@@ -9628,7 +9612,7 @@
                 <w:sz w:val="19"/>
                 <w:szCs w:val="19"/>
               </w:rPr>
-              <w:t xml:space="preserve">nombre, rut, telefono, email, direccion, observaciones</w:t>
+              <w:t xml:space="preserve">nombre, rut, telefono, email, direccion, edad, ocupacion, observaciones</w:t>
             </w:r>
           </w:p>
         </w:tc>
@@ -9654,7 +9638,7 @@
                 <w:sz w:val="19"/>
                 <w:szCs w:val="19"/>
               </w:rPr>
-              <w:t xml:space="preserve">rut UNIQUE (normalizado 12345678-9).</w:t>
+              <w:t xml:space="preserve">rut obligatorio y UNIQUE (normalizado 12345678-9); edad opcional con CHECK 18 a 110.</w:t>
             </w:r>
           </w:p>
         </w:tc>
@@ -17691,6 +17675,95 @@
           </w:p>
         </w:tc>
       </w:tr>
+      <w:tr>
+        <w:tblPrEx>
+          <w:tblCellMar>
+            <w:top w:w="0" w:type="dxa"/>
+            <w:bottom w:w="0" w:type="dxa"/>
+          </w:tblCellMar>
+        </w:tblPrEx>
+        <w:tc>
+          <w:tcPr>
+            <w:tcW w:w="1000" w:type="dxa"/>
+            <w:tcBorders>
+              <w:top w:val="single" w:sz="4" w:space="0" w:color="C9D6DB"/>
+              <w:left w:val="single" w:sz="4" w:space="0" w:color="C9D6DB"/>
+              <w:bottom w:val="single" w:sz="4" w:space="0" w:color="C9D6DB"/>
+              <w:right w:val="single" w:sz="4" w:space="0" w:color="C9D6DB"/>
+            </w:tcBorders>
+            <w:tcMar>
+              <w:top w:w="60" w:type="dxa"/>
+              <w:left w:w="100" w:type="dxa"/>
+              <w:bottom w:w="60" w:type="dxa"/>
+              <w:right w:w="100" w:type="dxa"/>
+            </w:tcMar>
+          </w:tcPr>
+          <w:p>
+            <w:r>
+              <w:rPr>
+                <w:sz w:val="19"/>
+                <w:szCs w:val="19"/>
+              </w:rPr>
+              <w:t xml:space="preserve">RN-67</w:t>
+            </w:r>
+          </w:p>
+        </w:tc>
+        <w:tc>
+          <w:tcPr>
+            <w:tcW w:w="3756" w:type="dxa"/>
+            <w:tcBorders>
+              <w:top w:val="single" w:sz="4" w:space="0" w:color="C9D6DB"/>
+              <w:left w:val="single" w:sz="4" w:space="0" w:color="C9D6DB"/>
+              <w:bottom w:val="single" w:sz="4" w:space="0" w:color="C9D6DB"/>
+              <w:right w:val="single" w:sz="4" w:space="0" w:color="C9D6DB"/>
+            </w:tcBorders>
+            <w:tcMar>
+              <w:top w:w="60" w:type="dxa"/>
+              <w:left w:w="100" w:type="dxa"/>
+              <w:bottom w:w="60" w:type="dxa"/>
+              <w:right w:w="100" w:type="dxa"/>
+            </w:tcMar>
+          </w:tcPr>
+          <w:p>
+            <w:pPr>
+              <w:jc w:val="both"/>
+            </w:pPr>
+            <w:r>
+              <w:rPr>
+                <w:sz w:val="19"/>
+                <w:szCs w:val="19"/>
+              </w:rPr>
+              <w:t xml:space="preserve">El adoptante debe ser mayor de edad; su edad y ocupación son opcionales y pueden provenir del cuestionario de adopción. El RUT identifica al adoptante: al importar un cuestionario con un RUT ya registrado se selecciona a ese adoptante en lugar de crear otro.</w:t>
+            </w:r>
+          </w:p>
+        </w:tc>
+        <w:tc>
+          <w:tcPr>
+            <w:tcW w:w="4270" w:type="dxa"/>
+            <w:tcBorders>
+              <w:top w:val="single" w:sz="4" w:space="0" w:color="C9D6DB"/>
+              <w:left w:val="single" w:sz="4" w:space="0" w:color="C9D6DB"/>
+              <w:bottom w:val="single" w:sz="4" w:space="0" w:color="C9D6DB"/>
+              <w:right w:val="single" w:sz="4" w:space="0" w:color="C9D6DB"/>
+            </w:tcBorders>
+            <w:tcMar>
+              <w:top w:w="60" w:type="dxa"/>
+              <w:left w:w="100" w:type="dxa"/>
+              <w:bottom w:w="60" w:type="dxa"/>
+              <w:right w:w="100" w:type="dxa"/>
+            </w:tcMar>
+          </w:tcPr>
+          <w:p>
+            <w:r>
+              <w:rPr>
+                <w:sz w:val="19"/>
+                <w:szCs w:val="19"/>
+              </w:rPr>
+              <w:t xml:space="preserve">CHECK de edad 18 a 110 y UNIQUE de RUT en ADOPTANTE (script de seguridad 13); reconocimiento por RUT normalizado en el frontend.</w:t>
+            </w:r>
+          </w:p>
+        </w:tc>
+      </w:tr>
     </w:tbl>
     <w:p>
       <w:pPr>
@@ -19369,6 +19442,95 @@
           </w:p>
         </w:tc>
       </w:tr>
+      <w:tr>
+        <w:tblPrEx>
+          <w:tblCellMar>
+            <w:top w:w="0" w:type="dxa"/>
+            <w:bottom w:w="0" w:type="dxa"/>
+          </w:tblCellMar>
+        </w:tblPrEx>
+        <w:tc>
+          <w:tcPr>
+            <w:tcW w:w="1000" w:type="dxa"/>
+            <w:tcBorders>
+              <w:top w:val="single" w:sz="4" w:space="0" w:color="C9D6DB"/>
+              <w:left w:val="single" w:sz="4" w:space="0" w:color="C9D6DB"/>
+              <w:bottom w:val="single" w:sz="4" w:space="0" w:color="C9D6DB"/>
+              <w:right w:val="single" w:sz="4" w:space="0" w:color="C9D6DB"/>
+            </w:tcBorders>
+            <w:tcMar>
+              <w:top w:w="60" w:type="dxa"/>
+              <w:left w:w="100" w:type="dxa"/>
+              <w:bottom w:w="60" w:type="dxa"/>
+              <w:right w:w="100" w:type="dxa"/>
+            </w:tcMar>
+          </w:tcPr>
+          <w:p>
+            <w:r>
+              <w:rPr>
+                <w:sz w:val="19"/>
+                <w:szCs w:val="19"/>
+              </w:rPr>
+              <w:t xml:space="preserve">13 / 14</w:t>
+            </w:r>
+          </w:p>
+        </w:tc>
+        <w:tc>
+          <w:tcPr>
+            <w:tcW w:w="6822" w:type="dxa"/>
+            <w:tcBorders>
+              <w:top w:val="single" w:sz="4" w:space="0" w:color="C9D6DB"/>
+              <w:left w:val="single" w:sz="4" w:space="0" w:color="C9D6DB"/>
+              <w:bottom w:val="single" w:sz="4" w:space="0" w:color="C9D6DB"/>
+              <w:right w:val="single" w:sz="4" w:space="0" w:color="C9D6DB"/>
+            </w:tcBorders>
+            <w:tcMar>
+              <w:top w:w="60" w:type="dxa"/>
+              <w:left w:w="100" w:type="dxa"/>
+              <w:bottom w:w="60" w:type="dxa"/>
+              <w:right w:w="100" w:type="dxa"/>
+            </w:tcMar>
+          </w:tcPr>
+          <w:p>
+            <w:pPr>
+              <w:jc w:val="both"/>
+            </w:pPr>
+            <w:r>
+              <w:rPr>
+                <w:sz w:val="19"/>
+                <w:szCs w:val="19"/>
+              </w:rPr>
+              <w:t xml:space="preserve">Edad (CHECK 18 a 110) y ocupación opcionales del adoptante. El RUT sigue obligatorio y único; los permisos existentes sobre la tabla cubren las columnas nuevas.</w:t>
+            </w:r>
+          </w:p>
+        </w:tc>
+        <w:tc>
+          <w:tcPr>
+            <w:tcW w:w="1204" w:type="dxa"/>
+            <w:tcBorders>
+              <w:top w:val="single" w:sz="4" w:space="0" w:color="C9D6DB"/>
+              <w:left w:val="single" w:sz="4" w:space="0" w:color="C9D6DB"/>
+              <w:bottom w:val="single" w:sz="4" w:space="0" w:color="C9D6DB"/>
+              <w:right w:val="single" w:sz="4" w:space="0" w:color="C9D6DB"/>
+            </w:tcBorders>
+            <w:tcMar>
+              <w:top w:w="60" w:type="dxa"/>
+              <w:left w:w="100" w:type="dxa"/>
+              <w:bottom w:w="60" w:type="dxa"/>
+              <w:right w:w="100" w:type="dxa"/>
+            </w:tcMar>
+          </w:tcPr>
+          <w:p>
+            <w:r>
+              <w:rPr>
+                <w:sz w:val="19"/>
+                <w:szCs w:val="19"/>
+              </w:rPr>
+              <w:t xml:space="preserve">14</w:t>
+            </w:r>
+          </w:p>
+        </w:tc>
+      </w:tr>
     </w:tbl>
     <w:p>
       <w:pPr>
@@ -21594,7 +21756,7 @@
                 <w:sz w:val="19"/>
                 <w:szCs w:val="19"/>
               </w:rPr>
-              <w:t>Adoptantes (RUT normalizado y validado), registro de adopción desde el módulo o la ficha, seguimientos, devolución y documentos de la adopción.</w:t>
+              <w:t xml:space="preserve">Adoptantes (RUT normalizado y validado, edad y ocupación), importación del cuestionario de adopción en Word que rellena los datos del adoptante y se guarda como documento de la adopción, registro de adopción desde el módulo o la ficha, seguimientos, devolución y documentos de la adopción.</w:t>
             </w:r>
           </w:p>
         </w:tc>
@@ -22283,10 +22445,10 @@
           <w:b/>
           <w:bCs/>
         </w:rPr>
-        <w:t>Accesibilidad y uso en celular.</w:t>
-      </w:r>
-      <w:r>
-        <w:t xml:space="preserve"> Contraste AA, foco visible y retorno del foco al cerrar modales, enlace "Saltar al contenido", tablas apiladas y filtros plegables en pantallas pequeñas.</w:t>
+        <w:t xml:space="preserve">Lectura del cuestionario de adopción.</w:t>
+      </w:r>
+      <w:r>
+        <w:t xml:space="preserve"> El documento Word (.docx) se lee en el navegador con DecompressionStream, sin librerías externas ni envío a otros servicios; se toma solo la tabla de datos del adoptante (celdas "Etiqueta: valor") y la usuaria revisa los datos antes de guardarlos.</w:t>
       </w:r>
     </w:p>
     <w:p>
@@ -22304,10 +22466,31 @@
           <w:b/>
           <w:bCs/>
         </w:rPr>
-        <w:t>Identidad visual.</w:t>
-      </w:r>
-      <w:r>
-        <w:t xml:space="preserve"> Menú lateral azul petróleo, superficies claras, fucsia de la Fundación como acento y colores semánticos para estados. Existe un espacio reemplazable para el logo oficial, que aún no se ha incorporado.</w:t>
+        <w:t>Accesibilidad y uso en celular.</w:t>
+      </w:r>
+      <w:r>
+        <w:t xml:space="preserve"> Contraste AA, foco visible y retorno del foco al cerrar modales, enlace "Saltar al contenido", tablas apiladas y filtros plegables en pantallas pequeñas.</w:t>
+      </w:r>
+    </w:p>
+    <w:p>
+      <w:pPr>
+        <w:pStyle w:val="Prrafodelista"/>
+        <w:numPr>
+          <w:ilvl w:val="0"/>
+          <w:numId w:val="2"/>
+        </w:numPr>
+        <w:spacing w:after="60"/>
+        <w:jc w:val="both"/>
+      </w:pPr>
+      <w:r>
+        <w:rPr>
+          <w:b/>
+          <w:bCs/>
+        </w:rPr>
+        <w:t xml:space="preserve">Identidad visual.</w:t>
+      </w:r>
+      <w:r>
+        <w:t xml:space="preserve"> Logo oficial de la Fundación sobre una placa blanca en el menú lateral y en el ingreso; menú lateral y botones en el burdeo del logo, fondos cálidos claros, el rosado del logo solo como acento y colores semánticos para estados (el rojo de error se distingue del burdeo). Los contrastes cumplen WCAG AA.</w:t>
       </w:r>
     </w:p>
     <w:p>
@@ -22629,7 +22812,7 @@
                 <w:sz w:val="19"/>
                 <w:szCs w:val="19"/>
               </w:rPr>
-              <w:t xml:space="preserve">116 pruebas con </w:t>
+              <w:t xml:space="preserve">127 pruebas con </w:t>
             </w:r>
             <w:r>
               <w:rPr>
@@ -22644,7 +22827,7 @@
                 <w:sz w:val="19"/>
                 <w:szCs w:val="19"/>
               </w:rPr>
-              <w:t xml:space="preserve"> sobre la lógica del frontend: formato y RUT, errores, router, sesión con cliente simulado, lógica de cada módulo, informes, configuración, generación de la configuración y coherencia entre los permisos de los scripts 09 y 11 y las columnas que escribe el frontend.</w:t>
+              <w:t xml:space="preserve"> sobre la lógica del frontend: formato y RUT, lectura de documentos Word, errores, router, sesión con cliente simulado, lógica de cada módulo, informes, configuración, generación de la configuración y coherencia entre los permisos de los scripts 09 y 11 y las columnas que escribe el frontend.</w:t>
             </w:r>
           </w:p>
         </w:tc>
@@ -22704,7 +22887,7 @@
                 <w:sz w:val="19"/>
                 <w:szCs w:val="19"/>
               </w:rPr>
-              <w:t xml:space="preserve">Scripts SQL de verificación (02, 04, 06, 08, 10 y 12) que simulan una usuaria activa y el rol anónimo, comprueban cada regla y revierten todos los cambios.</w:t>
+              <w:t xml:space="preserve">Scripts SQL de verificación (02, 04, 06, 08, 10, 12 y 14) que simulan una usuaria activa y el rol anónimo, comprueban cada regla y revierten todos los cambios.</w:t>
             </w:r>
           </w:p>
         </w:tc>
@@ -22989,7 +23172,7 @@
         <w:jc w:val="both"/>
       </w:pPr>
       <w:r>
-        <w:t xml:space="preserve">Con posterioridad a la implementación, la Fundación solicitó tres mejoras. Su estado a la fecha de este documento es el siguiente:</w:t>
+        <w:t xml:space="preserve">Con posterioridad a la implementación, la Fundación solicitó tres mejoras, que se encuentran implementadas:</w:t>
       </w:r>
     </w:p>
     <w:tbl>
@@ -23205,10 +23388,19 @@
           <w:p>
             <w:r>
               <w:rPr>
-                <w:sz w:val="19"/>
-                <w:szCs w:val="19"/>
-              </w:rPr>
-              <w:t>Pendiente. La interfaz ya dispone de un espacio reemplazable para el logo oficial.</w:t>
+                <w:b/>
+                <w:bCs/>
+                <w:sz w:val="19"/>
+                <w:szCs w:val="19"/>
+              </w:rPr>
+              <w:t xml:space="preserve">Implementado.</w:t>
+            </w:r>
+            <w:r>
+              <w:rPr>
+                <w:sz w:val="19"/>
+                <w:szCs w:val="19"/>
+              </w:rPr>
+              <w:t xml:space="preserve"> Logo oficial en el menú lateral, el ingreso y el ícono del navegador, y paleta basada en sus colores: burdeo para la estructura y rosado como acento (sección 20).</w:t>
             </w:r>
           </w:p>
         </w:tc>
@@ -23265,10 +23457,19 @@
           <w:p>
             <w:r>
               <w:rPr>
-                <w:sz w:val="19"/>
-                <w:szCs w:val="19"/>
-              </w:rPr>
-              <w:t>Pendiente. Requiere definir el formato de origen de la ficha.</w:t>
+                <w:b/>
+                <w:bCs/>
+                <w:sz w:val="19"/>
+                <w:szCs w:val="19"/>
+              </w:rPr>
+              <w:t xml:space="preserve">Implementado.</w:t>
+            </w:r>
+            <w:r>
+              <w:rPr>
+                <w:sz w:val="19"/>
+                <w:szCs w:val="19"/>
+              </w:rPr>
+              <w:t xml:space="preserve"> La ficha corresponde al cuestionario de adopción en Word (.docx). Al registrar una adopción, el sistema lee la tabla de datos del adoptante (nombre, RUT, dirección, teléfono, correo, edad y ocupación) y rellena su ficha para revisión; si el RUT ya existe, selecciona a ese adoptante y ofrece actualizar sus datos. El documento se guarda en Drive como documento de la adopción. Se agregaron la edad y la ocupación del adoptante (RN-67, script 13).</w:t>
             </w:r>
           </w:p>
         </w:tc>
